--- a/zht/docx/06.content.docx
+++ b/zht/docx/06.content.docx
@@ -11,6 +11,15 @@
         <w:pStyle w:val="Heading2"/>
       </w:pPr>
       <w:r>
+        <w:t>Resource: 研讀筆記 (Tyndale)</w:t>
+      </w:r>
+      <w:r/>
+    </w:p>
+    <w:p>
+      <w:pPr>
+        <w:pStyle w:val="Heading2"/>
+      </w:pPr>
+      <w:r>
         <w:t>License Information</w:t>
       </w:r>
       <w:r/>
@@ -21,7 +30,7 @@
         <w:rPr>
           <w:b/>
         </w:rPr>
-        <w:t>Study Notes (Tyndale)</w:t>
+        <w:t>研讀筆記 (Tyndale)</w:t>
       </w:r>
       <w:r>
         <w:t xml:space="preserve"> (Chinese (Traditional)) is based on</w:t>
@@ -74,7 +83,7 @@
         <w:pStyle w:val="Heading1"/>
       </w:pPr>
       <w:r>
-        <w:t>Study Notes (Tyndale)</w:t>
+        <w:t>研讀筆記 (Tyndale)</w:t>
       </w:r>
     </w:p>
     <w:p>
@@ -83,6 +92,50 @@
           <w:headerReference w:type="even" r:id="rId8"/>
           <w:headerReference w:type="default" r:id="rId9"/>
           <w:footerReference w:type="default" r:id="rId10"/>
+          <w:footnotePr>
+            <w:numRestart w:val="eachSect"/>
+          </w:footnotePr>
+          <w:type w:val="continuous"/>
+          <w:pgSz w:w="12240" w:h="15840" w:code="1"/>
+          <w:pgMar w:top="1440" w:right="1440" w:bottom="1440" w:left="1440" w:header="504" w:footer="504" w:gutter="0"/>
+          <w:cols w:space="708"/>
+          <w:titlePg/>
+          <w:docGrid w:linePitch="360"/>
+        </w:sectPr>
+      </w:pPr>
+    </w:p>
+    <w:p>
+      <w:r/>
+    </w:p>
+    <w:p>
+      <w:pPr>
+        <w:pStyle w:val="Heading2"/>
+      </w:pPr>
+      <w:r>
+        <w:t>JOS</w:t>
+      </w:r>
+      <w:r/>
+    </w:p>
+    <w:p>
+      <w:r/>
+      <w:r>
+        <w:rPr>
+          <w:i/>
+        </w:rPr>
+        <w:t>約書亞記 1:1–2, 約書亞記 1:1–9, 約書亞記 1:3, 約書亞記 1:4, 約書亞記 1:5, 約書亞記 1:6, 約書亞記 1:6–9, 約書亞記 1:8, 約書亞記 1:9, 約書亞記 1:10, 約書亞記 1:11, 約書亞記 1:12–15, 約書亞記 1:13, 約書亞記 1:14, 約書亞記 1:17, 約書亞記 1:18, 約書亞記 2:1, 約書亞記 2:1–24, 約書亞記 2:2, 約書亞記 2:3, 約書亞記 2:4–5, 約書亞記 2:6, 約書亞記 2:7, 約書亞記 2:9–10, 約書亞記 2:11, 約書亞記 2:12–13, 約書亞記 2:14, 約書亞記 2:15, 約書亞記 2:16, 約書亞記 2:19, 約書亞記 2:23–24, 約書亞記 3:1, 約書亞記 3:3, 約書亞記 3:4, 約書亞記 3:5, 約書亞記 3:7, 約書亞記 3:8, 約書亞記 3:10, 約書亞記 3:11, 約書亞記 3:12, 約書亞記 3:13, 約書亞記 3:15, 約書亞記 3:16, 約書亞記 3:17, 約書亞記 4:2, 約書亞記 4:5, 約書亞記 4:6, 約書亞記 4:9, 約書亞記 4:14, 約書亞記 4:18, 約書亞記 4:19–20, 約書亞記 4:24, 約書亞記 5:1, 約書亞記 5:2, 約書亞記 5:3, 約書亞記 5:4–7, 約書亞記 5:8, 約書亞記 5:9, 約書亞記 5:10, 約書亞記 5:11, 約書亞記 5:11–12, 約書亞記 5:12, 約書亞記 5:13, 約書亞記 5:13–15, 約書亞記 5:14, 約書亞記 5:15, 約書亞記 6:1, 約書亞記 6:2, 約書亞記 6:4, 約書亞記 6:6–9, 約書亞記 6:10–11, 約書亞記 6:15, 約書亞記 6:16, 約書亞記 6:17, 約書亞記 6:20, 約書亞記 6:22–23, 約書亞記 6:24, 約書亞記 6:24–27, 約書亞記 6:25, 約書亞記 6:26, 約書亞記 6:27, 約書亞記 7:1, 約書亞記 7:1–26, 約書亞記 7:1–12.24, 約書亞記 7:2, 約書亞記 7:3–4, 約書亞記 7:5, 約書亞記 7:6, 約書亞記 7:7, 約書亞記 7:8–9, 約書亞記 7:10–11, 約書亞記 7:12, 約書亞記 7:13, 約書亞記 7:14, 約書亞記 7:15, 約書亞記 7:16–18, 約書亞記 7:19–20, 約書亞記 7:21, 約書亞記 7:22, 約書亞記 7:24, 約書亞記 7:25, 約書亞記 7:26, 約書亞記 8:1, 約書亞記 8:1–13, 約書亞記 8:2, 約書亞記 8:3, 約書亞記 8:4–9, 約書亞記 8:11–13, 約書亞記 8:14, 約書亞記 8:15, 約書亞記 8:17, 約書亞記 8:18–19, 約書亞記 8:28, 約書亞記 8:29, 約書亞記 8:30–31, 約書亞記 8:32, 約書亞記 8:33, 約書亞記 8:33–35, 約書亞記 8:34, 約書亞記 8:35, 約書亞記 9:1, 約書亞記 9:1–27, 約書亞記 9:2, 約書亞記 9:3, 約書亞記 9:4–6, 約書亞記 9:7–8, 約書亞記 9:9–10, 約書亞記 9:11–13, 約書亞記 9:14, 約書亞記 9:15, 約書亞記 9:16, 約書亞記 9:17, 約書亞記 9:18–21, 約書亞記 9:22, 約書亞記 9:23, 約書亞記 9:24–25, 約書亞記 9:26–27, 約書亞記 10:1, 約書亞記 10:1–43, 約書亞記 10:2, 約書亞記 10:5, 約書亞記 10:7, 約書亞記 10:8, 約書亞記 10:9, 約書亞記 10:10, 約書亞記 10:10–13, 約書亞記 10:12, 約書亞記 10:13, 約書亞記 10:16, 約書亞記 10:18–19, 約書亞記 10:21, 約書亞記 10:24, 約書亞記 10:25, 約書亞記 10:26–27, 約書亞記 10:28, 約書亞記 10:28–39, 約書亞記 10:29–30, 約書亞記 10:31–33, 約書亞記 10:38–39, 約書亞記 10:40, 約書亞記 10:41, 約書亞記 10:43, 約書亞記 11:1–3, 約書亞記 11:1–16, 約書亞記 11:4, 約書亞記 11:5, 約書亞記 11:6, 約書亞記 11:7, 約書亞記 11:8, 約書亞記 11:11, 約書亞記 11:13, 約書亞記 11:15, 約書亞記 11:18, 約書亞記 11:19–20, 約書亞記 11:21–22, 約書亞記 11:23, 約書亞記 12:1, 約書亞記 12:1–24, 約書亞記 12:2, 約書亞記 12:3, 約書亞記 12:4, 約書亞記 12:6, 約書亞記 12:7, 約書亞記 12:7–24, 約書亞記 12:8, 約書亞記 13:1–7, 約書亞記 13:1–21.45, 約書亞記 13:2, 約書亞記 13:3, 約書亞記 13:4–6, 約書亞記 13:6–7, 約書亞記 13:8–14, 約書亞記 13:14, 約書亞記 13:15–23, 約書亞記 13:21, 約書亞記 13:22, 約書亞記 13:24–28, 約書亞記 13:29–33, 約書亞記 13:30–31, 約書亞記 14:1, 約書亞記 14:1–19.51, 約書亞記 14:2, 約書亞記 14:4, 約書亞記 14:6, 約書亞記 14:9, 約書亞記 14:11, 約書亞記 14:12, 約書亞記 14:15, 約書亞記 15:1–63, 約書亞記 15:2–4, 約書亞記 15:5–11, 約書亞記 15:7, 約書亞記 15:8, 約書亞記 15:9, 約書亞記 15:12, 約書亞記 15:16, 約書亞記 15:17, 約書亞記 15:18–19, 約書亞記 15:20–63, 約書亞記 15:21, 約書亞記 15:33, 約書亞記 15:45–47, 約書亞記 15:48, 約書亞記 15:56, 約書亞記 15:59, 約書亞記 15:61, 約書亞記 15:63, 約書亞記 16:1, 約書亞記 16:1–17.18, 約書亞記 16:3, 約書亞記 16:5–8, 約書亞記 17:1, 約書亞記 17:3–6, 約書亞記 17:7, 約書亞記 17:7–13, 約書亞記 17:8–10, 約書亞記 17:11–13, 約書亞記 17:13, 約書亞記 17:14, 約書亞記 17:15, 約書亞記 17:16, 約書亞記 17:17–18, 約書亞記 18:1, 約書亞記 18:4, 約書亞記 18:5, 約書亞記 18:6, 約書亞記 18:7, 約書亞記 18:9, 約書亞記 18:11, 約書亞記 18:21–28, 約書亞記 18:28, 約書亞記 19:1, 約書亞記 19:2–9, 約書亞記 19:10–16, 約書亞記 19:10–23, 約書亞記 19:10–48, 約書亞記 19:13, 約書亞記 19:15, 約書亞記 19:16, 約書亞記 19:17–23, 約書亞記 19:24–31, 約書亞記 19:30, 約書亞記 19:32–39, 約書亞記 19:40–48, 約書亞記 19:43, 約書亞記 19:47, 約書亞記 19:49–50, 約書亞記 19:51, 約書亞記 20:1–6, 約書亞記 20:1–21.45, 約書亞記 20:3, 約書亞記 20:7–9, 約書亞記 20:9, 約書亞記 21:1–8, 約書亞記 21:2–3, 約書亞記 21:4, 約書亞記 21:5, 約書亞記 21:6, 約書亞記 21:7, 約書亞記 21:8, 約書亞記 21:9–42, 約書亞記 21:45, 約書亞記 22:1–34, 約書亞記 22:1–24.33, 約書亞記 22:2–3, 約書亞記 22:4–6, 約書亞記 22:5, 約書亞記 22:7, 約書亞記 22:8, 約書亞記 22:10, 約書亞記 22:10–20, 約書亞記 22:11, 約書亞記 22:12, 約書亞記 22:13–14, 約書亞記 22:15, 約書亞記 22:15–20, 約書亞記 22:16, 約書亞記 22:17, 約書亞記 22:19, 約書亞記 22:20, 約書亞記 22:21–34, 約書亞記 22:22, 約書亞記 22:23, 約書亞記 22:24–29, 約書亞記 22:27, 約書亞記 22:28, 約書亞記 22:31, 約書亞記 22:33, 約書亞記 22:34, 約書亞記 23:1–11, 約書亞記 23:2–3, 約書亞記 23:4–5, 約書亞記 23:6, 約書亞記 23:7, 約書亞記 23:8, 約書亞記 23:9, 約書亞記 23:10, 約書亞記 23:11, 約書亞記 23:12, 約書亞記 23:12–16, 約書亞記 23:13, 約書亞記 23:15–16, 約書亞記 24:1, 約書亞記 24:1–13, 約書亞記 24:1–27, 約書亞記 24:2, 約書亞記 24:3, 約書亞記 24:3–13, 約書亞記 24:4, 約書亞記 24:5–7, 約書亞記 24:6, 約書亞記 24:7, 約書亞記 24:8, 約書亞記 24:9–10, 約書亞記 24:11, 約書亞記 24:12, 約書亞記 24:13, 約書亞記 24:14, 約書亞記 24:15, 約書亞記 24:16, 約書亞記 24:16–18, 約書亞記 24:19, 約書亞記 24:19–24, 約書亞記 24:22, 約書亞記 24:23, 約書亞記 24:25, 約書亞記 24:26, 約書亞記 24:27, 約書亞記 24:29, 約書亞記 24:29–33, 約書亞記 24:30, 約書亞記 24:31, 約書亞記 24:32, 約書亞記 24:33</w:t>
+      </w:r>
+    </w:p>
+    <w:p>
+      <w:r/>
+      <w:r>
+        <w:t xml:space="preserve"> </w:t>
+      </w:r>
+      <w:r/>
+      <w:r/>
+    </w:p>
+    <w:p>
+      <w:pPr>
+        <w:sectPr>
           <w:footnotePr>
             <w:numRestart w:val="eachSect"/>
           </w:footnotePr>

--- a/zht/docx/06.content.docx
+++ b/zht/docx/06.content.docx
@@ -28,22 +28,6 @@
       </w:r>
     </w:p>
     <w:p>
-      <w:pPr>
-        <w:pStyle w:val="Heading2"/>
-      </w:pPr>
-      <w:r>
-        <w:rPr>
-          <w:lang w:val="zh_TW" w:bidi="zh_TW"/>
-        </w:rPr>
-        <w:t>License Information</w:t>
-      </w:r>
-      <w:r>
-        <w:rPr>
-          <w:lang w:val="zh_TW" w:bidi="zh_TW"/>
-        </w:rPr>
-      </w:r>
-    </w:p>
-    <w:p>
       <w:pPr/>
       <w:r>
         <w:rPr>
@@ -55,19 +39,21 @@
           <w:b/>
           <w:lang w:val="zh_TW" w:bidi="zh_TW"/>
         </w:rPr>
-        <w:t>研讀筆記 (Tyndale)</w:t>
-      </w:r>
-      <w:r>
-        <w:rPr>
-          <w:lang w:val="zh_TW" w:bidi="zh_TW"/>
-        </w:rPr>
-        <w:t xml:space="preserve"> (Chinese (Traditional)) is based on</w:t>
-      </w:r>
-      <w:r>
-        <w:rPr>
-          <w:lang w:val="zh_TW" w:bidi="zh_TW"/>
-        </w:rPr>
-        <w:t xml:space="preserve">: </w:t>
+        <w:t>Aquifer Open Study Notes</w:t>
+      </w:r>
+    </w:p>
+    <w:p>
+      <w:pPr/>
+      <w:r>
+        <w:rPr>
+          <w:lang w:val="zh_TW" w:bidi="zh_TW"/>
+        </w:rPr>
+      </w:r>
+      <w:r>
+        <w:rPr>
+          <w:lang w:val="zh_TW" w:bidi="zh_TW"/>
+        </w:rPr>
+        <w:t xml:space="preserve">This work is an adaptation of </w:t>
       </w:r>
       <w:r>
         <w:rPr>
@@ -79,62 +65,33 @@
         <w:rPr>
           <w:lang w:val="zh_TW" w:bidi="zh_TW"/>
         </w:rPr>
-        <w:t xml:space="preserve">, </w:t>
-      </w:r>
-      <w:hyperlink r:id="rId13">
-        <w:r>
-          <w:rPr>
-            <w:lang w:val="zh_TW" w:bidi="zh_TW"/>
-          </w:rPr>
-          <w:rPr>
-            <w:color w:val="0000EE"/>
-            <w:u w:val="single"/>
-          </w:rPr>
-          <w:t>Tyndale House Publishers</w:t>
-        </w:r>
-      </w:hyperlink>
-      <w:r>
-        <w:rPr>
-          <w:lang w:val="zh_TW" w:bidi="zh_TW"/>
-        </w:rPr>
-        <w:t xml:space="preserve">, 2019, which is licensed under a </w:t>
-      </w:r>
-      <w:hyperlink r:id="rId14">
-        <w:r>
-          <w:rPr>
-            <w:lang w:val="zh_TW" w:bidi="zh_TW"/>
-          </w:rPr>
-          <w:rPr>
-            <w:color w:val="0000EE"/>
-            <w:u w:val="single"/>
-          </w:rPr>
-          <w:t>CC BY-SA 4.0 license</w:t>
-        </w:r>
-      </w:hyperlink>
-      <w:r>
-        <w:rPr>
-          <w:lang w:val="zh_TW" w:bidi="zh_TW"/>
-        </w:rPr>
-        <w:t>.</w:t>
-      </w:r>
-      <w:r>
-        <w:rPr>
-          <w:lang w:val="zh_TW" w:bidi="zh_TW"/>
-        </w:rPr>
-      </w:r>
-    </w:p>
-    <w:p>
-      <w:pPr/>
-      <w:r>
-        <w:rPr>
-          <w:lang w:val="zh_TW" w:bidi="zh_TW"/>
-        </w:rPr>
-      </w:r>
-      <w:r>
-        <w:rPr>
-          <w:lang w:val="zh_TW" w:bidi="zh_TW"/>
-        </w:rPr>
-        <w:t>This PDF version is provided under the same license.</w:t>
+        <w:t xml:space="preserve"> © 2023 Tyndale House Publishers, licensed under the CC BY-SA 4.0 license. The adaptation, </w:t>
+      </w:r>
+      <w:r>
+        <w:rPr>
+          <w:lang w:val="zh_TW" w:bidi="zh_TW"/>
+        </w:rPr>
+        <w:t>Aquifer Open Study Notes</w:t>
+      </w:r>
+      <w:r>
+        <w:rPr>
+          <w:lang w:val="zh_TW" w:bidi="zh_TW"/>
+        </w:rPr>
+        <w:t>, was created by Mission Mutual and is also licensed under CC BY-SA 4.0.</w:t>
+      </w:r>
+    </w:p>
+    <w:p>
+      <w:pPr/>
+      <w:r>
+        <w:rPr>
+          <w:lang w:val="zh_TW" w:bidi="zh_TW"/>
+        </w:rPr>
+      </w:r>
+      <w:r>
+        <w:rPr>
+          <w:lang w:val="zh_TW" w:bidi="zh_TW"/>
+        </w:rPr>
+        <w:t>This resource has been adapted into multiple languages, including English, Tok Pisin, Arabic (عربي), French (Français), Hindi (हिंदी), Indonesian (Bahasa Indonesia), Portuguese (Português), Russian (Русский), Spanish (Español), Swahili (Kiswahili), and Simplified Chinese (简体中文).</w:t>
       </w:r>
       <w:r>
         <w:rPr>
@@ -296,7 +253,7 @@
         </w:rPr>
         <w:t>摩西已經在約旦河東的尼波山去世了（</w:t>
       </w:r>
-      <w:hyperlink r:id="rId15">
+      <w:hyperlink r:id="rId13">
         <w:r>
           <w:rPr>
             <w:lang w:val="zh_TW" w:bidi="zh_TW"/>
@@ -368,7 +325,7 @@
         </w:rPr>
         <w:t>神曾經明確應許亞伯拉罕，要使他的後裔承受迦南地為業（</w:t>
       </w:r>
-      <w:hyperlink r:id="rId16">
+      <w:hyperlink r:id="rId14">
         <w:r>
           <w:rPr>
             <w:lang w:val="zh_TW" w:bidi="zh_TW"/>
@@ -386,7 +343,7 @@
         </w:rPr>
         <w:t>，</w:t>
       </w:r>
-      <w:hyperlink r:id="rId17">
+      <w:hyperlink r:id="rId15">
         <w:r>
           <w:rPr>
             <w:lang w:val="zh_TW" w:bidi="zh_TW"/>
@@ -404,7 +361,7 @@
         </w:rPr>
         <w:t>，</w:t>
       </w:r>
-      <w:hyperlink r:id="rId18">
+      <w:hyperlink r:id="rId16">
         <w:r>
           <w:rPr>
             <w:lang w:val="zh_TW" w:bidi="zh_TW"/>
@@ -422,7 +379,7 @@
         </w:rPr>
         <w:t>）。這一應許也向摩西重申（</w:t>
       </w:r>
-      <w:hyperlink r:id="rId19">
+      <w:hyperlink r:id="rId17">
         <w:r>
           <w:rPr>
             <w:lang w:val="zh_TW" w:bidi="zh_TW"/>
@@ -440,7 +397,7 @@
         </w:rPr>
         <w:t>，</w:t>
       </w:r>
-      <w:hyperlink r:id="rId20">
+      <w:hyperlink r:id="rId18">
         <w:r>
           <w:rPr>
             <w:lang w:val="zh_TW" w:bidi="zh_TW"/>
@@ -458,7 +415,7 @@
         </w:rPr>
         <w:t>；</w:t>
       </w:r>
-      <w:hyperlink r:id="rId21">
+      <w:hyperlink r:id="rId19">
         <w:r>
           <w:rPr>
             <w:lang w:val="zh_TW" w:bidi="zh_TW"/>
@@ -476,7 +433,7 @@
         </w:rPr>
         <w:t>，</w:t>
       </w:r>
-      <w:hyperlink r:id="rId22">
+      <w:hyperlink r:id="rId20">
         <w:r>
           <w:rPr>
             <w:lang w:val="zh_TW" w:bidi="zh_TW"/>
@@ -631,7 +588,7 @@
         </w:rPr>
         <w:t>靠近別是巴 （</w:t>
       </w:r>
-      <w:hyperlink r:id="rId23">
+      <w:hyperlink r:id="rId21">
         <w:r>
           <w:rPr>
             <w:lang w:val="zh_TW" w:bidi="zh_TW"/>
@@ -740,7 +697,7 @@
         </w:rPr>
         <w:t>神應許永遠不會撇下或丟棄約書亞，就像祂曾應許摩西的那樣（參</w:t>
       </w:r>
-      <w:hyperlink r:id="rId24">
+      <w:hyperlink r:id="rId22">
         <w:r>
           <w:rPr>
             <w:lang w:val="zh_TW" w:bidi="zh_TW"/>
@@ -818,7 +775,7 @@
         </w:rPr>
         <w:t>（見</w:t>
       </w:r>
-      <w:hyperlink r:id="rId25">
+      <w:hyperlink r:id="rId23">
         <w:r>
           <w:rPr>
             <w:lang w:val="zh_TW" w:bidi="zh_TW"/>
@@ -908,7 +865,7 @@
         </w:rPr>
         <w:t>（</w:t>
       </w:r>
-      <w:hyperlink r:id="rId26">
+      <w:hyperlink r:id="rId24">
         <w:r>
           <w:rPr>
             <w:lang w:val="zh_TW" w:bidi="zh_TW"/>
@@ -926,7 +883,7 @@
         </w:rPr>
         <w:t>）；神帶領以色列人進入迦南，是讓他們是作客旅、寄居者，而不是擁有者（</w:t>
       </w:r>
-      <w:hyperlink r:id="rId27">
+      <w:hyperlink r:id="rId25">
         <w:r>
           <w:rPr>
             <w:lang w:val="zh_TW" w:bidi="zh_TW"/>
@@ -996,7 +953,7 @@
         </w:rPr>
         <w:t>這書（有些譯本譯為訓誡之書，希伯來文的妥拉）可能指的是申命記（見</w:t>
       </w:r>
-      <w:hyperlink r:id="rId28">
+      <w:hyperlink r:id="rId26">
         <w:r>
           <w:rPr>
             <w:lang w:val="zh_TW" w:bidi="zh_TW"/>
@@ -1014,7 +971,7 @@
         </w:rPr>
         <w:t>，</w:t>
       </w:r>
-      <w:hyperlink r:id="rId29">
+      <w:hyperlink r:id="rId27">
         <w:r>
           <w:rPr>
             <w:lang w:val="zh_TW" w:bidi="zh_TW"/>
@@ -1032,7 +989,7 @@
         </w:rPr>
         <w:t>，</w:t>
       </w:r>
-      <w:hyperlink r:id="rId30">
+      <w:hyperlink r:id="rId28">
         <w:r>
           <w:rPr>
             <w:lang w:val="zh_TW" w:bidi="zh_TW"/>
@@ -1050,7 +1007,7 @@
         </w:rPr>
         <w:t>，</w:t>
       </w:r>
-      <w:hyperlink r:id="rId31">
+      <w:hyperlink r:id="rId29">
         <w:r>
           <w:rPr>
             <w:lang w:val="zh_TW" w:bidi="zh_TW"/>
@@ -1098,7 +1055,7 @@
         </w:rPr>
         <w:t>（參</w:t>
       </w:r>
-      <w:hyperlink r:id="rId32">
+      <w:hyperlink r:id="rId30">
         <w:r>
           <w:rPr>
             <w:lang w:val="zh_TW" w:bidi="zh_TW"/>
@@ -1116,7 +1073,7 @@
         </w:rPr>
         <w:t>，</w:t>
       </w:r>
-      <w:hyperlink r:id="rId33">
+      <w:hyperlink r:id="rId31">
         <w:r>
           <w:rPr>
             <w:lang w:val="zh_TW" w:bidi="zh_TW"/>
@@ -1325,7 +1282,7 @@
         </w:rPr>
         <w:t>因為懼怕和不信，上一代人在四十年前拒絕從南方進入應許之地（見</w:t>
       </w:r>
-      <w:hyperlink r:id="rId34">
+      <w:hyperlink r:id="rId32">
         <w:r>
           <w:rPr>
             <w:lang w:val="zh_TW" w:bidi="zh_TW"/>
@@ -1391,7 +1348,7 @@
         </w:rPr>
         <w:t>流便支派、迦得支派和瑪拿西半個支派曾向摩西請求並得了約旦河東被征服的土地為業（</w:t>
       </w:r>
-      <w:hyperlink r:id="rId35">
+      <w:hyperlink r:id="rId33">
         <w:r>
           <w:rPr>
             <w:lang w:val="zh_TW" w:bidi="zh_TW"/>
@@ -1457,7 +1414,7 @@
         </w:rPr>
         <w:t>神希望以色列人能夠體驗與祂之間以及彼此之間建立正確關係所帶來的屬靈上、文化上和情感上的安息，而不僅僅是生活在一個安全和富饒的土地上所帶來的身體物質上的安息（見</w:t>
       </w:r>
-      <w:hyperlink r:id="rId36">
+      <w:hyperlink r:id="rId34">
         <w:r>
           <w:rPr>
             <w:lang w:val="zh_TW" w:bidi="zh_TW"/>
@@ -1523,7 +1480,7 @@
         </w:rPr>
         <w:t>兩個半支派的勇士們曾承諾與其他以色列人一起過約旦河，幫助他們征服他們的土地（</w:t>
       </w:r>
-      <w:hyperlink r:id="rId37">
+      <w:hyperlink r:id="rId35">
         <w:r>
           <w:rPr>
             <w:lang w:val="zh_TW" w:bidi="zh_TW"/>
@@ -1589,7 +1546,7 @@
         </w:rPr>
         <w:t>以色列人常常不聽從摩西。然而，住在約旦河東岸的各支派卻與以色列人一同過河，直到約書亞打發他們去，他們才返回自己的土地和家園（</w:t>
       </w:r>
-      <w:hyperlink r:id="rId38">
+      <w:hyperlink r:id="rId36">
         <w:r>
           <w:rPr>
             <w:lang w:val="zh_TW" w:bidi="zh_TW"/>
@@ -1719,7 +1676,7 @@
         </w:rPr>
         <w:t xml:space="preserve">位於約旦河以東約八英里處的摩押平原，對面是耶利哥（見 </w:t>
       </w:r>
-      <w:hyperlink r:id="rId39">
+      <w:hyperlink r:id="rId37">
         <w:r>
           <w:rPr>
             <w:lang w:val="zh_TW" w:bidi="zh_TW"/>
@@ -2160,7 +2117,7 @@
         </w:rPr>
         <w:t>使⋯⋯的水乾了：神為以色列人分開了紅海的水 （</w:t>
       </w:r>
-      <w:hyperlink r:id="rId40">
+      <w:hyperlink r:id="rId38">
         <w:r>
           <w:rPr>
             <w:lang w:val="zh_TW" w:bidi="zh_TW"/>
@@ -2196,7 +2153,7 @@
         </w:rPr>
         <w:t>以色列人打敗了西宏與噩 （</w:t>
       </w:r>
-      <w:hyperlink r:id="rId41">
+      <w:hyperlink r:id="rId39">
         <w:r>
           <w:rPr>
             <w:lang w:val="zh_TW" w:bidi="zh_TW"/>
@@ -2232,7 +2189,7 @@
         </w:rPr>
         <w:t>盡行毀滅：見</w:t>
       </w:r>
-      <w:hyperlink r:id="rId42">
+      <w:hyperlink r:id="rId40">
         <w:r>
           <w:rPr>
             <w:lang w:val="zh_TW" w:bidi="zh_TW"/>
@@ -2250,7 +2207,7 @@
         </w:rPr>
         <w:t>；</w:t>
       </w:r>
-      <w:hyperlink r:id="rId43">
+      <w:hyperlink r:id="rId41">
         <w:r>
           <w:rPr>
             <w:lang w:val="zh_TW" w:bidi="zh_TW"/>
@@ -2316,7 +2273,7 @@
         </w:rPr>
         <w:t>雖然迦南人受到了神的審判，但喇合的信仰告白（通過她對探子的幫助證明了其真實性）使她成為神的子民（</w:t>
       </w:r>
-      <w:hyperlink r:id="rId44">
+      <w:hyperlink r:id="rId42">
         <w:r>
           <w:rPr>
             <w:lang w:val="zh_TW" w:bidi="zh_TW"/>
@@ -2430,7 +2387,7 @@
         </w:rPr>
         <w:t>當以色列攻擊耶利哥時，約書亞和兩個探子遵守了他們的承諾，放過了喇合 （</w:t>
       </w:r>
-      <w:hyperlink r:id="rId45">
+      <w:hyperlink r:id="rId43">
         <w:r>
           <w:rPr>
             <w:lang w:val="zh_TW" w:bidi="zh_TW"/>
@@ -2496,7 +2453,7 @@
         </w:rPr>
         <w:t>因為喇合的房子建在城牆上，她可以將那些人藏在房頂上（</w:t>
       </w:r>
-      <w:hyperlink r:id="rId46">
+      <w:hyperlink r:id="rId44">
         <w:r>
           <w:rPr>
             <w:lang w:val="zh_TW" w:bidi="zh_TW"/>
@@ -2718,7 +2675,7 @@
         </w:rPr>
         <w:t>安營扎寨了（</w:t>
       </w:r>
-      <w:hyperlink r:id="rId47">
+      <w:hyperlink r:id="rId45">
         <w:r>
           <w:rPr>
             <w:lang w:val="zh_TW" w:bidi="zh_TW"/>
@@ -2784,7 +2741,7 @@
         </w:rPr>
         <w:t>耶和華的約櫃是神在以色列人中的居所，象徵著祂的寶座。每當以色列人遷移時，一隊祭司就會抬著約櫃走在他們前面（</w:t>
       </w:r>
-      <w:hyperlink r:id="rId48">
+      <w:hyperlink r:id="rId46">
         <w:r>
           <w:rPr>
             <w:lang w:val="zh_TW" w:bidi="zh_TW"/>
@@ -2802,7 +2759,7 @@
         </w:rPr>
         <w:t>；</w:t>
       </w:r>
-      <w:hyperlink r:id="rId49">
+      <w:hyperlink r:id="rId47">
         <w:r>
           <w:rPr>
             <w:lang w:val="zh_TW" w:bidi="zh_TW"/>
@@ -2928,7 +2885,7 @@
         </w:rPr>
         <w:t>潔淨自己：他們必須遠離一切不潔之物，以免妨礙以色列人進入神來到他們當中（見</w:t>
       </w:r>
-      <w:hyperlink r:id="rId50">
+      <w:hyperlink r:id="rId48">
         <w:r>
           <w:rPr>
             <w:lang w:val="zh_TW" w:bidi="zh_TW"/>
@@ -2946,7 +2903,7 @@
         </w:rPr>
         <w:t>；</w:t>
       </w:r>
-      <w:hyperlink r:id="rId51">
+      <w:hyperlink r:id="rId49">
         <w:r>
           <w:rPr>
             <w:lang w:val="zh_TW" w:bidi="zh_TW"/>
@@ -3060,7 +3017,7 @@
         </w:rPr>
         <w:t>當他們過約旦河時，約櫃走在最前面，直到祭司的腳踏入水中；祭司們要站在約旦河中，而不是在乾地上。通過先將約櫃抬到水中，祭司們的順服顯出他們的信心（參</w:t>
       </w:r>
-      <w:hyperlink r:id="rId52">
+      <w:hyperlink r:id="rId50">
         <w:r>
           <w:rPr>
             <w:lang w:val="zh_TW" w:bidi="zh_TW"/>
@@ -3274,7 +3231,7 @@
         </w:rPr>
         <w:t>約書亞吩咐百姓選出十二個人，但沒有透露這些人將要做什麼（</w:t>
       </w:r>
-      <w:hyperlink r:id="rId53">
+      <w:hyperlink r:id="rId51">
         <w:r>
           <w:rPr>
             <w:lang w:val="zh_TW" w:bidi="zh_TW"/>
@@ -3532,7 +3489,7 @@
         </w:rPr>
         <w:t>這十二個人代表了雅各的十二個支派。利未支派沒有被計算在內，因為利未人定居在其它支派中指定的城市中（</w:t>
       </w:r>
-      <w:hyperlink r:id="rId54">
+      <w:hyperlink r:id="rId52">
         <w:r>
           <w:rPr>
             <w:lang w:val="zh_TW" w:bidi="zh_TW"/>
@@ -3550,7 +3507,7 @@
         </w:rPr>
         <w:t>；</w:t>
       </w:r>
-      <w:hyperlink r:id="rId55">
+      <w:hyperlink r:id="rId53">
         <w:r>
           <w:rPr>
             <w:lang w:val="zh_TW" w:bidi="zh_TW"/>
@@ -3568,7 +3525,7 @@
         </w:rPr>
         <w:t>，</w:t>
       </w:r>
-      <w:hyperlink r:id="rId56">
+      <w:hyperlink r:id="rId54">
         <w:r>
           <w:rPr>
             <w:lang w:val="zh_TW" w:bidi="zh_TW"/>
@@ -3586,7 +3543,7 @@
         </w:rPr>
         <w:t>）。然而，支派的數目仍然是十二，因為約瑟的兩個兒子（以法蓮和瑪拿西）被算作兩個獨立的支派（</w:t>
       </w:r>
-      <w:hyperlink r:id="rId57">
+      <w:hyperlink r:id="rId55">
         <w:r>
           <w:rPr>
             <w:lang w:val="zh_TW" w:bidi="zh_TW"/>
@@ -3700,7 +3657,7 @@
         </w:rPr>
         <w:t>約書亞兩次（</w:t>
       </w:r>
-      <w:hyperlink r:id="rId58">
+      <w:hyperlink r:id="rId56">
         <w:r>
           <w:rPr>
             <w:lang w:val="zh_TW" w:bidi="zh_TW"/>
@@ -3978,7 +3935,7 @@
         </w:rPr>
         <w:t>吉甲成為了早期以色列重要的敬拜中心。雖然其位置不確定，但大約是在耶利哥的東邊或東北邊某處。其名字（意為「車輪」，參</w:t>
       </w:r>
-      <w:hyperlink r:id="rId59">
+      <w:hyperlink r:id="rId57">
         <w:r>
           <w:rPr>
             <w:lang w:val="zh_TW" w:bidi="zh_TW"/>
@@ -4056,7 +4013,7 @@
         </w:rPr>
         <w:t>除了以色列人的後代之外，地上的萬國也應該了解神的大能。每個群體中至少有一些人會回應關心他們的神（</w:t>
       </w:r>
-      <w:hyperlink r:id="rId60">
+      <w:hyperlink r:id="rId58">
         <w:r>
           <w:rPr>
             <w:lang w:val="zh_TW" w:bidi="zh_TW"/>
@@ -4328,7 +4285,7 @@
         </w:rPr>
         <w:t>故事中這個出乎意料的轉折，讓人想起以色列人之前不相信神會安全地帶領他們進入迦南地（</w:t>
       </w:r>
-      <w:hyperlink r:id="rId61">
+      <w:hyperlink r:id="rId59">
         <w:r>
           <w:rPr>
             <w:lang w:val="zh_TW" w:bidi="zh_TW"/>
@@ -4536,7 +4493,7 @@
         </w:rPr>
         <w:t>這顯然是以色列人自從在西奈（</w:t>
       </w:r>
-      <w:hyperlink r:id="rId62">
+      <w:hyperlink r:id="rId60">
         <w:r>
           <w:rPr>
             <w:lang w:val="zh_TW" w:bidi="zh_TW"/>
@@ -4608,7 +4565,7 @@
         </w:rPr>
         <w:t>以色列恢復了無酵節，這個節日是在逾越節後的七天內慶祝的 （</w:t>
       </w:r>
-      <w:hyperlink r:id="rId63">
+      <w:hyperlink r:id="rId61">
         <w:r>
           <w:rPr>
             <w:lang w:val="zh_TW" w:bidi="zh_TW"/>
@@ -4626,7 +4583,7 @@
         </w:rPr>
         <w:t xml:space="preserve">）。人們吃無酵餅和烤穀物，這是收穫季節最受歡迎的食物（見 </w:t>
       </w:r>
-      <w:hyperlink r:id="rId64">
+      <w:hyperlink r:id="rId62">
         <w:r>
           <w:rPr>
             <w:lang w:val="zh_TW" w:bidi="zh_TW"/>
@@ -4692,7 +4649,7 @@
         </w:rPr>
         <w:t>神每日供應的嗎哪（</w:t>
       </w:r>
-      <w:hyperlink r:id="rId65">
+      <w:hyperlink r:id="rId63">
         <w:r>
           <w:rPr>
             <w:lang w:val="zh_TW" w:bidi="zh_TW"/>
@@ -4710,7 +4667,7 @@
         </w:rPr>
         <w:t>；</w:t>
       </w:r>
-      <w:hyperlink r:id="rId66">
+      <w:hyperlink r:id="rId64">
         <w:r>
           <w:rPr>
             <w:lang w:val="zh_TW" w:bidi="zh_TW"/>
@@ -4824,7 +4781,7 @@
         </w:rPr>
         <w:t>約書亞正在勘察耶利哥城附近的土地和城防，以跟進兩名間諜的報告（</w:t>
       </w:r>
-      <w:hyperlink r:id="rId67">
+      <w:hyperlink r:id="rId65">
         <w:r>
           <w:rPr>
             <w:lang w:val="zh_TW" w:bidi="zh_TW"/>
@@ -4890,7 +4847,7 @@
         </w:rPr>
         <w:t>耶和華軍隊的元帥給了約書亞圍攻耶利哥的指示（</w:t>
       </w:r>
-      <w:hyperlink r:id="rId68">
+      <w:hyperlink r:id="rId66">
         <w:r>
           <w:rPr>
             <w:lang w:val="zh_TW" w:bidi="zh_TW"/>
@@ -4908,7 +4865,7 @@
         </w:rPr>
         <w:t>）。就像神早先給約書亞的信息一樣（</w:t>
       </w:r>
-      <w:hyperlink r:id="rId69">
+      <w:hyperlink r:id="rId67">
         <w:r>
           <w:rPr>
             <w:lang w:val="zh_TW" w:bidi="zh_TW"/>
@@ -4996,7 +4953,7 @@
         </w:rPr>
         <w:t>學者們對於這位元帥是神的顯現、道成肉身之前的基督，或是天使存在分歧。祂自稱為耶和華軍隊的元帥，可能暗示祂是一位天使。然而，祂並沒有阻止約書亞敬拜祂，這與天使通常的做法不同（例如，</w:t>
       </w:r>
-      <w:hyperlink r:id="rId70">
+      <w:hyperlink r:id="rId68">
         <w:r>
           <w:rPr>
             <w:lang w:val="zh_TW" w:bidi="zh_TW"/>
@@ -5014,7 +4971,7 @@
         </w:rPr>
         <w:t>；參</w:t>
       </w:r>
-      <w:hyperlink r:id="rId71">
+      <w:hyperlink r:id="rId69">
         <w:r>
           <w:rPr>
             <w:lang w:val="zh_TW" w:bidi="zh_TW"/>
@@ -5080,7 +5037,7 @@
         </w:rPr>
         <w:t>「把你腳上的鞋脫下來，因為你所站的地方是聖的」：這是神在燃燒的荊棘中告訴摩西的話（</w:t>
       </w:r>
-      <w:hyperlink r:id="rId72">
+      <w:hyperlink r:id="rId70">
         <w:r>
           <w:rPr>
             <w:lang w:val="zh_TW" w:bidi="zh_TW"/>
@@ -5566,7 +5523,7 @@
         </w:rPr>
         <w:t>所有的都要……毀滅：約書亞提醒他的軍隊，該城和其中的一切都屬於神，作為他們在迦南地所得產業的初熟之物。見</w:t>
       </w:r>
-      <w:hyperlink r:id="rId42">
+      <w:hyperlink r:id="rId40">
         <w:r>
           <w:rPr>
             <w:lang w:val="zh_TW" w:bidi="zh_TW"/>
@@ -5584,7 +5541,7 @@
         </w:rPr>
         <w:t>；</w:t>
       </w:r>
-      <w:hyperlink r:id="rId43">
+      <w:hyperlink r:id="rId41">
         <w:r>
           <w:rPr>
             <w:lang w:val="zh_TW" w:bidi="zh_TW"/>
@@ -5620,7 +5577,7 @@
         </w:rPr>
         <w:t>喇合：見</w:t>
       </w:r>
-      <w:hyperlink r:id="rId73">
+      <w:hyperlink r:id="rId71">
         <w:r>
           <w:rPr>
             <w:lang w:val="zh_TW" w:bidi="zh_TW"/>
@@ -5888,7 +5845,7 @@
         </w:rPr>
         <w:t>耶利哥的居民已經被殺盡（</w:t>
       </w:r>
-      <w:hyperlink r:id="rId74">
+      <w:hyperlink r:id="rId72">
         <w:r>
           <w:rPr>
             <w:lang w:val="zh_TW" w:bidi="zh_TW"/>
@@ -5966,7 +5923,7 @@
         </w:rPr>
         <w:t>，她最終還成為彌賽亞的祖先之一（見</w:t>
       </w:r>
-      <w:hyperlink r:id="rId75">
+      <w:hyperlink r:id="rId73">
         <w:r>
           <w:rPr>
             <w:lang w:val="zh_TW" w:bidi="zh_TW"/>
@@ -6032,7 +5989,7 @@
         </w:rPr>
         <w:t>約書亞對該地施下詛咒，因為耶利哥是第一個抵抗神旨意、阻止以色列進入應許之地的迦南城鎮。耶利哥也是第一個經歷神對迦南地極大的罪惡進行審判的城鎮。作為以色列征服迦南的初熟之果，它屬於神（</w:t>
       </w:r>
-      <w:hyperlink r:id="rId76">
+      <w:hyperlink r:id="rId74">
         <w:r>
           <w:rPr>
             <w:lang w:val="zh_TW" w:bidi="zh_TW"/>
@@ -6050,7 +6007,7 @@
         </w:rPr>
         <w:t>，</w:t>
       </w:r>
-      <w:hyperlink r:id="rId77">
+      <w:hyperlink r:id="rId75">
         <w:r>
           <w:rPr>
             <w:lang w:val="zh_TW" w:bidi="zh_TW"/>
@@ -6068,7 +6025,7 @@
         </w:rPr>
         <w:t>）。神在第一個挑戰詛咒的人身上執行了約書亞的詛咒（</w:t>
       </w:r>
-      <w:hyperlink r:id="rId78">
+      <w:hyperlink r:id="rId76">
         <w:r>
           <w:rPr>
             <w:lang w:val="zh_TW" w:bidi="zh_TW"/>
@@ -6086,7 +6043,7 @@
         </w:rPr>
         <w:t>；參</w:t>
       </w:r>
-      <w:hyperlink r:id="rId79">
+      <w:hyperlink r:id="rId77">
         <w:r>
           <w:rPr>
             <w:lang w:val="zh_TW" w:bidi="zh_TW"/>
@@ -6152,7 +6109,7 @@
         </w:rPr>
         <w:t>隨著以色列征服迦南的第一章落幕，以色列人和迦南人都看到，正如神所應許的那樣，祂與約書亞同在（</w:t>
       </w:r>
-      <w:hyperlink r:id="rId80">
+      <w:hyperlink r:id="rId78">
         <w:r>
           <w:rPr>
             <w:lang w:val="zh_TW" w:bidi="zh_TW"/>
@@ -6170,7 +6127,7 @@
         </w:rPr>
         <w:t>、</w:t>
       </w:r>
-      <w:hyperlink r:id="rId81">
+      <w:hyperlink r:id="rId79">
         <w:r>
           <w:rPr>
             <w:lang w:val="zh_TW" w:bidi="zh_TW"/>
@@ -6188,7 +6145,7 @@
         </w:rPr>
         <w:t>；參</w:t>
       </w:r>
-      <w:hyperlink r:id="rId82">
+      <w:hyperlink r:id="rId80">
         <w:r>
           <w:rPr>
             <w:lang w:val="zh_TW" w:bidi="zh_TW"/>
@@ -6265,7 +6222,7 @@
         </w:rPr>
         <w:t>：見</w:t>
       </w:r>
-      <w:hyperlink r:id="rId42">
+      <w:hyperlink r:id="rId40">
         <w:r>
           <w:rPr>
             <w:lang w:val="zh_TW" w:bidi="zh_TW"/>
@@ -6283,7 +6240,7 @@
         </w:rPr>
         <w:t>；</w:t>
       </w:r>
-      <w:hyperlink r:id="rId43">
+      <w:hyperlink r:id="rId41">
         <w:r>
           <w:rPr>
             <w:lang w:val="zh_TW" w:bidi="zh_TW"/>
@@ -6339,7 +6296,7 @@
         </w:rPr>
         <w:t>屬於一個重要的家族。他是一位領袖或潛在的領袖，因此他的行為可能會影響他人（</w:t>
       </w:r>
-      <w:hyperlink r:id="rId83">
+      <w:hyperlink r:id="rId81">
         <w:r>
           <w:rPr>
             <w:lang w:val="zh_TW" w:bidi="zh_TW"/>
@@ -6559,7 +6516,7 @@
         </w:rPr>
         <w:t>（</w:t>
       </w:r>
-      <w:hyperlink r:id="rId84">
+      <w:hyperlink r:id="rId82">
         <w:r>
           <w:rPr>
             <w:lang w:val="zh_TW" w:bidi="zh_TW"/>
@@ -6689,7 +6646,7 @@
         </w:rPr>
         <w:t>艾城的防禦者從城門出來，直接攻擊以色列的軍隊（見</w:t>
       </w:r>
-      <w:hyperlink r:id="rId85">
+      <w:hyperlink r:id="rId83">
         <w:r>
           <w:rPr>
             <w:lang w:val="zh_TW" w:bidi="zh_TW"/>
@@ -6831,7 +6788,7 @@
         </w:rPr>
         <w:t>約書亞向神表達了他的忿怒，這說明了為什麼神以嚴厲的語氣回應（</w:t>
       </w:r>
-      <w:hyperlink r:id="rId86">
+      <w:hyperlink r:id="rId84">
         <w:r>
           <w:rPr>
             <w:lang w:val="zh_TW" w:bidi="zh_TW"/>
@@ -6849,7 +6806,7 @@
         </w:rPr>
         <w:t>）。雖然戰役因亞干的罪而失敗，約書亞和以色列的長老卻忽視了尋求神的指引（</w:t>
       </w:r>
-      <w:hyperlink r:id="rId87">
+      <w:hyperlink r:id="rId85">
         <w:r>
           <w:rPr>
             <w:lang w:val="zh_TW" w:bidi="zh_TW"/>
@@ -6985,7 +6942,7 @@
         </w:rPr>
         <w:t>你的大名：參</w:t>
       </w:r>
-      <w:hyperlink r:id="rId88">
+      <w:hyperlink r:id="rId86">
         <w:r>
           <w:rPr>
             <w:lang w:val="zh_TW" w:bidi="zh_TW"/>
@@ -7003,7 +6960,7 @@
         </w:rPr>
         <w:t>；</w:t>
       </w:r>
-      <w:hyperlink r:id="rId89">
+      <w:hyperlink r:id="rId87">
         <w:r>
           <w:rPr>
             <w:lang w:val="zh_TW" w:bidi="zh_TW"/>
@@ -7303,7 +7260,7 @@
         </w:rPr>
         <w:t>（例如，</w:t>
       </w:r>
-      <w:hyperlink r:id="rId90">
+      <w:hyperlink r:id="rId88">
         <w:r>
           <w:rPr>
             <w:lang w:val="zh_TW" w:bidi="zh_TW"/>
@@ -7321,7 +7278,7 @@
         </w:rPr>
         <w:t>；</w:t>
       </w:r>
-      <w:hyperlink r:id="rId91">
+      <w:hyperlink r:id="rId89">
         <w:r>
           <w:rPr>
             <w:lang w:val="zh_TW" w:bidi="zh_TW"/>
@@ -7387,7 +7344,7 @@
         </w:rPr>
         <w:t xml:space="preserve">亞干可能是通過使用烏陵和土明被指認的，這是一種神賜予的神聖抽籤系統。這些物品由大祭司保管，可能是放在一個袋子或小包裡（見 </w:t>
       </w:r>
-      <w:hyperlink r:id="rId92">
+      <w:hyperlink r:id="rId90">
         <w:r>
           <w:rPr>
             <w:lang w:val="zh_TW" w:bidi="zh_TW"/>
@@ -7405,7 +7362,7 @@
         </w:rPr>
         <w:t>；</w:t>
       </w:r>
-      <w:hyperlink r:id="rId93">
+      <w:hyperlink r:id="rId91">
         <w:r>
           <w:rPr>
             <w:lang w:val="zh_TW" w:bidi="zh_TW"/>
@@ -7571,7 +7528,7 @@
         </w:rPr>
         <w:t>我就貪愛在第十條誡命中被翻譯為「貪戀」（</w:t>
       </w:r>
-      <w:hyperlink r:id="rId94">
+      <w:hyperlink r:id="rId92">
         <w:r>
           <w:rPr>
             <w:lang w:val="zh_TW" w:bidi="zh_TW"/>
@@ -7733,7 +7690,7 @@
         </w:rPr>
         <w:t>用石頭打死是一種規定的執行死刑的方式（見，例如，</w:t>
       </w:r>
-      <w:hyperlink r:id="rId95">
+      <w:hyperlink r:id="rId93">
         <w:r>
           <w:rPr>
             <w:lang w:val="zh_TW" w:bidi="zh_TW"/>
@@ -7847,7 +7804,7 @@
         </w:rPr>
         <w:t>不要懼怕，也不要驚惶：神在差遣約書亞攻打耶利哥之前也給了他類似的鼓勵（</w:t>
       </w:r>
-      <w:hyperlink r:id="rId96">
+      <w:hyperlink r:id="rId94">
         <w:r>
           <w:rPr>
             <w:lang w:val="zh_TW" w:bidi="zh_TW"/>
@@ -8025,7 +7982,7 @@
         </w:rPr>
         <w:t>在城後：在其西邊（</w:t>
       </w:r>
-      <w:hyperlink r:id="rId97">
+      <w:hyperlink r:id="rId95">
         <w:r>
           <w:rPr>
             <w:lang w:val="zh_TW" w:bidi="zh_TW"/>
@@ -8151,7 +8108,7 @@
         </w:rPr>
         <w:t>隨著戰役的進展，這群人埋伏等候，直到約書亞召喚他們出來（</w:t>
       </w:r>
-      <w:hyperlink r:id="rId98">
+      <w:hyperlink r:id="rId96">
         <w:r>
           <w:rPr>
             <w:lang w:val="zh_TW" w:bidi="zh_TW"/>
@@ -8391,7 +8348,7 @@
         </w:rPr>
         <w:t>約書亞和以色列軍隊像第一次進攻時一樣逃跑了（</w:t>
       </w:r>
-      <w:hyperlink r:id="rId99">
+      <w:hyperlink r:id="rId97">
         <w:r>
           <w:rPr>
             <w:lang w:val="zh_TW" w:bidi="zh_TW"/>
@@ -8627,7 +8584,7 @@
         </w:rPr>
         <w:t xml:space="preserve">公開處決王（另見 </w:t>
       </w:r>
-      <w:hyperlink r:id="rId100">
+      <w:hyperlink r:id="rId98">
         <w:r>
           <w:rPr>
             <w:lang w:val="zh_TW" w:bidi="zh_TW"/>
@@ -8645,7 +8602,7 @@
         </w:rPr>
         <w:t>，</w:t>
       </w:r>
-      <w:hyperlink r:id="rId101">
+      <w:hyperlink r:id="rId99">
         <w:r>
           <w:rPr>
             <w:lang w:val="zh_TW" w:bidi="zh_TW"/>
@@ -8663,7 +8620,7 @@
         </w:rPr>
         <w:t>、</w:t>
       </w:r>
-      <w:hyperlink r:id="rId102">
+      <w:hyperlink r:id="rId100">
         <w:r>
           <w:rPr>
             <w:lang w:val="zh_TW" w:bidi="zh_TW"/>
@@ -8699,7 +8656,7 @@
         </w:rPr>
         <w:t xml:space="preserve">日落時：見 </w:t>
       </w:r>
-      <w:hyperlink r:id="rId103">
+      <w:hyperlink r:id="rId101">
         <w:r>
           <w:rPr>
             <w:lang w:val="zh_TW" w:bidi="zh_TW"/>
@@ -8799,7 +8756,7 @@
         </w:rPr>
         <w:t>考古學家最近在以巴路山發現了一個祭壇，由未經鐵器加工的原石建造。然而，沒有在上面發現任何刻文（</w:t>
       </w:r>
-      <w:hyperlink r:id="rId104">
+      <w:hyperlink r:id="rId102">
         <w:r>
           <w:rPr>
             <w:lang w:val="zh_TW" w:bidi="zh_TW"/>
@@ -8847,7 +8804,7 @@
         </w:rPr>
         <w:t>（</w:t>
       </w:r>
-      <w:hyperlink r:id="rId105">
+      <w:hyperlink r:id="rId103">
         <w:r>
           <w:rPr>
             <w:lang w:val="zh_TW" w:bidi="zh_TW"/>
@@ -8865,7 +8822,7 @@
         </w:rPr>
         <w:t>，</w:t>
       </w:r>
-      <w:hyperlink r:id="rId106">
+      <w:hyperlink r:id="rId104">
         <w:r>
           <w:rPr>
             <w:lang w:val="zh_TW" w:bidi="zh_TW"/>
@@ -8883,7 +8840,7 @@
         </w:rPr>
         <w:t>）。摩西也為這個獻祭儀式下達了具體的指示（見</w:t>
       </w:r>
-      <w:hyperlink r:id="rId107">
+      <w:hyperlink r:id="rId105">
         <w:r>
           <w:rPr>
             <w:lang w:val="zh_TW" w:bidi="zh_TW"/>
@@ -8901,7 +8858,7 @@
         </w:rPr>
         <w:t>，</w:t>
       </w:r>
-      <w:hyperlink r:id="rId108">
+      <w:hyperlink r:id="rId106">
         <w:r>
           <w:rPr>
             <w:lang w:val="zh_TW" w:bidi="zh_TW"/>
@@ -8967,7 +8924,7 @@
         </w:rPr>
         <w:t>約書亞遵照摩西的吩咐，設立石頭並塗上石灰泥（</w:t>
       </w:r>
-      <w:hyperlink r:id="rId109">
+      <w:hyperlink r:id="rId107">
         <w:r>
           <w:rPr>
             <w:lang w:val="zh_TW" w:bidi="zh_TW"/>
@@ -9151,7 +9108,7 @@
         </w:rPr>
         <w:t>祝福……咒詛：見</w:t>
       </w:r>
-      <w:hyperlink r:id="rId108">
+      <w:hyperlink r:id="rId106">
         <w:r>
           <w:rPr>
             <w:lang w:val="zh_TW" w:bidi="zh_TW"/>
@@ -9239,7 +9196,7 @@
         </w:rPr>
         <w:t>住在以色列人中間的外邦人包括那些與以色列一起從埃及出來的人（</w:t>
       </w:r>
-      <w:hyperlink r:id="rId110">
+      <w:hyperlink r:id="rId108">
         <w:r>
           <w:rPr>
             <w:lang w:val="zh_TW" w:bidi="zh_TW"/>
@@ -9257,7 +9214,7 @@
         </w:rPr>
         <w:t>、</w:t>
       </w:r>
-      <w:hyperlink r:id="rId111">
+      <w:hyperlink r:id="rId109">
         <w:r>
           <w:rPr>
             <w:lang w:val="zh_TW" w:bidi="zh_TW"/>
@@ -9436,7 +9393,7 @@
         </w:rPr>
         <w:t>約書亞再次沒有求問神（</w:t>
       </w:r>
-      <w:hyperlink r:id="rId112">
+      <w:hyperlink r:id="rId110">
         <w:r>
           <w:rPr>
             <w:lang w:val="zh_TW" w:bidi="zh_TW"/>
@@ -9454,7 +9411,7 @@
         </w:rPr>
         <w:t>；參</w:t>
       </w:r>
-      <w:hyperlink r:id="rId113">
+      <w:hyperlink r:id="rId111">
         <w:r>
           <w:rPr>
             <w:lang w:val="zh_TW" w:bidi="zh_TW"/>
@@ -9514,7 +9471,7 @@
           <w:lang w:val="zh_TW" w:bidi="zh_TW"/>
         </w:rPr>
       </w:r>
-      <w:hyperlink r:id="rId114">
+      <w:hyperlink r:id="rId112">
         <w:r>
           <w:rPr>
             <w:lang w:val="zh_TW" w:bidi="zh_TW"/>
@@ -9692,7 +9649,7 @@
         </w:rPr>
         <w:t>希未人這個名字僅在聖經中被提及，指的是一個生活在迦南各地的非閃族民族（見</w:t>
       </w:r>
-      <w:hyperlink r:id="rId115">
+      <w:hyperlink r:id="rId113">
         <w:r>
           <w:rPr>
             <w:lang w:val="zh_TW" w:bidi="zh_TW"/>
@@ -9710,7 +9667,7 @@
         </w:rPr>
         <w:t>，</w:t>
       </w:r>
-      <w:hyperlink r:id="rId116">
+      <w:hyperlink r:id="rId114">
         <w:r>
           <w:rPr>
             <w:lang w:val="zh_TW" w:bidi="zh_TW"/>
@@ -9728,7 +9685,7 @@
         </w:rPr>
         <w:t>；</w:t>
       </w:r>
-      <w:hyperlink r:id="rId117">
+      <w:hyperlink r:id="rId115">
         <w:r>
           <w:rPr>
             <w:lang w:val="zh_TW" w:bidi="zh_TW"/>
@@ -9746,7 +9703,7 @@
         </w:rPr>
         <w:t>、</w:t>
       </w:r>
-      <w:hyperlink r:id="rId118">
+      <w:hyperlink r:id="rId116">
         <w:r>
           <w:rPr>
             <w:lang w:val="zh_TW" w:bidi="zh_TW"/>
@@ -9782,7 +9739,7 @@
         </w:rPr>
         <w:t>只怕你們是住在我們中間的：以色列的領袖提出了受欺騙的可能性。約書亞在基遍人含糊其詞的回答後，提出了兩個直接的問題。然而，約書亞本可以通過求問耶和華得到直接的答案（</w:t>
       </w:r>
-      <w:hyperlink r:id="rId112">
+      <w:hyperlink r:id="rId110">
         <w:r>
           <w:rPr>
             <w:lang w:val="zh_TW" w:bidi="zh_TW"/>
@@ -9852,7 +9809,7 @@
         </w:rPr>
         <w:t xml:space="preserve">在埃及：見 </w:t>
       </w:r>
-      <w:hyperlink r:id="rId119">
+      <w:hyperlink r:id="rId117">
         <w:r>
           <w:rPr>
             <w:lang w:val="zh_TW" w:bidi="zh_TW"/>
@@ -9914,7 +9871,7 @@
         </w:rPr>
         <w:t xml:space="preserve">噩：見 </w:t>
       </w:r>
-      <w:hyperlink r:id="rId120">
+      <w:hyperlink r:id="rId118">
         <w:r>
           <w:rPr>
             <w:lang w:val="zh_TW" w:bidi="zh_TW"/>
@@ -10151,7 +10108,7 @@
         </w:rPr>
         <w:t>）：列國通過一個儀式來立約，該儀式涉及將祭牲切成兩半。締約的雙方走在兩半動物之間（參</w:t>
       </w:r>
-      <w:hyperlink r:id="rId121">
+      <w:hyperlink r:id="rId119">
         <w:r>
           <w:rPr>
             <w:lang w:val="zh_TW" w:bidi="zh_TW"/>
@@ -10199,7 +10156,7 @@
         </w:rPr>
         <w:t>在以色列，具有約束力的誓言是以耶和華的名義宣誓的。違反誓言將招致耶和華因虛假宣誓而降下的審判（</w:t>
       </w:r>
-      <w:hyperlink r:id="rId122">
+      <w:hyperlink r:id="rId120">
         <w:r>
           <w:rPr>
             <w:lang w:val="zh_TW" w:bidi="zh_TW"/>
@@ -10277,7 +10234,7 @@
         </w:rPr>
         <w:t>作者重複了以色列人用來表達對基遍人懷疑的詞語（</w:t>
       </w:r>
-      <w:hyperlink r:id="rId123">
+      <w:hyperlink r:id="rId121">
         <w:r>
           <w:rPr>
             <w:lang w:val="zh_TW" w:bidi="zh_TW"/>
@@ -10415,7 +10372,7 @@
         </w:rPr>
         <w:t xml:space="preserve">（參 </w:t>
       </w:r>
-      <w:hyperlink r:id="rId124">
+      <w:hyperlink r:id="rId122">
         <w:r>
           <w:rPr>
             <w:lang w:val="zh_TW" w:bidi="zh_TW"/>
@@ -10751,7 +10708,7 @@
         </w:rPr>
         <w:t>亞多尼‧洗德的意思是「公義的主人」或「我的主人是公義的」。早期耶路撒冷的一位王名叫麥基洗德（「公義的王」或「我的王是公義的」），他是「至高神的祭司」並且是亞伯拉罕的朋友（</w:t>
       </w:r>
-      <w:hyperlink r:id="rId125">
+      <w:hyperlink r:id="rId123">
         <w:r>
           <w:rPr>
             <w:lang w:val="zh_TW" w:bidi="zh_TW"/>
@@ -11033,7 +10990,7 @@
         </w:rPr>
         <w:t>神再次勉勵約書亞不要害怕，並向他保證他必能戰勝以色列的敵人（另見</w:t>
       </w:r>
-      <w:hyperlink r:id="rId81">
+      <w:hyperlink r:id="rId79">
         <w:r>
           <w:rPr>
             <w:lang w:val="zh_TW" w:bidi="zh_TW"/>
@@ -11051,7 +11008,7 @@
         </w:rPr>
         <w:t>，</w:t>
       </w:r>
-      <w:hyperlink r:id="rId126">
+      <w:hyperlink r:id="rId124">
         <w:r>
           <w:rPr>
             <w:lang w:val="zh_TW" w:bidi="zh_TW"/>
@@ -11463,7 +11420,7 @@
         </w:rPr>
         <w:t>雖然瑪基大的確切位置不明，但它位於拉吉（</w:t>
       </w:r>
-      <w:hyperlink r:id="rId127">
+      <w:hyperlink r:id="rId125">
         <w:r>
           <w:rPr>
             <w:lang w:val="zh_TW" w:bidi="zh_TW"/>
@@ -11707,7 +11664,7 @@
         </w:rPr>
         <w:t>約書亞在瑪基大鼓勵他的將領們，使用了神在以色列過約旦河之前和在艾城戰役之前鼓勵他時所用的同樣的話語（</w:t>
       </w:r>
-      <w:hyperlink r:id="rId81">
+      <w:hyperlink r:id="rId79">
         <w:r>
           <w:rPr>
             <w:lang w:val="zh_TW" w:bidi="zh_TW"/>
@@ -11725,7 +11682,7 @@
         </w:rPr>
         <w:t>，</w:t>
       </w:r>
-      <w:hyperlink r:id="rId126">
+      <w:hyperlink r:id="rId124">
         <w:r>
           <w:rPr>
             <w:lang w:val="zh_TW" w:bidi="zh_TW"/>
@@ -11791,7 +11748,7 @@
         </w:rPr>
         <w:t>約書亞對這五位王的處決方式，延續了對艾城王所採取的模式（見</w:t>
       </w:r>
-      <w:hyperlink r:id="rId128">
+      <w:hyperlink r:id="rId126">
         <w:r>
           <w:rPr>
             <w:lang w:val="zh_TW" w:bidi="zh_TW"/>
@@ -11917,7 +11874,7 @@
         </w:rPr>
         <w:t>約書亞帶領以色列人穿過迦南南部，他們攻佔了許多重要城市，但沒有焚毀這些城市。神曾應許以色列人將居住在不是他們所建造的城邑中（</w:t>
       </w:r>
-      <w:hyperlink r:id="rId129">
+      <w:hyperlink r:id="rId127">
         <w:r>
           <w:rPr>
             <w:lang w:val="zh_TW" w:bidi="zh_TW"/>
@@ -12243,7 +12200,7 @@
         </w:rPr>
         <w:t>這個歌珊不是指埃及尼羅河三角洲的地區（</w:t>
       </w:r>
-      <w:hyperlink r:id="rId130">
+      <w:hyperlink r:id="rId128">
         <w:r>
           <w:rPr>
             <w:lang w:val="zh_TW" w:bidi="zh_TW"/>
@@ -12261,7 +12218,7 @@
         </w:rPr>
         <w:t>），而是位於南部山區的一個城鎮（</w:t>
       </w:r>
-      <w:hyperlink r:id="rId131">
+      <w:hyperlink r:id="rId129">
         <w:r>
           <w:rPr>
             <w:lang w:val="zh_TW" w:bidi="zh_TW"/>
@@ -12379,7 +12336,7 @@
         </w:rPr>
         <w:t xml:space="preserve">夏瑣位於國際貿易路線上，是迦南內陸最大且最重要的城市（見 </w:t>
       </w:r>
-      <w:hyperlink r:id="rId101">
+      <w:hyperlink r:id="rId99">
         <w:r>
           <w:rPr>
             <w:lang w:val="zh_TW" w:bidi="zh_TW"/>
@@ -12506,7 +12463,7 @@
         </w:rPr>
         <w:t xml:space="preserve"> 透過對約書亞在迦南南部戰役的詳細描述（第</w:t>
       </w:r>
-      <w:hyperlink r:id="rId132">
+      <w:hyperlink r:id="rId130">
         <w:r>
           <w:rPr>
             <w:lang w:val="zh_TW" w:bidi="zh_TW"/>
@@ -12536,7 +12493,7 @@
         </w:rPr>
         <w:t>（第</w:t>
       </w:r>
-      <w:hyperlink r:id="rId133">
+      <w:hyperlink r:id="rId131">
         <w:r>
           <w:rPr>
             <w:lang w:val="zh_TW" w:bidi="zh_TW"/>
@@ -12748,7 +12705,7 @@
         </w:rPr>
         <w:t>砍斷他們馬的蹄筋，用火焚燒他們的車輛：神希望以色列依靠祂而不是武器和裝備（參</w:t>
       </w:r>
-      <w:hyperlink r:id="rId134">
+      <w:hyperlink r:id="rId132">
         <w:r>
           <w:rPr>
             <w:lang w:val="zh_TW" w:bidi="zh_TW"/>
@@ -12766,7 +12723,7 @@
         </w:rPr>
         <w:t>；</w:t>
       </w:r>
-      <w:hyperlink r:id="rId135">
+      <w:hyperlink r:id="rId133">
         <w:r>
           <w:rPr>
             <w:lang w:val="zh_TW" w:bidi="zh_TW"/>
@@ -12998,7 +12955,7 @@
         </w:rPr>
         <w:t>約書亞在北方只焚燒了夏瑣，就像他在中部地區只摧毀了耶利哥（</w:t>
       </w:r>
-      <w:hyperlink r:id="rId136">
+      <w:hyperlink r:id="rId134">
         <w:r>
           <w:rPr>
             <w:lang w:val="zh_TW" w:bidi="zh_TW"/>
@@ -13016,7 +12973,7 @@
         </w:rPr>
         <w:t>）和艾城（</w:t>
       </w:r>
-      <w:hyperlink r:id="rId137">
+      <w:hyperlink r:id="rId135">
         <w:r>
           <w:rPr>
             <w:lang w:val="zh_TW" w:bidi="zh_TW"/>
@@ -13095,7 +13052,7 @@
         </w:rPr>
         <w:t>或「律法書」（意為教導之書）（</w:t>
       </w:r>
-      <w:hyperlink r:id="rId138">
+      <w:hyperlink r:id="rId136">
         <w:r>
           <w:rPr>
             <w:lang w:val="zh_TW" w:bidi="zh_TW"/>
@@ -13173,7 +13130,7 @@
         </w:rPr>
         <w:t>雖然南北戰役的初期勝利迅速且果斷，但攻下設防城卻花了很長時間。在以色列人過了約旦河後，整個迦南戰役可能持續了五年（見</w:t>
       </w:r>
-      <w:hyperlink r:id="rId139">
+      <w:hyperlink r:id="rId137">
         <w:r>
           <w:rPr>
             <w:lang w:val="zh_TW" w:bidi="zh_TW"/>
@@ -13239,7 +13196,7 @@
         </w:rPr>
         <w:t>對迦南的審判是神的，不是以色列的。神已經對迦南人延續了幾代的憐憫。然而，神判定「亞摩利人的罪孽滿盈」現在「該受毀滅」（</w:t>
       </w:r>
-      <w:hyperlink r:id="rId140">
+      <w:hyperlink r:id="rId138">
         <w:r>
           <w:rPr>
             <w:lang w:val="zh_TW" w:bidi="zh_TW"/>
@@ -13317,7 +13274,7 @@
         </w:rPr>
         <w:t>亞衲族人：見</w:t>
       </w:r>
-      <w:hyperlink r:id="rId141">
+      <w:hyperlink r:id="rId139">
         <w:r>
           <w:rPr>
             <w:lang w:val="zh_TW" w:bidi="zh_TW"/>
@@ -13469,7 +13426,7 @@
         </w:rPr>
         <w:t>亞嫩谷的河流流入死海的東側中部，形成了亞嫩谷峽谷。以色列從這裡開始了征服（見</w:t>
       </w:r>
-      <w:hyperlink r:id="rId142">
+      <w:hyperlink r:id="rId140">
         <w:r>
           <w:rPr>
             <w:lang w:val="zh_TW" w:bidi="zh_TW"/>
@@ -13565,7 +13522,7 @@
         </w:rPr>
         <w:t xml:space="preserve">約書亞將迦南地分配給以色列各支派（第 </w:t>
       </w:r>
-      <w:hyperlink r:id="rId143">
+      <w:hyperlink r:id="rId141">
         <w:r>
           <w:rPr>
             <w:lang w:val="zh_TW" w:bidi="zh_TW"/>
@@ -13631,7 +13588,7 @@
         </w:rPr>
         <w:t>西宏王（見</w:t>
       </w:r>
-      <w:hyperlink r:id="rId144">
+      <w:hyperlink r:id="rId142">
         <w:r>
           <w:rPr>
             <w:lang w:val="zh_TW" w:bidi="zh_TW"/>
@@ -13649,7 +13606,7 @@
         </w:rPr>
         <w:t>）曾控制約旦河谷北部，直至加利利海，但未控制基列山的北部（</w:t>
       </w:r>
-      <w:hyperlink r:id="rId145">
+      <w:hyperlink r:id="rId143">
         <w:r>
           <w:rPr>
             <w:lang w:val="zh_TW" w:bidi="zh_TW"/>
@@ -13719,7 +13676,7 @@
         </w:rPr>
         <w:t>伯‧耶西末是以色列在摩押平原的營地 （</w:t>
       </w:r>
-      <w:hyperlink r:id="rId146">
+      <w:hyperlink r:id="rId144">
         <w:r>
           <w:rPr>
             <w:lang w:val="zh_TW" w:bidi="zh_TW"/>
@@ -13755,7 +13712,7 @@
         </w:rPr>
         <w:t>摩西從毗斯迦山頂已經觀看到了應許之地 （</w:t>
       </w:r>
-      <w:hyperlink r:id="rId147">
+      <w:hyperlink r:id="rId145">
         <w:r>
           <w:rPr>
             <w:lang w:val="zh_TW" w:bidi="zh_TW"/>
@@ -13825,7 +13782,7 @@
         </w:rPr>
         <w:t xml:space="preserve">巴珊王噩：見 </w:t>
       </w:r>
-      <w:hyperlink r:id="rId148">
+      <w:hyperlink r:id="rId146">
         <w:r>
           <w:rPr>
             <w:lang w:val="zh_TW" w:bidi="zh_TW"/>
@@ -13861,7 +13818,7 @@
         </w:rPr>
         <w:t xml:space="preserve">利乏音人是居住在約旦河兩岸的土著民族。許多學者認為利乏音人身材異常高大（見 </w:t>
       </w:r>
-      <w:hyperlink r:id="rId149">
+      <w:hyperlink r:id="rId147">
         <w:r>
           <w:rPr>
             <w:lang w:val="zh_TW" w:bidi="zh_TW"/>
@@ -13945,7 +13902,7 @@
         </w:rPr>
         <w:t>呂便人、迦得人和瑪拿西半支派的人：見</w:t>
       </w:r>
-      <w:hyperlink r:id="rId150">
+      <w:hyperlink r:id="rId148">
         <w:r>
           <w:rPr>
             <w:lang w:val="zh_TW" w:bidi="zh_TW"/>
@@ -14383,7 +14340,7 @@
         </w:rPr>
         <w:t>非利士人是海洋民族大遷徙中的幾個族群之一，這次遷徙發生在以色列進入迦南後的幾十年內，來自愛琴海地區。他們定居在地中海西南沿岸，位於猶大的西部和西南部。他們來自迦斐託或克里特（</w:t>
       </w:r>
-      <w:hyperlink r:id="rId151">
+      <w:hyperlink r:id="rId149">
         <w:r>
           <w:rPr>
             <w:lang w:val="zh_TW" w:bidi="zh_TW"/>
@@ -14401,7 +14358,7 @@
         </w:rPr>
         <w:t>；</w:t>
       </w:r>
-      <w:hyperlink r:id="rId152">
+      <w:hyperlink r:id="rId150">
         <w:r>
           <w:rPr>
             <w:lang w:val="zh_TW" w:bidi="zh_TW"/>
@@ -14437,7 +14394,7 @@
         </w:rPr>
         <w:t>這些基述人來自南部地區，而不是北部的基述人（參</w:t>
       </w:r>
-      <w:hyperlink r:id="rId145">
+      <w:hyperlink r:id="rId143">
         <w:r>
           <w:rPr>
             <w:lang w:val="zh_TW" w:bidi="zh_TW"/>
@@ -14543,7 +14500,7 @@
         </w:rPr>
         <w:t>非利士人取代了亞衛人（</w:t>
       </w:r>
-      <w:hyperlink r:id="rId151">
+      <w:hyperlink r:id="rId149">
         <w:r>
           <w:rPr>
             <w:lang w:val="zh_TW" w:bidi="zh_TW"/>
@@ -14609,7 +14566,7 @@
         </w:rPr>
         <w:t xml:space="preserve">西頓人（即腓尼基人；見 </w:t>
       </w:r>
-      <w:hyperlink r:id="rId153">
+      <w:hyperlink r:id="rId151">
         <w:r>
           <w:rPr>
             <w:lang w:val="zh_TW" w:bidi="zh_TW"/>
@@ -14627,7 +14584,7 @@
         </w:rPr>
         <w:t>；</w:t>
       </w:r>
-      <w:hyperlink r:id="rId154">
+      <w:hyperlink r:id="rId152">
         <w:r>
           <w:rPr>
             <w:lang w:val="zh_TW" w:bidi="zh_TW"/>
@@ -14645,7 +14602,7 @@
         </w:rPr>
         <w:t>；</w:t>
       </w:r>
-      <w:hyperlink r:id="rId155">
+      <w:hyperlink r:id="rId153">
         <w:r>
           <w:rPr>
             <w:lang w:val="zh_TW" w:bidi="zh_TW"/>
@@ -14765,7 +14722,7 @@
         </w:rPr>
         <w:t>瑪拿西半支派和呂便、迦得支派曾向摩西要求在約旦河東邊的產業，這片土地曾是西宏與噩的王國（</w:t>
       </w:r>
-      <w:hyperlink r:id="rId41">
+      <w:hyperlink r:id="rId39">
         <w:r>
           <w:rPr>
             <w:lang w:val="zh_TW" w:bidi="zh_TW"/>
@@ -14783,7 +14740,7 @@
         </w:rPr>
         <w:t>；</w:t>
       </w:r>
-      <w:hyperlink r:id="rId150">
+      <w:hyperlink r:id="rId148">
         <w:r>
           <w:rPr>
             <w:lang w:val="zh_TW" w:bidi="zh_TW"/>
@@ -14801,7 +14758,7 @@
         </w:rPr>
         <w:t>）。作為回報，他們幫助以色列人在約旦河西方獲得所有的產業（</w:t>
       </w:r>
-      <w:hyperlink r:id="rId156">
+      <w:hyperlink r:id="rId154">
         <w:r>
           <w:rPr>
             <w:lang w:val="zh_TW" w:bidi="zh_TW"/>
@@ -14819,7 +14776,7 @@
         </w:rPr>
         <w:t>，</w:t>
       </w:r>
-      <w:hyperlink r:id="rId157">
+      <w:hyperlink r:id="rId155">
         <w:r>
           <w:rPr>
             <w:lang w:val="zh_TW" w:bidi="zh_TW"/>
@@ -14885,7 +14842,7 @@
         </w:rPr>
         <w:t>利未支派沒有𠄘受自己的支派土地（見</w:t>
       </w:r>
-      <w:hyperlink r:id="rId158">
+      <w:hyperlink r:id="rId156">
         <w:r>
           <w:rPr>
             <w:lang w:val="zh_TW" w:bidi="zh_TW"/>
@@ -14903,7 +14860,7 @@
         </w:rPr>
         <w:t>）。利未人的城邑位於其它支派的領地之中（</w:t>
       </w:r>
-      <w:hyperlink r:id="rId159">
+      <w:hyperlink r:id="rId157">
         <w:r>
           <w:rPr>
             <w:lang w:val="zh_TW" w:bidi="zh_TW"/>
@@ -14969,7 +14926,7 @@
         </w:rPr>
         <w:t>呂便是雅各的長子，由利亞所生（</w:t>
       </w:r>
-      <w:hyperlink r:id="rId160">
+      <w:hyperlink r:id="rId158">
         <w:r>
           <w:rPr>
             <w:lang w:val="zh_TW" w:bidi="zh_TW"/>
@@ -14987,7 +14944,7 @@
         </w:rPr>
         <w:t>），他因與父親的妾同寢而喪失了長子的名分（</w:t>
       </w:r>
-      <w:hyperlink r:id="rId161">
+      <w:hyperlink r:id="rId159">
         <w:r>
           <w:rPr>
             <w:lang w:val="zh_TW" w:bidi="zh_TW"/>
@@ -15071,7 +15028,7 @@
         </w:rPr>
         <w:t>米甸的領袖顯然是王（</w:t>
       </w:r>
-      <w:hyperlink r:id="rId162">
+      <w:hyperlink r:id="rId160">
         <w:r>
           <w:rPr>
             <w:lang w:val="zh_TW" w:bidi="zh_TW"/>
@@ -15144,7 +15101,7 @@
         </w:rPr>
         <w:t>：他策劃了一個計劃，藉著性犯罪引誘以色列崇拜假神（偶像崇拜） （</w:t>
       </w:r>
-      <w:hyperlink r:id="rId163">
+      <w:hyperlink r:id="rId161">
         <w:r>
           <w:rPr>
             <w:lang w:val="zh_TW" w:bidi="zh_TW"/>
@@ -15175,7 +15132,7 @@
         </w:rPr>
         <w:t>詛咒以色列 （</w:t>
       </w:r>
-      <w:hyperlink r:id="rId164">
+      <w:hyperlink r:id="rId162">
         <w:r>
           <w:rPr>
             <w:lang w:val="zh_TW" w:bidi="zh_TW"/>
@@ -15307,7 +15264,7 @@
         </w:rPr>
         <w:t>（見</w:t>
       </w:r>
-      <w:hyperlink r:id="rId165">
+      <w:hyperlink r:id="rId163">
         <w:r>
           <w:rPr>
             <w:lang w:val="zh_TW" w:bidi="zh_TW"/>
@@ -15373,7 +15330,7 @@
         </w:rPr>
         <w:t>睚珥是瑪拿西的曾孫（</w:t>
       </w:r>
-      <w:hyperlink r:id="rId166">
+      <w:hyperlink r:id="rId164">
         <w:r>
           <w:rPr>
             <w:lang w:val="zh_TW" w:bidi="zh_TW"/>
@@ -15509,7 +15466,7 @@
         </w:rPr>
         <w:t>敘述者用分配給迦勒的土地作為開頭（</w:t>
       </w:r>
-      <w:hyperlink r:id="rId167">
+      <w:hyperlink r:id="rId165">
         <w:r>
           <w:rPr>
             <w:lang w:val="zh_TW" w:bidi="zh_TW"/>
@@ -15527,7 +15484,7 @@
         </w:rPr>
         <w:t>），以分配給約書亞的土地作為結尾（</w:t>
       </w:r>
-      <w:hyperlink r:id="rId168">
+      <w:hyperlink r:id="rId166">
         <w:r>
           <w:rPr>
             <w:lang w:val="zh_TW" w:bidi="zh_TW"/>
@@ -15545,7 +15502,7 @@
         </w:rPr>
         <w:t>）來框定這一部分。只有迦勒和約書亞曾對神表現出了信心，相信以色列人能夠征服這片土地（</w:t>
       </w:r>
-      <w:hyperlink r:id="rId169">
+      <w:hyperlink r:id="rId167">
         <w:r>
           <w:rPr>
             <w:lang w:val="zh_TW" w:bidi="zh_TW"/>
@@ -15563,7 +15520,7 @@
         </w:rPr>
         <w:t>，</w:t>
       </w:r>
-      <w:hyperlink r:id="rId170">
+      <w:hyperlink r:id="rId168">
         <w:r>
           <w:rPr>
             <w:lang w:val="zh_TW" w:bidi="zh_TW"/>
@@ -15701,7 +15658,7 @@
         </w:rPr>
         <w:t>）。由於利未人沒有獲得單獨的支派分地（</w:t>
       </w:r>
-      <w:hyperlink r:id="rId171">
+      <w:hyperlink r:id="rId169">
         <w:r>
           <w:rPr>
             <w:lang w:val="zh_TW" w:bidi="zh_TW"/>
@@ -15771,7 +15728,7 @@
         </w:rPr>
         <w:t>基尼洗人原本不是以色列人（</w:t>
       </w:r>
-      <w:hyperlink r:id="rId172">
+      <w:hyperlink r:id="rId170">
         <w:r>
           <w:rPr>
             <w:lang w:val="zh_TW" w:bidi="zh_TW"/>
@@ -15807,7 +15764,7 @@
         </w:rPr>
         <w:t>指著我與你：只有迦勒和約書亞在第一次進入應許之地時對神保持忠心，因此神應許他們將擁有這片土地（</w:t>
       </w:r>
-      <w:hyperlink r:id="rId173">
+      <w:hyperlink r:id="rId171">
         <w:r>
           <w:rPr>
             <w:lang w:val="zh_TW" w:bidi="zh_TW"/>
@@ -15873,7 +15830,7 @@
         </w:rPr>
         <w:t>摩西起誓說：見</w:t>
       </w:r>
-      <w:hyperlink r:id="rId173">
+      <w:hyperlink r:id="rId171">
         <w:r>
           <w:rPr>
             <w:lang w:val="zh_TW" w:bidi="zh_TW"/>
@@ -15987,7 +15944,7 @@
         </w:rPr>
         <w:t>四十五年前，以色列人沒有進入迦南，因為他們害怕亞衲族的後裔，這是一群身材高大、體格健壯的人，住在猶大的山地（</w:t>
       </w:r>
-      <w:hyperlink r:id="rId174">
+      <w:hyperlink r:id="rId172">
         <w:r>
           <w:rPr>
             <w:lang w:val="zh_TW" w:bidi="zh_TW"/>
@@ -16113,7 +16070,7 @@
         </w:rPr>
         <w:t>關於猶大支派的分配描述的比其它支派更詳細。猶大哥哥們的失敗（</w:t>
       </w:r>
-      <w:hyperlink r:id="rId175">
+      <w:hyperlink r:id="rId173">
         <w:r>
           <w:rPr>
             <w:lang w:val="zh_TW" w:bidi="zh_TW"/>
@@ -16131,7 +16088,7 @@
         </w:rPr>
         <w:t>，</w:t>
       </w:r>
-      <w:hyperlink r:id="rId161">
+      <w:hyperlink r:id="rId159">
         <w:r>
           <w:rPr>
             <w:lang w:val="zh_TW" w:bidi="zh_TW"/>
@@ -16149,7 +16106,7 @@
         </w:rPr>
         <w:t>）使他有機會繼承領袖的衣缽。因此，猶大支派在各支派中佔據了中心的地理位置，確保了其在以色列民族中的領導地位（</w:t>
       </w:r>
-      <w:hyperlink r:id="rId176">
+      <w:hyperlink r:id="rId174">
         <w:r>
           <w:rPr>
             <w:lang w:val="zh_TW" w:bidi="zh_TW"/>
@@ -16167,7 +16124,7 @@
         </w:rPr>
         <w:t>；</w:t>
       </w:r>
-      <w:hyperlink r:id="rId177">
+      <w:hyperlink r:id="rId175">
         <w:r>
           <w:rPr>
             <w:lang w:val="zh_TW" w:bidi="zh_TW"/>
@@ -16333,7 +16290,7 @@
         </w:rPr>
         <w:t>這個底璧並不是</w:t>
       </w:r>
-      <w:hyperlink r:id="rId178">
+      <w:hyperlink r:id="rId176">
         <w:r>
           <w:rPr>
             <w:lang w:val="zh_TW" w:bidi="zh_TW"/>
@@ -16369,7 +16326,7 @@
         </w:rPr>
         <w:t>這個吉甲並不是以色列人早先建立營地的吉甲（</w:t>
       </w:r>
-      <w:hyperlink r:id="rId179">
+      <w:hyperlink r:id="rId177">
         <w:r>
           <w:rPr>
             <w:lang w:val="zh_TW" w:bidi="zh_TW"/>
@@ -16591,7 +16548,7 @@
         </w:rPr>
         <w:t xml:space="preserve">參 </w:t>
       </w:r>
-      <w:hyperlink r:id="rId180">
+      <w:hyperlink r:id="rId178">
         <w:r>
           <w:rPr>
             <w:lang w:val="zh_TW" w:bidi="zh_TW"/>
@@ -16609,7 +16566,7 @@
         </w:rPr>
         <w:t>，</w:t>
       </w:r>
-      <w:hyperlink r:id="rId181">
+      <w:hyperlink r:id="rId179">
         <w:r>
           <w:rPr>
             <w:lang w:val="zh_TW" w:bidi="zh_TW"/>
@@ -16675,7 +16632,7 @@
         </w:rPr>
         <w:t>俄陀聶，迦勒的侄子，成為以色列的第一位士師（</w:t>
       </w:r>
-      <w:hyperlink r:id="rId182">
+      <w:hyperlink r:id="rId180">
         <w:r>
           <w:rPr>
             <w:lang w:val="zh_TW" w:bidi="zh_TW"/>
@@ -17098,7 +17055,7 @@
         </w:rPr>
         <w:t>山地位於猶大的中部高地，從北面的耶路撒冷延伸到南面的底壁（</w:t>
       </w:r>
-      <w:hyperlink r:id="rId178">
+      <w:hyperlink r:id="rId176">
         <w:r>
           <w:rPr>
             <w:lang w:val="zh_TW" w:bidi="zh_TW"/>
@@ -17164,7 +17121,7 @@
         </w:rPr>
         <w:t>這個耶斯列在猶大，不是北方的耶斯列。這個城市是亞希暖的家鄉，她是大衛的妻子，也是他長子暗嫩的母親（</w:t>
       </w:r>
-      <w:hyperlink r:id="rId183">
+      <w:hyperlink r:id="rId181">
         <w:r>
           <w:rPr>
             <w:lang w:val="zh_TW" w:bidi="zh_TW"/>
@@ -17330,7 +17287,7 @@
         </w:rPr>
         <w:t>儘管耶路撒冷被分配給便雅憫支派（</w:t>
       </w:r>
-      <w:hyperlink r:id="rId184">
+      <w:hyperlink r:id="rId182">
         <w:r>
           <w:rPr>
             <w:lang w:val="zh_TW" w:bidi="zh_TW"/>
@@ -17378,7 +17335,7 @@
         </w:rPr>
         <w:t>（</w:t>
       </w:r>
-      <w:hyperlink r:id="rId185">
+      <w:hyperlink r:id="rId183">
         <w:r>
           <w:rPr>
             <w:lang w:val="zh_TW" w:bidi="zh_TW"/>
@@ -17444,7 +17401,7 @@
         </w:rPr>
         <w:t>耶利哥被分配給便雅憫支派（</w:t>
       </w:r>
-      <w:hyperlink r:id="rId186">
+      <w:hyperlink r:id="rId184">
         <w:r>
           <w:rPr>
             <w:lang w:val="zh_TW" w:bidi="zh_TW"/>
@@ -17510,7 +17467,7 @@
         </w:rPr>
         <w:t>約瑟有兩個兒子，瑪拿西和以法蓮（</w:t>
       </w:r>
-      <w:hyperlink r:id="rId187">
+      <w:hyperlink r:id="rId185">
         <w:r>
           <w:rPr>
             <w:lang w:val="zh_TW" w:bidi="zh_TW"/>
@@ -17540,7 +17497,7 @@
         </w:rPr>
         <w:t>（</w:t>
       </w:r>
-      <w:hyperlink r:id="rId188">
+      <w:hyperlink r:id="rId186">
         <w:r>
           <w:rPr>
             <w:lang w:val="zh_TW" w:bidi="zh_TW"/>
@@ -17622,7 +17579,7 @@
         </w:rPr>
         <w:t>以法蓮的邊界從下伯‧和崙到上伯‧和崙的坡道延伸（見</w:t>
       </w:r>
-      <w:hyperlink r:id="rId189">
+      <w:hyperlink r:id="rId187">
         <w:r>
           <w:rPr>
             <w:lang w:val="zh_TW" w:bidi="zh_TW"/>
@@ -17658,7 +17615,7 @@
         </w:rPr>
         <w:t>基色是一個位於沿海平原和山地交界處的大型且重要的迦南城鎮，顯然直到所羅門時期才被以色列佔領（見</w:t>
       </w:r>
-      <w:hyperlink r:id="rId190">
+      <w:hyperlink r:id="rId188">
         <w:r>
           <w:rPr>
             <w:lang w:val="zh_TW" w:bidi="zh_TW"/>
@@ -17676,7 +17633,7 @@
         </w:rPr>
         <w:t>；</w:t>
       </w:r>
-      <w:hyperlink r:id="rId191">
+      <w:hyperlink r:id="rId189">
         <w:r>
           <w:rPr>
             <w:lang w:val="zh_TW" w:bidi="zh_TW"/>
@@ -17790,7 +17747,7 @@
         </w:rPr>
         <w:t xml:space="preserve">見 </w:t>
       </w:r>
-      <w:hyperlink r:id="rId192">
+      <w:hyperlink r:id="rId190">
         <w:r>
           <w:rPr>
             <w:lang w:val="zh_TW" w:bidi="zh_TW"/>
@@ -17868,7 +17825,7 @@
         </w:rPr>
         <w:t>在古代以色列，產業通常由父親傳給兒子。若沒有兒子，一個人的名字可能會被遺忘。然而，西羅非哈的女兒曾向摩西請願，摩西求問了神，神裁定她們應該繼承父親的產業（見</w:t>
       </w:r>
-      <w:hyperlink r:id="rId193">
+      <w:hyperlink r:id="rId191">
         <w:r>
           <w:rPr>
             <w:lang w:val="zh_TW" w:bidi="zh_TW"/>
@@ -18036,7 +17993,7 @@
         </w:rPr>
         <w:t>這段關於瑪拿西南部邊界與分配給以法蓮支派的土地的概述，比在</w:t>
       </w:r>
-      <w:hyperlink r:id="rId194">
+      <w:hyperlink r:id="rId192">
         <w:r>
           <w:rPr>
             <w:lang w:val="zh_TW" w:bidi="zh_TW"/>
@@ -18210,7 +18167,7 @@
         </w:rPr>
         <w:t>約瑟的產業在</w:t>
       </w:r>
-      <w:hyperlink r:id="rId195">
+      <w:hyperlink r:id="rId193">
         <w:r>
           <w:rPr>
             <w:lang w:val="zh_TW" w:bidi="zh_TW"/>
@@ -18310,7 +18267,7 @@
         </w:rPr>
         <w:t>；另見</w:t>
       </w:r>
-      <w:hyperlink r:id="rId196">
+      <w:hyperlink r:id="rId194">
         <w:r>
           <w:rPr>
             <w:lang w:val="zh_TW" w:bidi="zh_TW"/>
@@ -18322,7 +18279,7 @@
           <w:t>申2:10–11、</w:t>
         </w:r>
       </w:hyperlink>
-      <w:hyperlink r:id="rId197">
+      <w:hyperlink r:id="rId195">
         <w:r>
           <w:rPr>
             <w:lang w:val="zh_TW" w:bidi="zh_TW"/>
@@ -18340,7 +18297,7 @@
         </w:rPr>
         <w:t>，</w:t>
       </w:r>
-      <w:hyperlink r:id="rId149">
+      <w:hyperlink r:id="rId147">
         <w:r>
           <w:rPr>
             <w:lang w:val="zh_TW" w:bidi="zh_TW"/>
@@ -18452,7 +18409,7 @@
         </w:rPr>
         <w:t>，將北方的下加利利與南方的瑪拿西山地分隔開來。居住在此地及其附近以及伯‧善谷的迦南人限制了瑪拿西的擴張，顯然也限制了以法蓮的擴張。</w:t>
       </w:r>
-      <w:hyperlink r:id="rId198">
+      <w:hyperlink r:id="rId196">
         <w:r>
           <w:rPr>
             <w:lang w:val="zh_TW" w:bidi="zh_TW"/>
@@ -18546,7 +18503,7 @@
         </w:rPr>
         <w:t>。如果以法蓮和瑪拿西滿足於已經開墾的土地，他們將沒有多少空間可以定居。大約在這個時候，鐵器技術被引入，包括鐵斧頭，這些支派的人民可以開墾原始森林，開闢新的土地用於定居。約書亞可能通過率先開墾他在以法蓮山地森林地區的家園亭拿‧西拉（</w:t>
       </w:r>
-      <w:hyperlink r:id="rId199">
+      <w:hyperlink r:id="rId197">
         <w:r>
           <w:rPr>
             <w:lang w:val="zh_TW" w:bidi="zh_TW"/>
@@ -18612,7 +18569,7 @@
         </w:rPr>
         <w:t>以色列在約旦河谷的吉甲紮營（</w:t>
       </w:r>
-      <w:hyperlink r:id="rId200">
+      <w:hyperlink r:id="rId198">
         <w:r>
           <w:rPr>
             <w:lang w:val="zh_TW" w:bidi="zh_TW"/>
@@ -18630,7 +18587,7 @@
         </w:rPr>
         <w:t>）。示羅位於耶路撒冷以北約二十英里，位於以法蓮山區。約書亞藉著在那裡設立會幕，使示羅成為以色列的宗教和政治中心。會幕一直留在示羅，直到非利士人擄走約櫃（</w:t>
       </w:r>
-      <w:hyperlink r:id="rId201">
+      <w:hyperlink r:id="rId199">
         <w:r>
           <w:rPr>
             <w:lang w:val="zh_TW" w:bidi="zh_TW"/>
@@ -18890,7 +18847,7 @@
         </w:rPr>
         <w:t>利未人：見第</w:t>
       </w:r>
-      <w:hyperlink r:id="rId159">
+      <w:hyperlink r:id="rId157">
         <w:r>
           <w:rPr>
             <w:lang w:val="zh_TW" w:bidi="zh_TW"/>
@@ -18926,7 +18883,7 @@
         </w:rPr>
         <w:t>迦得……瑪拿西：見</w:t>
       </w:r>
-      <w:hyperlink r:id="rId202">
+      <w:hyperlink r:id="rId200">
         <w:r>
           <w:rPr>
             <w:lang w:val="zh_TW" w:bidi="zh_TW"/>
@@ -18996,7 +18953,7 @@
         </w:rPr>
         <w:t>山地的迦南人現在害怕以色列，並允許二十一人（</w:t>
       </w:r>
-      <w:hyperlink r:id="rId203">
+      <w:hyperlink r:id="rId201">
         <w:r>
           <w:rPr>
             <w:lang w:val="zh_TW" w:bidi="zh_TW"/>
@@ -19032,7 +18989,7 @@
         </w:rPr>
         <w:t>寫在冊子上的冊子可能是一卷書卷，這可能是第</w:t>
       </w:r>
-      <w:hyperlink r:id="rId204">
+      <w:hyperlink r:id="rId202">
         <w:r>
           <w:rPr>
             <w:lang w:val="zh_TW" w:bidi="zh_TW"/>
@@ -19240,7 +19197,7 @@
         </w:rPr>
         <w:t>基列：</w:t>
       </w:r>
-      <w:hyperlink r:id="rId205">
+      <w:hyperlink r:id="rId203">
         <w:r>
           <w:rPr>
             <w:lang w:val="zh_TW" w:bidi="zh_TW"/>
@@ -19337,7 +19294,7 @@
         </w:rPr>
         <w:t>西緬是雅各和利亞所生的第二個兒子，比猶大年長。然而，因著他對示劍的暴力行為（</w:t>
       </w:r>
-      <w:hyperlink r:id="rId206">
+      <w:hyperlink r:id="rId204">
         <w:r>
           <w:rPr>
             <w:lang w:val="zh_TW" w:bidi="zh_TW"/>
@@ -19403,7 +19360,7 @@
         </w:rPr>
         <w:t>西緬支派所獲得的一些城鎮也屬於猶大支派的分地範圍，因為猶大的領地對他們來說太大了（參</w:t>
       </w:r>
-      <w:hyperlink r:id="rId207">
+      <w:hyperlink r:id="rId205">
         <w:r>
           <w:rPr>
             <w:lang w:val="zh_TW" w:bidi="zh_TW"/>
@@ -19613,7 +19570,7 @@
         </w:rPr>
         <w:t>迦特‧希弗是先知約拿的故鄉（</w:t>
       </w:r>
-      <w:hyperlink r:id="rId208">
+      <w:hyperlink r:id="rId206">
         <w:r>
           <w:rPr>
             <w:lang w:val="zh_TW" w:bidi="zh_TW"/>
@@ -19749,7 +19706,7 @@
         </w:rPr>
         <w:t>無論是按城鎮數量還是按其領地面積計算，西布倫都是所有支派中最小的。然而，耶穌成長的地方，新約聖經裏的村莊拿撒勒，就屬於西布倫支派的領地（</w:t>
       </w:r>
-      <w:hyperlink r:id="rId209">
+      <w:hyperlink r:id="rId207">
         <w:r>
           <w:rPr>
             <w:lang w:val="zh_TW" w:bidi="zh_TW"/>
@@ -19767,7 +19724,7 @@
         </w:rPr>
         <w:t>；</w:t>
       </w:r>
-      <w:hyperlink r:id="rId210">
+      <w:hyperlink r:id="rId208">
         <w:r>
           <w:rPr>
             <w:lang w:val="zh_TW" w:bidi="zh_TW"/>
@@ -19989,7 +19946,7 @@
         </w:rPr>
         <w:t>。夏瑣城位於拿弗他利的領地內，守護著那條路線的一部分。拿弗他利在</w:t>
       </w:r>
-      <w:hyperlink r:id="rId210">
+      <w:hyperlink r:id="rId208">
         <w:r>
           <w:rPr>
             <w:lang w:val="zh_TW" w:bidi="zh_TW"/>
@@ -20103,7 +20060,7 @@
         </w:rPr>
         <w:t>約書亞帶領以色列人進入迦南後約五十年，非利士人遷入南部沿海平原並佔領了亭拿和以革倫兩座城市（</w:t>
       </w:r>
-      <w:hyperlink r:id="rId211">
+      <w:hyperlink r:id="rId209">
         <w:r>
           <w:rPr>
             <w:lang w:val="zh_TW" w:bidi="zh_TW"/>
@@ -20121,7 +20078,7 @@
         </w:rPr>
         <w:t>；</w:t>
       </w:r>
-      <w:hyperlink r:id="rId212">
+      <w:hyperlink r:id="rId210">
         <w:r>
           <w:rPr>
             <w:lang w:val="zh_TW" w:bidi="zh_TW"/>
@@ -20218,7 +20175,7 @@
         </w:rPr>
         <w:t>，所以後來一群但人向北遷移到拉億（見</w:t>
       </w:r>
-      <w:hyperlink r:id="rId213">
+      <w:hyperlink r:id="rId211">
         <w:r>
           <w:rPr>
             <w:lang w:val="zh_TW" w:bidi="zh_TW"/>
@@ -20410,7 +20367,7 @@
         </w:rPr>
         <w:t>這些經文概述了關於逃城的律法（另見</w:t>
       </w:r>
-      <w:hyperlink r:id="rId214">
+      <w:hyperlink r:id="rId212">
         <w:r>
           <w:rPr>
             <w:lang w:val="zh_TW" w:bidi="zh_TW"/>
@@ -20638,7 +20595,7 @@
         </w:rPr>
         <w:t>應該獲得與本地以色列人同樣的公正待遇（見</w:t>
       </w:r>
-      <w:hyperlink r:id="rId215">
+      <w:hyperlink r:id="rId213">
         <w:r>
           <w:rPr>
             <w:lang w:val="zh_TW" w:bidi="zh_TW"/>
@@ -20656,7 +20613,7 @@
         </w:rPr>
         <w:t>；</w:t>
       </w:r>
-      <w:hyperlink r:id="rId216">
+      <w:hyperlink r:id="rId214">
         <w:r>
           <w:rPr>
             <w:lang w:val="zh_TW" w:bidi="zh_TW"/>
@@ -20674,7 +20631,7 @@
         </w:rPr>
         <w:t>，</w:t>
       </w:r>
-      <w:hyperlink r:id="rId217">
+      <w:hyperlink r:id="rId215">
         <w:r>
           <w:rPr>
             <w:lang w:val="zh_TW" w:bidi="zh_TW"/>
@@ -20692,7 +20649,7 @@
         </w:rPr>
         <w:t>；</w:t>
       </w:r>
-      <w:hyperlink r:id="rId218">
+      <w:hyperlink r:id="rId216">
         <w:r>
           <w:rPr>
             <w:lang w:val="zh_TW" w:bidi="zh_TW"/>
@@ -20818,7 +20775,7 @@
         </w:rPr>
         <w:t>耶和華藉著摩西吩咐：見</w:t>
       </w:r>
-      <w:hyperlink r:id="rId219">
+      <w:hyperlink r:id="rId217">
         <w:r>
           <w:rPr>
             <w:lang w:val="zh_TW" w:bidi="zh_TW"/>
@@ -21088,7 +21045,7 @@
         </w:rPr>
         <w:t>郊野是圍繞城邑的放牧地。這個詞在名單中反覆出現（</w:t>
       </w:r>
-      <w:hyperlink r:id="rId220">
+      <w:hyperlink r:id="rId218">
         <w:r>
           <w:rPr>
             <w:lang w:val="zh_TW" w:bidi="zh_TW"/>
@@ -21118,7 +21075,7 @@
         </w:rPr>
         <w:t>利未人可以使用每個利未城周圍的土地（</w:t>
       </w:r>
-      <w:hyperlink r:id="rId221">
+      <w:hyperlink r:id="rId219">
         <w:r>
           <w:rPr>
             <w:lang w:val="zh_TW" w:bidi="zh_TW"/>
@@ -21184,7 +21141,7 @@
         </w:rPr>
         <w:t>亞倫的後裔得了十三座城，哥轄族得了十座，革順的後裔得了十三座，米拉利族得了十二座。利未人的城共計四十八座。除了猶大有八座，西緬有一座，拿弗他利有三座以外，每個支派各有四座利未人的城。六座利未人的城同時也是逃城（</w:t>
       </w:r>
-      <w:hyperlink r:id="rId222">
+      <w:hyperlink r:id="rId220">
         <w:r>
           <w:rPr>
             <w:lang w:val="zh_TW" w:bidi="zh_TW"/>
@@ -21418,7 +21375,7 @@
         </w:rPr>
         <w:t xml:space="preserve">約書亞稱讚東部各支派，因他們忠實地服從了命令，履行了幫助以色列其它支派進入迦南地的承諾（見 </w:t>
       </w:r>
-      <w:hyperlink r:id="rId156">
+      <w:hyperlink r:id="rId154">
         <w:r>
           <w:rPr>
             <w:lang w:val="zh_TW" w:bidi="zh_TW"/>
@@ -21436,7 +21393,7 @@
         </w:rPr>
         <w:t>；</w:t>
       </w:r>
-      <w:hyperlink r:id="rId223">
+      <w:hyperlink r:id="rId221">
         <w:r>
           <w:rPr>
             <w:lang w:val="zh_TW" w:bidi="zh_TW"/>
@@ -21502,7 +21459,7 @@
         </w:rPr>
         <w:t>約書亞的話讓人想起神在征服之初對約書亞所說的話（</w:t>
       </w:r>
-      <w:hyperlink r:id="rId69">
+      <w:hyperlink r:id="rId67">
         <w:r>
           <w:rPr>
             <w:lang w:val="zh_TW" w:bidi="zh_TW"/>
@@ -21574,7 +21531,7 @@
         </w:rPr>
         <w:t>盡心盡性：見</w:t>
       </w:r>
-      <w:hyperlink r:id="rId224">
+      <w:hyperlink r:id="rId222">
         <w:r>
           <w:rPr>
             <w:lang w:val="zh_TW" w:bidi="zh_TW"/>
@@ -21933,7 +21890,7 @@
         </w:rPr>
         <w:t>西邊的支派們已準備開戰，因為他們認為另立祭壇違反了</w:t>
       </w:r>
-      <w:hyperlink r:id="rId225">
+      <w:hyperlink r:id="rId223">
         <w:r>
           <w:rPr>
             <w:lang w:val="zh_TW" w:bidi="zh_TW"/>
@@ -21951,7 +21908,7 @@
         </w:rPr>
         <w:t>和</w:t>
       </w:r>
-      <w:hyperlink r:id="rId226">
+      <w:hyperlink r:id="rId224">
         <w:r>
           <w:rPr>
             <w:lang w:val="zh_TW" w:bidi="zh_TW"/>
@@ -22021,7 +21978,7 @@
         </w:rPr>
         <w:t>打發……同去：差派代表，見</w:t>
       </w:r>
-      <w:hyperlink r:id="rId227">
+      <w:hyperlink r:id="rId225">
         <w:r>
           <w:rPr>
             <w:lang w:val="zh_TW" w:bidi="zh_TW"/>
@@ -22153,7 +22110,7 @@
         </w:rPr>
         <w:t>代表團直截了當、一針見血的陳述和質問，為了確保神的憤怒不會因像亞干的叛逆（</w:t>
       </w:r>
-      <w:hyperlink r:id="rId228">
+      <w:hyperlink r:id="rId226">
         <w:r>
           <w:rPr>
             <w:lang w:val="zh_TW" w:bidi="zh_TW"/>
@@ -22171,7 +22128,7 @@
         </w:rPr>
         <w:t>）或在巴力‧毗珥所發生的事件（</w:t>
       </w:r>
-      <w:hyperlink r:id="rId229">
+      <w:hyperlink r:id="rId227">
         <w:r>
           <w:rPr>
             <w:lang w:val="zh_TW" w:bidi="zh_TW"/>
@@ -22259,7 +22216,7 @@
         </w:rPr>
         <w:t>耶和華全會眾這樣說（字面意思是「耶和華全會眾如此說」而有些譯本譯為：全耶和華會眾要求知道）：使用「如此說」這種格式是傳達使者報告的典型開場方式（例如，</w:t>
       </w:r>
-      <w:hyperlink r:id="rId230">
+      <w:hyperlink r:id="rId228">
         <w:r>
           <w:rPr>
             <w:lang w:val="zh_TW" w:bidi="zh_TW"/>
@@ -22277,7 +22234,7 @@
         </w:rPr>
         <w:t>；</w:t>
       </w:r>
-      <w:hyperlink r:id="rId231">
+      <w:hyperlink r:id="rId229">
         <w:r>
           <w:rPr>
             <w:lang w:val="zh_TW" w:bidi="zh_TW"/>
@@ -22343,7 +22300,7 @@
         </w:rPr>
         <w:t>拜毗珥的罪孽是以色列人在摩押地犯下的偶像崇拜叛逆，那時正當他們即將進入應許地之際（</w:t>
       </w:r>
-      <w:hyperlink r:id="rId229">
+      <w:hyperlink r:id="rId227">
         <w:r>
           <w:rPr>
             <w:lang w:val="zh_TW" w:bidi="zh_TW"/>
@@ -22509,7 +22466,7 @@
         </w:rPr>
         <w:t xml:space="preserve">亞干：見第 </w:t>
       </w:r>
-      <w:hyperlink r:id="rId79">
+      <w:hyperlink r:id="rId77">
         <w:r>
           <w:rPr>
             <w:lang w:val="zh_TW" w:bidi="zh_TW"/>
@@ -22705,7 +22662,7 @@
         </w:rPr>
         <w:t>獻祭的規定包括了燔祭、素祭或平安祭（</w:t>
       </w:r>
-      <w:hyperlink r:id="rId232">
+      <w:hyperlink r:id="rId230">
         <w:r>
           <w:rPr>
             <w:lang w:val="zh_TW" w:bidi="zh_TW"/>
@@ -22940,7 +22897,7 @@
         </w:rPr>
         <w:t xml:space="preserve"> （</w:t>
       </w:r>
-      <w:hyperlink r:id="rId233">
+      <w:hyperlink r:id="rId231">
         <w:r>
           <w:rPr>
             <w:lang w:val="zh_TW" w:bidi="zh_TW"/>
@@ -23150,7 +23107,7 @@
         </w:rPr>
         <w:t>以色列的領袖們經歷了神向他們和他們的敵人所做的一切。在這些比約書亞更長壽的領袖們還在世的時候，以色列人持續對神保持忠心（</w:t>
       </w:r>
-      <w:hyperlink r:id="rId234">
+      <w:hyperlink r:id="rId232">
         <w:r>
           <w:rPr>
             <w:lang w:val="zh_TW" w:bidi="zh_TW"/>
@@ -23216,7 +23173,7 @@
         </w:rPr>
         <w:t>約書亞分配給各支派的一些土地仍未被征服。以色列逐步佔領這些土地有其生態上的原因（見</w:t>
       </w:r>
-      <w:hyperlink r:id="rId235">
+      <w:hyperlink r:id="rId233">
         <w:r>
           <w:rPr>
             <w:lang w:val="zh_TW" w:bidi="zh_TW"/>
@@ -23234,7 +23191,7 @@
         </w:rPr>
         <w:t>）、軍事上的原因（見</w:t>
       </w:r>
-      <w:hyperlink r:id="rId236">
+      <w:hyperlink r:id="rId234">
         <w:r>
           <w:rPr>
             <w:lang w:val="zh_TW" w:bidi="zh_TW"/>
@@ -23264,7 +23221,7 @@
         </w:rPr>
         <w:t>（見</w:t>
       </w:r>
-      <w:hyperlink r:id="rId237">
+      <w:hyperlink r:id="rId235">
         <w:r>
           <w:rPr>
             <w:lang w:val="zh_TW" w:bidi="zh_TW"/>
@@ -23294,7 +23251,7 @@
         </w:rPr>
         <w:t>。約書亞知道這是一個真實的危險（</w:t>
       </w:r>
-      <w:hyperlink r:id="rId238">
+      <w:hyperlink r:id="rId236">
         <w:r>
           <w:rPr>
             <w:lang w:val="zh_TW" w:bidi="zh_TW"/>
@@ -23480,7 +23437,7 @@
         </w:rPr>
         <w:t>緊緊地依附或熱切地倚靠神（和合本譯為「專靠」耶和華——你們的神），能使人對偏離去隨從別神的誘惑毫無反應。這個動詞也用來描述男人與妻子緊密結合（</w:t>
       </w:r>
-      <w:hyperlink r:id="rId239">
+      <w:hyperlink r:id="rId237">
         <w:r>
           <w:rPr>
             <w:lang w:val="zh_TW" w:bidi="zh_TW"/>
@@ -23498,7 +23455,7 @@
         </w:rPr>
         <w:t>）和路得緊緊的跟隨拿俄米（</w:t>
       </w:r>
-      <w:hyperlink r:id="rId240">
+      <w:hyperlink r:id="rId238">
         <w:r>
           <w:rPr>
             <w:lang w:val="zh_TW" w:bidi="zh_TW"/>
@@ -23564,7 +23521,7 @@
         </w:rPr>
         <w:t>又大又強的國民的例子包括亞衲族人（</w:t>
       </w:r>
-      <w:hyperlink r:id="rId241">
+      <w:hyperlink r:id="rId239">
         <w:r>
           <w:rPr>
             <w:lang w:val="zh_TW" w:bidi="zh_TW"/>
@@ -23582,7 +23539,7 @@
         </w:rPr>
         <w:t>）和夏瑣城（</w:t>
       </w:r>
-      <w:hyperlink r:id="rId101">
+      <w:hyperlink r:id="rId99">
         <w:r>
           <w:rPr>
             <w:lang w:val="zh_TW" w:bidi="zh_TW"/>
@@ -23648,7 +23605,7 @@
         </w:rPr>
         <w:t>神……為你們爭戰：正如神過去為以色列人爭戰（例如，</w:t>
       </w:r>
-      <w:hyperlink r:id="rId242">
+      <w:hyperlink r:id="rId240">
         <w:r>
           <w:rPr>
             <w:lang w:val="zh_TW" w:bidi="zh_TW"/>
@@ -23768,7 +23725,7 @@
         </w:rPr>
         <w:t>約書亞警告神的子民不可與多神信仰的鄰族通婚，因為如此親密的關係會使以色列人偏離正道（</w:t>
       </w:r>
-      <w:hyperlink r:id="rId243">
+      <w:hyperlink r:id="rId241">
         <w:r>
           <w:rPr>
             <w:lang w:val="zh_TW" w:bidi="zh_TW"/>
@@ -23786,7 +23743,7 @@
         </w:rPr>
         <w:t>）。然而，渴望敬拜耶和華並歸附神子民的迦南人是受接納的（</w:t>
       </w:r>
-      <w:hyperlink r:id="rId244">
+      <w:hyperlink r:id="rId242">
         <w:r>
           <w:rPr>
             <w:lang w:val="zh_TW" w:bidi="zh_TW"/>
@@ -23804,7 +23761,7 @@
         </w:rPr>
         <w:t>；</w:t>
       </w:r>
-      <w:hyperlink r:id="rId245">
+      <w:hyperlink r:id="rId243">
         <w:r>
           <w:rPr>
             <w:lang w:val="zh_TW" w:bidi="zh_TW"/>
@@ -23822,7 +23779,7 @@
         </w:rPr>
         <w:t xml:space="preserve">）。神禁止通婚的理由並不在於種族、語言或族裔，而是關乎對耶和華的忠誠（參 </w:t>
       </w:r>
-      <w:hyperlink r:id="rId246">
+      <w:hyperlink r:id="rId244">
         <w:r>
           <w:rPr>
             <w:lang w:val="zh_TW" w:bidi="zh_TW"/>
@@ -24012,7 +23969,7 @@
         </w:rPr>
         <w:t>神已經祝福了以色列人，如果他們背離祂，祂也必定會懲罰他們。約書亞對背道的警告具有預言性；以色列確實背離了神，而神也沒有趕出剩下的迦南人（</w:t>
       </w:r>
-      <w:hyperlink r:id="rId247">
+      <w:hyperlink r:id="rId245">
         <w:r>
           <w:rPr>
             <w:lang w:val="zh_TW" w:bidi="zh_TW"/>
@@ -24078,7 +24035,7 @@
         </w:rPr>
         <w:t>示劍是以色列進入迦南地後不久首次重申聖約的地點（見</w:t>
       </w:r>
-      <w:hyperlink r:id="rId248">
+      <w:hyperlink r:id="rId246">
         <w:r>
           <w:rPr>
             <w:lang w:val="zh_TW" w:bidi="zh_TW"/>
@@ -24204,7 +24161,7 @@
         </w:rPr>
         <w:t>在形式和內容上，這份盟約聲明類似於古代近東的宗主國-附庸條約。它以序言開始（</w:t>
       </w:r>
-      <w:hyperlink r:id="rId249">
+      <w:hyperlink r:id="rId247">
         <w:r>
           <w:rPr>
             <w:lang w:val="zh_TW" w:bidi="zh_TW"/>
@@ -24222,7 +24179,7 @@
         </w:rPr>
         <w:t>），接著是歷史引言，講述宗主國（神）對百姓所施的恩惠（</w:t>
       </w:r>
-      <w:hyperlink r:id="rId250">
+      <w:hyperlink r:id="rId248">
         <w:r>
           <w:rPr>
             <w:lang w:val="zh_TW" w:bidi="zh_TW"/>
@@ -24240,7 +24197,7 @@
         </w:rPr>
         <w:t>），然後是約的規定條款（</w:t>
       </w:r>
-      <w:hyperlink r:id="rId251">
+      <w:hyperlink r:id="rId249">
         <w:r>
           <w:rPr>
             <w:lang w:val="zh_TW" w:bidi="zh_TW"/>
@@ -24258,7 +24215,7 @@
         </w:rPr>
         <w:t>）以及違約帶來的詛咒和遵守帶來的祝福（</w:t>
       </w:r>
-      <w:hyperlink r:id="rId252">
+      <w:hyperlink r:id="rId250">
         <w:r>
           <w:rPr>
             <w:lang w:val="zh_TW" w:bidi="zh_TW"/>
@@ -24276,7 +24233,7 @@
         </w:rPr>
         <w:t>）。接下來指出文本應存放的位置，以便定期閱讀和更新（隱含於</w:t>
       </w:r>
-      <w:hyperlink r:id="rId253">
+      <w:hyperlink r:id="rId251">
         <w:r>
           <w:rPr>
             <w:lang w:val="zh_TW" w:bidi="zh_TW"/>
@@ -24294,7 +24251,7 @@
         </w:rPr>
         <w:t>），同時也列出了盟約的見證人（</w:t>
       </w:r>
-      <w:hyperlink r:id="rId254">
+      <w:hyperlink r:id="rId252">
         <w:r>
           <w:rPr>
             <w:lang w:val="zh_TW" w:bidi="zh_TW"/>
@@ -24312,7 +24269,7 @@
         </w:rPr>
         <w:t>、</w:t>
       </w:r>
-      <w:hyperlink r:id="rId255">
+      <w:hyperlink r:id="rId253">
         <w:r>
           <w:rPr>
             <w:lang w:val="zh_TW" w:bidi="zh_TW"/>
@@ -24390,7 +24347,7 @@
         </w:rPr>
         <w:t>他拉：見</w:t>
       </w:r>
-      <w:hyperlink r:id="rId256">
+      <w:hyperlink r:id="rId254">
         <w:r>
           <w:rPr>
             <w:lang w:val="zh_TW" w:bidi="zh_TW"/>
@@ -24460,7 +24417,7 @@
         </w:rPr>
         <w:t>亞伯拉罕與他的父親他拉住在美索不達米亞的哈蘭，位於幼發拉底河以外（</w:t>
       </w:r>
-      <w:hyperlink r:id="rId257">
+      <w:hyperlink r:id="rId255">
         <w:r>
           <w:rPr>
             <w:lang w:val="zh_TW" w:bidi="zh_TW"/>
@@ -24496,7 +24453,7 @@
         </w:rPr>
         <w:t>領他走遍迦南全地：見</w:t>
       </w:r>
-      <w:hyperlink r:id="rId258">
+      <w:hyperlink r:id="rId256">
         <w:r>
           <w:rPr>
             <w:lang w:val="zh_TW" w:bidi="zh_TW"/>
@@ -24620,7 +24577,7 @@
         </w:rPr>
         <w:t>雅各和以掃：見</w:t>
       </w:r>
-      <w:hyperlink r:id="rId259">
+      <w:hyperlink r:id="rId257">
         <w:r>
           <w:rPr>
             <w:lang w:val="zh_TW" w:bidi="zh_TW"/>
@@ -24656,7 +24613,7 @@
         </w:rPr>
         <w:t>西珥山位於以東的中心，是以掃後裔的家鄉（</w:t>
       </w:r>
-      <w:hyperlink r:id="rId260">
+      <w:hyperlink r:id="rId258">
         <w:r>
           <w:rPr>
             <w:lang w:val="zh_TW" w:bidi="zh_TW"/>
@@ -24878,7 +24835,7 @@
         </w:rPr>
         <w:t>亞摩利人所住之地：見</w:t>
       </w:r>
-      <w:hyperlink r:id="rId41">
+      <w:hyperlink r:id="rId39">
         <w:r>
           <w:rPr>
             <w:lang w:val="zh_TW" w:bidi="zh_TW"/>
@@ -24944,7 +24901,7 @@
         </w:rPr>
         <w:t xml:space="preserve">見 </w:t>
       </w:r>
-      <w:hyperlink r:id="rId164">
+      <w:hyperlink r:id="rId162">
         <w:r>
           <w:rPr>
             <w:lang w:val="zh_TW" w:bidi="zh_TW"/>
@@ -24962,7 +24919,7 @@
         </w:rPr>
         <w:t>，</w:t>
       </w:r>
-      <w:hyperlink r:id="rId261">
+      <w:hyperlink r:id="rId259">
         <w:r>
           <w:rPr>
             <w:lang w:val="zh_TW" w:bidi="zh_TW"/>
@@ -25950,7 +25907,7 @@
         </w:rPr>
         <w:t>亭拿‧西拉：見</w:t>
       </w:r>
-      <w:hyperlink r:id="rId168">
+      <w:hyperlink r:id="rId166">
         <w:r>
           <w:rPr>
             <w:lang w:val="zh_TW" w:bidi="zh_TW"/>
@@ -26068,7 +26025,7 @@
         </w:rPr>
         <w:t>以色列將約瑟的骸骨從埃及帶出，經過多年旅程，進入迦南，以履行約瑟最後的遺願，將他葬在神應許給以色列的土地上（</w:t>
       </w:r>
-      <w:hyperlink r:id="rId262">
+      <w:hyperlink r:id="rId260">
         <w:r>
           <w:rPr>
             <w:lang w:val="zh_TW" w:bidi="zh_TW"/>
@@ -26086,7 +26043,7 @@
         </w:rPr>
         <w:t>；</w:t>
       </w:r>
-      <w:hyperlink r:id="rId263">
+      <w:hyperlink r:id="rId261">
         <w:r>
           <w:rPr>
             <w:lang w:val="zh_TW" w:bidi="zh_TW"/>

--- a/zht/docx/06.content.docx
+++ b/zht/docx/06.content.docx
@@ -163,13 +163,6 @@
         <w:rPr>
           <w:lang w:val="zh_TW" w:bidi="zh_TW"/>
         </w:rPr>
-      </w:r>
-      <w:r>
-        <w:rPr>
-          <w:i/>
-          <w:lang w:val="zh_TW" w:bidi="zh_TW"/>
-        </w:rPr>
-        <w:t>約書亞記 1:1–2, 約書亞記 1:1–9, 約書亞記 1:3, 約書亞記 1:4, 約書亞記 1:5, 約書亞記 1:6, 約書亞記 1:6–9, 約書亞記 1:8, 約書亞記 1:9, 約書亞記 1:10, 約書亞記 1:11, 約書亞記 1:12–15, 約書亞記 1:13, 約書亞記 1:14, 約書亞記 1:17, 約書亞記 1:18, 約書亞記 2:1, 約書亞記 2:1–24, 約書亞記 2:2, 約書亞記 2:3, 約書亞記 2:4–5, 約書亞記 2:6, 約書亞記 2:7, 約書亞記 2:9–10, 約書亞記 2:11, 約書亞記 2:12–13, 約書亞記 2:14, 約書亞記 2:15, 約書亞記 2:16, 約書亞記 2:19, 約書亞記 2:23–24, 約書亞記 3:1, 約書亞記 3:3, 約書亞記 3:4, 約書亞記 3:5, 約書亞記 3:7, 約書亞記 3:8, 約書亞記 3:10, 約書亞記 3:11, 約書亞記 3:12, 約書亞記 3:13, 約書亞記 3:15, 約書亞記 3:16, 約書亞記 3:17, 約書亞記 4:2, 約書亞記 4:5, 約書亞記 4:6, 約書亞記 4:9, 約書亞記 4:14, 約書亞記 4:18, 約書亞記 4:19–20, 約書亞記 4:24, 約書亞記 5:1, 約書亞記 5:2, 約書亞記 5:3, 約書亞記 5:4–7, 約書亞記 5:8, 約書亞記 5:9, 約書亞記 5:10, 約書亞記 5:11, 約書亞記 5:11–12, 約書亞記 5:12, 約書亞記 5:13, 約書亞記 5:13–15, 約書亞記 5:14, 約書亞記 5:15, 約書亞記 6:1, 約書亞記 6:2, 約書亞記 6:4, 約書亞記 6:6–9, 約書亞記 6:10–11, 約書亞記 6:15, 約書亞記 6:16, 約書亞記 6:17, 約書亞記 6:20, 約書亞記 6:22–23, 約書亞記 6:24, 約書亞記 6:24–27, 約書亞記 6:25, 約書亞記 6:26, 約書亞記 6:27, 約書亞記 7:1, 約書亞記 7:1–26, 約書亞記 7:1–12.24, 約書亞記 7:2, 約書亞記 7:3–4, 約書亞記 7:5, 約書亞記 7:6, 約書亞記 7:7, 約書亞記 7:8–9, 約書亞記 7:10–11, 約書亞記 7:12, 約書亞記 7:13, 約書亞記 7:14, 約書亞記 7:15, 約書亞記 7:16–18, 約書亞記 7:19–20, 約書亞記 7:21, 約書亞記 7:22, 約書亞記 7:24, 約書亞記 7:25, 約書亞記 7:26, 約書亞記 8:1, 約書亞記 8:1–13, 約書亞記 8:2, 約書亞記 8:3, 約書亞記 8:4–9, 約書亞記 8:11–13, 約書亞記 8:14, 約書亞記 8:15, 約書亞記 8:17, 約書亞記 8:18–19, 約書亞記 8:28, 約書亞記 8:29, 約書亞記 8:30–31, 約書亞記 8:32, 約書亞記 8:33, 約書亞記 8:33–35, 約書亞記 8:34, 約書亞記 8:35, 約書亞記 9:1, 約書亞記 9:1–27, 約書亞記 9:2, 約書亞記 9:3, 約書亞記 9:4–6, 約書亞記 9:7–8, 約書亞記 9:9–10, 約書亞記 9:11–13, 約書亞記 9:14, 約書亞記 9:15, 約書亞記 9:16, 約書亞記 9:17, 約書亞記 9:18–21, 約書亞記 9:22, 約書亞記 9:23, 約書亞記 9:24–25, 約書亞記 9:26–27, 約書亞記 10:1, 約書亞記 10:1–43, 約書亞記 10:2, 約書亞記 10:5, 約書亞記 10:7, 約書亞記 10:8, 約書亞記 10:9, 約書亞記 10:10, 約書亞記 10:10–13, 約書亞記 10:12, 約書亞記 10:13, 約書亞記 10:16, 約書亞記 10:18–19, 約書亞記 10:21, 約書亞記 10:24, 約書亞記 10:25, 約書亞記 10:26–27, 約書亞記 10:28, 約書亞記 10:28–39, 約書亞記 10:29–30, 約書亞記 10:31–33, 約書亞記 10:38–39, 約書亞記 10:40, 約書亞記 10:41, 約書亞記 10:43, 約書亞記 11:1–3, 約書亞記 11:1–16, 約書亞記 11:4, 約書亞記 11:5, 約書亞記 11:6, 約書亞記 11:7, 約書亞記 11:8, 約書亞記 11:11, 約書亞記 11:13, 約書亞記 11:15, 約書亞記 11:18, 約書亞記 11:19–20, 約書亞記 11:21–22, 約書亞記 11:23, 約書亞記 12:1, 約書亞記 12:1–24, 約書亞記 12:2, 約書亞記 12:3, 約書亞記 12:4, 約書亞記 12:6, 約書亞記 12:7, 約書亞記 12:7–24, 約書亞記 12:8, 約書亞記 13:1–7, 約書亞記 13:1–21.45, 約書亞記 13:2, 約書亞記 13:3, 約書亞記 13:4–6, 約書亞記 13:6–7, 約書亞記 13:8–14, 約書亞記 13:14, 約書亞記 13:15–23, 約書亞記 13:21, 約書亞記 13:22, 約書亞記 13:24–28, 約書亞記 13:29–33, 約書亞記 13:30–31, 約書亞記 14:1, 約書亞記 14:1–19.51, 約書亞記 14:2, 約書亞記 14:4, 約書亞記 14:6, 約書亞記 14:9, 約書亞記 14:11, 約書亞記 14:12, 約書亞記 14:15, 約書亞記 15:1–63, 約書亞記 15:2–4, 約書亞記 15:5–11, 約書亞記 15:7, 約書亞記 15:8, 約書亞記 15:9, 約書亞記 15:12, 約書亞記 15:16, 約書亞記 15:17, 約書亞記 15:18–19, 約書亞記 15:20–63, 約書亞記 15:21, 約書亞記 15:33, 約書亞記 15:45–47, 約書亞記 15:48, 約書亞記 15:56, 約書亞記 15:59, 約書亞記 15:61, 約書亞記 15:63, 約書亞記 16:1, 約書亞記 16:1–17.18, 約書亞記 16:3, 約書亞記 16:5–8, 約書亞記 17:1, 約書亞記 17:3–6, 約書亞記 17:7, 約書亞記 17:7–13, 約書亞記 17:8–10, 約書亞記 17:11–13, 約書亞記 17:13, 約書亞記 17:14, 約書亞記 17:15, 約書亞記 17:16, 約書亞記 17:17–18, 約書亞記 18:1, 約書亞記 18:4, 約書亞記 18:5, 約書亞記 18:6, 約書亞記 18:7, 約書亞記 18:9, 約書亞記 18:11, 約書亞記 18:21–28, 約書亞記 18:28, 約書亞記 19:1, 約書亞記 19:2–9, 約書亞記 19:10–16, 約書亞記 19:10–23, 約書亞記 19:10–48, 約書亞記 19:13, 約書亞記 19:15, 約書亞記 19:16, 約書亞記 19:17–23, 約書亞記 19:24–31, 約書亞記 19:30, 約書亞記 19:32–39, 約書亞記 19:40–48, 約書亞記 19:43, 約書亞記 19:47, 約書亞記 19:49–50, 約書亞記 19:51, 約書亞記 20:1–6, 約書亞記 20:1–21.45, 約書亞記 20:3, 約書亞記 20:7–9, 約書亞記 20:9, 約書亞記 21:1–8, 約書亞記 21:2–3, 約書亞記 21:4, 約書亞記 21:5, 約書亞記 21:6, 約書亞記 21:7, 約書亞記 21:8, 約書亞記 21:9–42, 約書亞記 21:45, 約書亞記 22:1–34, 約書亞記 22:1–24.33, 約書亞記 22:2–3, 約書亞記 22:4–6, 約書亞記 22:5, 約書亞記 22:7, 約書亞記 22:8, 約書亞記 22:10, 約書亞記 22:10–20, 約書亞記 22:11, 約書亞記 22:12, 約書亞記 22:13–14, 約書亞記 22:15, 約書亞記 22:15–20, 約書亞記 22:16, 約書亞記 22:17, 約書亞記 22:19, 約書亞記 22:20, 約書亞記 22:21–34, 約書亞記 22:22, 約書亞記 22:23, 約書亞記 22:24–29, 約書亞記 22:27, 約書亞記 22:28, 約書亞記 22:31, 約書亞記 22:33, 約書亞記 22:34, 約書亞記 23:1–11, 約書亞記 23:2–3, 約書亞記 23:4–5, 約書亞記 23:6, 約書亞記 23:7, 約書亞記 23:8, 約書亞記 23:9, 約書亞記 23:10, 約書亞記 23:11, 約書亞記 23:12, 約書亞記 23:12–16, 約書亞記 23:13, 約書亞記 23:15–16, 約書亞記 24:1, 約書亞記 24:1–13, 約書亞記 24:1–27, 約書亞記 24:2, 約書亞記 24:3, 約書亞記 24:3–13, 約書亞記 24:4, 約書亞記 24:5–7, 約書亞記 24:6, 約書亞記 24:7, 約書亞記 24:8, 約書亞記 24:9–10, 約書亞記 24:11, 約書亞記 24:12, 約書亞記 24:13, 約書亞記 24:14, 約書亞記 24:15, 約書亞記 24:16, 約書亞記 24:16–18, 約書亞記 24:19, 約書亞記 24:19–24, 約書亞記 24:22, 約書亞記 24:23, 約書亞記 24:25, 約書亞記 24:26, 約書亞記 24:27, 約書亞記 24:29, 約書亞記 24:29–33, 約書亞記 24:30, 約書亞記 24:31, 約書亞記 24:32, 約書亞記 24:33</w:t>
       </w:r>
       <w:r>
         <w:rPr>

--- a/zht/docx/06.content.docx
+++ b/zht/docx/06.content.docx
@@ -150,19 +150,6 @@
           <w:lang w:val="zh_TW" w:bidi="zh_TW"/>
         </w:rPr>
         <w:t>JOS</w:t>
-      </w:r>
-      <w:r>
-        <w:rPr>
-          <w:lang w:val="zh_TW" w:bidi="zh_TW"/>
-        </w:rPr>
-      </w:r>
-    </w:p>
-    <w:p>
-      <w:pPr/>
-      <w:r>
-        <w:rPr>
-          <w:lang w:val="zh_TW" w:bidi="zh_TW"/>
-        </w:rPr>
       </w:r>
       <w:r>
         <w:rPr>

--- a/zht/docx/06.content.docx
+++ b/zht/docx/06.content.docx
@@ -19,7 +19,7 @@
         <w:rPr>
           <w:lang w:val="zh_TW" w:bidi="zh_TW"/>
         </w:rPr>
-        <w:t>Resource: 研讀筆記 (Tyndale)</w:t>
+        <w:t>Resource: Tyndale Open Study Notes</w:t>
       </w:r>
       <w:r>
         <w:rPr>
@@ -112,7 +112,7 @@
         <w:rPr>
           <w:lang w:val="zh_TW" w:bidi="zh_TW"/>
         </w:rPr>
-        <w:t>研讀筆記 (Tyndale)</w:t>
+        <w:t>Tyndale Open Study Notes</w:t>
       </w:r>
     </w:p>
     <w:p>

--- a/zht/docx/06.content.docx
+++ b/zht/docx/06.content.docx
@@ -19,7 +19,7 @@
         <w:rPr>
           <w:lang w:val="zh_TW" w:bidi="zh_TW"/>
         </w:rPr>
-        <w:t>Resource: Tyndale Open Study Notes</w:t>
+        <w:t>Resource: Aquifer Open Study Notes</w:t>
       </w:r>
       <w:r>
         <w:rPr>
@@ -112,7 +112,7 @@
         <w:rPr>
           <w:lang w:val="zh_TW" w:bidi="zh_TW"/>
         </w:rPr>
-        <w:t>Tyndale Open Study Notes</w:t>
+        <w:t>Aquifer Open Study Notes</w:t>
       </w:r>
     </w:p>
     <w:p>

--- a/zht/docx/06.content.docx
+++ b/zht/docx/06.content.docx
@@ -233,18 +233,12 @@
         </w:rPr>
         <w:t>摩西已經在約旦河東的尼波山去世了（</w:t>
       </w:r>
-      <w:hyperlink r:id="rId13">
-        <w:r>
-          <w:rPr>
-            <w:lang w:val="zh_TW" w:bidi="zh_TW"/>
-          </w:rPr>
-          <w:rPr>
-            <w:color w:val="0000EE"/>
-            <w:u w:val="single"/>
-          </w:rPr>
-          <w:t>申34:1–5</w:t>
-        </w:r>
-      </w:hyperlink>
+      <w:r>
+        <w:rPr>
+          <w:lang w:val="zh_TW" w:bidi="zh_TW"/>
+        </w:rPr>
+        <w:t>申34:1–5</w:t>
+      </w:r>
       <w:r>
         <w:rPr>
           <w:lang w:val="zh_TW" w:bidi="zh_TW"/>
@@ -305,126 +299,84 @@
         </w:rPr>
         <w:t>神曾經明確應許亞伯拉罕，要使他的後裔承受迦南地為業（</w:t>
       </w:r>
-      <w:hyperlink r:id="rId14">
-        <w:r>
-          <w:rPr>
-            <w:lang w:val="zh_TW" w:bidi="zh_TW"/>
-          </w:rPr>
-          <w:rPr>
-            <w:color w:val="0000EE"/>
-            <w:u w:val="single"/>
-          </w:rPr>
-          <w:t>創12:7</w:t>
-        </w:r>
-      </w:hyperlink>
+      <w:r>
+        <w:rPr>
+          <w:lang w:val="zh_TW" w:bidi="zh_TW"/>
+        </w:rPr>
+        <w:t>創12:7</w:t>
+      </w:r>
       <w:r>
         <w:rPr>
           <w:lang w:val="zh_TW" w:bidi="zh_TW"/>
         </w:rPr>
         <w:t>，</w:t>
       </w:r>
-      <w:hyperlink r:id="rId15">
-        <w:r>
-          <w:rPr>
-            <w:lang w:val="zh_TW" w:bidi="zh_TW"/>
-          </w:rPr>
-          <w:rPr>
-            <w:color w:val="0000EE"/>
-            <w:u w:val="single"/>
-          </w:rPr>
-          <w:t>15:7</w:t>
-        </w:r>
-      </w:hyperlink>
+      <w:r>
+        <w:rPr>
+          <w:lang w:val="zh_TW" w:bidi="zh_TW"/>
+        </w:rPr>
+        <w:t>15:7</w:t>
+      </w:r>
       <w:r>
         <w:rPr>
           <w:lang w:val="zh_TW" w:bidi="zh_TW"/>
         </w:rPr>
         <w:t>，</w:t>
       </w:r>
-      <w:hyperlink r:id="rId16">
-        <w:r>
-          <w:rPr>
-            <w:lang w:val="zh_TW" w:bidi="zh_TW"/>
-          </w:rPr>
-          <w:rPr>
-            <w:color w:val="0000EE"/>
-            <w:u w:val="single"/>
-          </w:rPr>
-          <w:t>17:8</w:t>
-        </w:r>
-      </w:hyperlink>
+      <w:r>
+        <w:rPr>
+          <w:lang w:val="zh_TW" w:bidi="zh_TW"/>
+        </w:rPr>
+        <w:t>17:8</w:t>
+      </w:r>
       <w:r>
         <w:rPr>
           <w:lang w:val="zh_TW" w:bidi="zh_TW"/>
         </w:rPr>
         <w:t>）。這一應許也向摩西重申（</w:t>
       </w:r>
-      <w:hyperlink r:id="rId17">
-        <w:r>
-          <w:rPr>
-            <w:lang w:val="zh_TW" w:bidi="zh_TW"/>
-          </w:rPr>
-          <w:rPr>
-            <w:color w:val="0000EE"/>
-            <w:u w:val="single"/>
-          </w:rPr>
-          <w:t>出3:6–8</w:t>
-        </w:r>
-      </w:hyperlink>
+      <w:r>
+        <w:rPr>
+          <w:lang w:val="zh_TW" w:bidi="zh_TW"/>
+        </w:rPr>
+        <w:t>出3:6–8</w:t>
+      </w:r>
       <w:r>
         <w:rPr>
           <w:lang w:val="zh_TW" w:bidi="zh_TW"/>
         </w:rPr>
         <w:t>，</w:t>
       </w:r>
-      <w:hyperlink r:id="rId18">
-        <w:r>
-          <w:rPr>
-            <w:lang w:val="zh_TW" w:bidi="zh_TW"/>
-          </w:rPr>
-          <w:rPr>
-            <w:color w:val="0000EE"/>
-            <w:u w:val="single"/>
-          </w:rPr>
-          <w:t>13:3–5</w:t>
-        </w:r>
-      </w:hyperlink>
+      <w:r>
+        <w:rPr>
+          <w:lang w:val="zh_TW" w:bidi="zh_TW"/>
+        </w:rPr>
+        <w:t>13:3–5</w:t>
+      </w:r>
       <w:r>
         <w:rPr>
           <w:lang w:val="zh_TW" w:bidi="zh_TW"/>
         </w:rPr>
         <w:t>；</w:t>
       </w:r>
-      <w:hyperlink r:id="rId19">
-        <w:r>
-          <w:rPr>
-            <w:lang w:val="zh_TW" w:bidi="zh_TW"/>
-          </w:rPr>
-          <w:rPr>
-            <w:color w:val="0000EE"/>
-            <w:u w:val="single"/>
-          </w:rPr>
-          <w:t>申1:6–8</w:t>
-        </w:r>
-      </w:hyperlink>
+      <w:r>
+        <w:rPr>
+          <w:lang w:val="zh_TW" w:bidi="zh_TW"/>
+        </w:rPr>
+        <w:t>申1:6–8</w:t>
+      </w:r>
       <w:r>
         <w:rPr>
           <w:lang w:val="zh_TW" w:bidi="zh_TW"/>
         </w:rPr>
         <w:t>，</w:t>
       </w:r>
-      <w:hyperlink r:id="rId20">
-        <w:r>
-          <w:rPr>
-            <w:lang w:val="zh_TW" w:bidi="zh_TW"/>
-          </w:rPr>
-          <w:rPr>
-            <w:color w:val="0000EE"/>
-            <w:u w:val="single"/>
-          </w:rPr>
-          <w:t>6:10–19</w:t>
-        </w:r>
-      </w:hyperlink>
+      <w:r>
+        <w:rPr>
+          <w:lang w:val="zh_TW" w:bidi="zh_TW"/>
+        </w:rPr>
+        <w:t>6:10–19</w:t>
+      </w:r>
       <w:r>
         <w:rPr>
           <w:lang w:val="zh_TW" w:bidi="zh_TW"/>
@@ -568,18 +520,12 @@
         </w:rPr>
         <w:t>靠近別是巴 （</w:t>
       </w:r>
-      <w:hyperlink r:id="rId21">
-        <w:r>
-          <w:rPr>
-            <w:lang w:val="zh_TW" w:bidi="zh_TW"/>
-          </w:rPr>
-          <w:rPr>
-            <w:color w:val="0000EE"/>
-            <w:u w:val="single"/>
-          </w:rPr>
-          <w:t>15:28</w:t>
-        </w:r>
-      </w:hyperlink>
+      <w:r>
+        <w:rPr>
+          <w:lang w:val="zh_TW" w:bidi="zh_TW"/>
+        </w:rPr>
+        <w:t>15:28</w:t>
+      </w:r>
       <w:r>
         <w:rPr>
           <w:lang w:val="zh_TW" w:bidi="zh_TW"/>
@@ -677,18 +623,12 @@
         </w:rPr>
         <w:t>神應許永遠不會撇下或丟棄約書亞，就像祂曾應許摩西的那樣（參</w:t>
       </w:r>
-      <w:hyperlink r:id="rId22">
-        <w:r>
-          <w:rPr>
-            <w:lang w:val="zh_TW" w:bidi="zh_TW"/>
-          </w:rPr>
-          <w:rPr>
-            <w:color w:val="0000EE"/>
-            <w:u w:val="single"/>
-          </w:rPr>
-          <w:t>申31:6–8</w:t>
-        </w:r>
-      </w:hyperlink>
+      <w:r>
+        <w:rPr>
+          <w:lang w:val="zh_TW" w:bidi="zh_TW"/>
+        </w:rPr>
+        <w:t>申31:6–8</w:t>
+      </w:r>
       <w:r>
         <w:rPr>
           <w:lang w:val="zh_TW" w:bidi="zh_TW"/>
@@ -755,18 +695,12 @@
         </w:rPr>
         <w:t>（見</w:t>
       </w:r>
-      <w:hyperlink r:id="rId23">
-        <w:r>
-          <w:rPr>
-            <w:lang w:val="zh_TW" w:bidi="zh_TW"/>
-          </w:rPr>
-          <w:rPr>
-            <w:color w:val="0000EE"/>
-            <w:u w:val="single"/>
-          </w:rPr>
-          <w:t>出埃及記6:8</w:t>
-        </w:r>
-      </w:hyperlink>
+      <w:r>
+        <w:rPr>
+          <w:lang w:val="zh_TW" w:bidi="zh_TW"/>
+        </w:rPr>
+        <w:t>出埃及記6:8</w:t>
+      </w:r>
       <w:r>
         <w:rPr>
           <w:lang w:val="zh_TW" w:bidi="zh_TW"/>
@@ -845,36 +779,24 @@
         </w:rPr>
         <w:t>（</w:t>
       </w:r>
-      <w:hyperlink r:id="rId24">
-        <w:r>
-          <w:rPr>
-            <w:lang w:val="zh_TW" w:bidi="zh_TW"/>
-          </w:rPr>
-          <w:rPr>
-            <w:color w:val="0000EE"/>
-            <w:u w:val="single"/>
-          </w:rPr>
-          <w:t>詩24:1</w:t>
-        </w:r>
-      </w:hyperlink>
+      <w:r>
+        <w:rPr>
+          <w:lang w:val="zh_TW" w:bidi="zh_TW"/>
+        </w:rPr>
+        <w:t>詩24:1</w:t>
+      </w:r>
       <w:r>
         <w:rPr>
           <w:lang w:val="zh_TW" w:bidi="zh_TW"/>
         </w:rPr>
         <w:t>）；神帶領以色列人進入迦南，是讓他們是作客旅、寄居者，而不是擁有者（</w:t>
       </w:r>
-      <w:hyperlink r:id="rId25">
-        <w:r>
-          <w:rPr>
-            <w:lang w:val="zh_TW" w:bidi="zh_TW"/>
-          </w:rPr>
-          <w:rPr>
-            <w:color w:val="0000EE"/>
-            <w:u w:val="single"/>
-          </w:rPr>
-          <w:t>利25:23</w:t>
-        </w:r>
-      </w:hyperlink>
+      <w:r>
+        <w:rPr>
+          <w:lang w:val="zh_TW" w:bidi="zh_TW"/>
+        </w:rPr>
+        <w:t>利25:23</w:t>
+      </w:r>
       <w:r>
         <w:rPr>
           <w:lang w:val="zh_TW" w:bidi="zh_TW"/>
@@ -933,72 +855,48 @@
         </w:rPr>
         <w:t>這書（有些譯本譯為訓誡之書，希伯來文的妥拉）可能指的是申命記（見</w:t>
       </w:r>
-      <w:hyperlink r:id="rId26">
-        <w:r>
-          <w:rPr>
-            <w:lang w:val="zh_TW" w:bidi="zh_TW"/>
-          </w:rPr>
-          <w:rPr>
-            <w:color w:val="0000EE"/>
-            <w:u w:val="single"/>
-          </w:rPr>
-          <w:t>申4:44</w:t>
-        </w:r>
-      </w:hyperlink>
+      <w:r>
+        <w:rPr>
+          <w:lang w:val="zh_TW" w:bidi="zh_TW"/>
+        </w:rPr>
+        <w:t>申4:44</w:t>
+      </w:r>
       <w:r>
         <w:rPr>
           <w:lang w:val="zh_TW" w:bidi="zh_TW"/>
         </w:rPr>
         <w:t>，</w:t>
       </w:r>
-      <w:hyperlink r:id="rId27">
-        <w:r>
-          <w:rPr>
-            <w:lang w:val="zh_TW" w:bidi="zh_TW"/>
-          </w:rPr>
-          <w:rPr>
-            <w:color w:val="0000EE"/>
-            <w:u w:val="single"/>
-          </w:rPr>
-          <w:t>29:21</w:t>
-        </w:r>
-      </w:hyperlink>
+      <w:r>
+        <w:rPr>
+          <w:lang w:val="zh_TW" w:bidi="zh_TW"/>
+        </w:rPr>
+        <w:t>29:21</w:t>
+      </w:r>
       <w:r>
         <w:rPr>
           <w:lang w:val="zh_TW" w:bidi="zh_TW"/>
         </w:rPr>
         <w:t>，</w:t>
       </w:r>
-      <w:hyperlink r:id="rId28">
-        <w:r>
-          <w:rPr>
-            <w:lang w:val="zh_TW" w:bidi="zh_TW"/>
-          </w:rPr>
-          <w:rPr>
-            <w:color w:val="0000EE"/>
-            <w:u w:val="single"/>
-          </w:rPr>
-          <w:t>30:10</w:t>
-        </w:r>
-      </w:hyperlink>
+      <w:r>
+        <w:rPr>
+          <w:lang w:val="zh_TW" w:bidi="zh_TW"/>
+        </w:rPr>
+        <w:t>30:10</w:t>
+      </w:r>
       <w:r>
         <w:rPr>
           <w:lang w:val="zh_TW" w:bidi="zh_TW"/>
         </w:rPr>
         <w:t>，</w:t>
       </w:r>
-      <w:hyperlink r:id="rId29">
-        <w:r>
-          <w:rPr>
-            <w:lang w:val="zh_TW" w:bidi="zh_TW"/>
-          </w:rPr>
-          <w:rPr>
-            <w:color w:val="0000EE"/>
-            <w:u w:val="single"/>
-          </w:rPr>
-          <w:t>31:9–12</w:t>
-        </w:r>
-      </w:hyperlink>
+      <w:r>
+        <w:rPr>
+          <w:lang w:val="zh_TW" w:bidi="zh_TW"/>
+        </w:rPr>
+        <w:t>31:9–12</w:t>
+      </w:r>
       <w:r>
         <w:rPr>
           <w:lang w:val="zh_TW" w:bidi="zh_TW"/>
@@ -1035,36 +933,24 @@
         </w:rPr>
         <w:t>（參</w:t>
       </w:r>
-      <w:hyperlink r:id="rId30">
-        <w:r>
-          <w:rPr>
-            <w:lang w:val="zh_TW" w:bidi="zh_TW"/>
-          </w:rPr>
-          <w:rPr>
-            <w:color w:val="0000EE"/>
-            <w:u w:val="single"/>
-          </w:rPr>
-          <w:t>申6:6–7</w:t>
-        </w:r>
-      </w:hyperlink>
+      <w:r>
+        <w:rPr>
+          <w:lang w:val="zh_TW" w:bidi="zh_TW"/>
+        </w:rPr>
+        <w:t>申6:6–7</w:t>
+      </w:r>
       <w:r>
         <w:rPr>
           <w:lang w:val="zh_TW" w:bidi="zh_TW"/>
         </w:rPr>
         <w:t>，</w:t>
       </w:r>
-      <w:hyperlink r:id="rId31">
-        <w:r>
-          <w:rPr>
-            <w:lang w:val="zh_TW" w:bidi="zh_TW"/>
-          </w:rPr>
-          <w:rPr>
-            <w:color w:val="0000EE"/>
-            <w:u w:val="single"/>
-          </w:rPr>
-          <w:t>17:18–20</w:t>
-        </w:r>
-      </w:hyperlink>
+      <w:r>
+        <w:rPr>
+          <w:lang w:val="zh_TW" w:bidi="zh_TW"/>
+        </w:rPr>
+        <w:t>17:18–20</w:t>
+      </w:r>
       <w:r>
         <w:rPr>
           <w:lang w:val="zh_TW" w:bidi="zh_TW"/>
@@ -1262,18 +1148,12 @@
         </w:rPr>
         <w:t>因為懼怕和不信，上一代人在四十年前拒絕從南方進入應許之地（見</w:t>
       </w:r>
-      <w:hyperlink r:id="rId32">
-        <w:r>
-          <w:rPr>
-            <w:lang w:val="zh_TW" w:bidi="zh_TW"/>
-          </w:rPr>
-          <w:rPr>
-            <w:color w:val="0000EE"/>
-            <w:u w:val="single"/>
-          </w:rPr>
-          <w:t>民13–14</w:t>
-        </w:r>
-      </w:hyperlink>
+      <w:r>
+        <w:rPr>
+          <w:lang w:val="zh_TW" w:bidi="zh_TW"/>
+        </w:rPr>
+        <w:t>民13–14</w:t>
+      </w:r>
       <w:r>
         <w:rPr>
           <w:lang w:val="zh_TW" w:bidi="zh_TW"/>
@@ -1328,18 +1208,12 @@
         </w:rPr>
         <w:t>流便支派、迦得支派和瑪拿西半個支派曾向摩西請求並得了約旦河東被征服的土地為業（</w:t>
       </w:r>
-      <w:hyperlink r:id="rId33">
-        <w:r>
-          <w:rPr>
-            <w:lang w:val="zh_TW" w:bidi="zh_TW"/>
-          </w:rPr>
-          <w:rPr>
-            <w:color w:val="0000EE"/>
-            <w:u w:val="single"/>
-          </w:rPr>
-          <w:t>民32:33</w:t>
-        </w:r>
-      </w:hyperlink>
+      <w:r>
+        <w:rPr>
+          <w:lang w:val="zh_TW" w:bidi="zh_TW"/>
+        </w:rPr>
+        <w:t>民32:33</w:t>
+      </w:r>
       <w:r>
         <w:rPr>
           <w:lang w:val="zh_TW" w:bidi="zh_TW"/>
@@ -1394,18 +1268,12 @@
         </w:rPr>
         <w:t>神希望以色列人能夠體驗與祂之間以及彼此之間建立正確關係所帶來的屬靈上、文化上和情感上的安息，而不僅僅是生活在一個安全和富饒的土地上所帶來的身體物質上的安息（見</w:t>
       </w:r>
-      <w:hyperlink r:id="rId34">
-        <w:r>
-          <w:rPr>
-            <w:lang w:val="zh_TW" w:bidi="zh_TW"/>
-          </w:rPr>
-          <w:rPr>
-            <w:color w:val="0000EE"/>
-            <w:u w:val="single"/>
-          </w:rPr>
-          <w:t>來4:1–11</w:t>
-        </w:r>
-      </w:hyperlink>
+      <w:r>
+        <w:rPr>
+          <w:lang w:val="zh_TW" w:bidi="zh_TW"/>
+        </w:rPr>
+        <w:t>來4:1–11</w:t>
+      </w:r>
       <w:r>
         <w:rPr>
           <w:lang w:val="zh_TW" w:bidi="zh_TW"/>
@@ -1460,18 +1328,12 @@
         </w:rPr>
         <w:t>兩個半支派的勇士們曾承諾與其他以色列人一起過約旦河，幫助他們征服他們的土地（</w:t>
       </w:r>
-      <w:hyperlink r:id="rId35">
-        <w:r>
-          <w:rPr>
-            <w:lang w:val="zh_TW" w:bidi="zh_TW"/>
-          </w:rPr>
-          <w:rPr>
-            <w:color w:val="0000EE"/>
-            <w:u w:val="single"/>
-          </w:rPr>
-          <w:t>民32:16–19</w:t>
-        </w:r>
-      </w:hyperlink>
+      <w:r>
+        <w:rPr>
+          <w:lang w:val="zh_TW" w:bidi="zh_TW"/>
+        </w:rPr>
+        <w:t>民32:16–19</w:t>
+      </w:r>
       <w:r>
         <w:rPr>
           <w:lang w:val="zh_TW" w:bidi="zh_TW"/>
@@ -1526,18 +1388,12 @@
         </w:rPr>
         <w:t>以色列人常常不聽從摩西。然而，住在約旦河東岸的各支派卻與以色列人一同過河，直到約書亞打發他們去，他們才返回自己的土地和家園（</w:t>
       </w:r>
-      <w:hyperlink r:id="rId36">
-        <w:r>
-          <w:rPr>
-            <w:lang w:val="zh_TW" w:bidi="zh_TW"/>
-          </w:rPr>
-          <w:rPr>
-            <w:color w:val="0000EE"/>
-            <w:u w:val="single"/>
-          </w:rPr>
-          <w:t>22:6</w:t>
-        </w:r>
-      </w:hyperlink>
+      <w:r>
+        <w:rPr>
+          <w:lang w:val="zh_TW" w:bidi="zh_TW"/>
+        </w:rPr>
+        <w:t>22:6</w:t>
+      </w:r>
       <w:r>
         <w:rPr>
           <w:lang w:val="zh_TW" w:bidi="zh_TW"/>
@@ -1656,18 +1512,12 @@
         </w:rPr>
         <w:t xml:space="preserve">位於約旦河以東約八英里處的摩押平原，對面是耶利哥（見 </w:t>
       </w:r>
-      <w:hyperlink r:id="rId37">
-        <w:r>
-          <w:rPr>
-            <w:lang w:val="zh_TW" w:bidi="zh_TW"/>
-          </w:rPr>
-          <w:rPr>
-            <w:color w:val="0000EE"/>
-            <w:u w:val="single"/>
-          </w:rPr>
-          <w:t>民25:1</w:t>
-        </w:r>
-      </w:hyperlink>
+      <w:r>
+        <w:rPr>
+          <w:lang w:val="zh_TW" w:bidi="zh_TW"/>
+        </w:rPr>
+        <w:t>民25:1</w:t>
+      </w:r>
       <w:r>
         <w:rPr>
           <w:lang w:val="zh_TW" w:bidi="zh_TW"/>
@@ -2097,18 +1947,12 @@
         </w:rPr>
         <w:t>使⋯⋯的水乾了：神為以色列人分開了紅海的水 （</w:t>
       </w:r>
-      <w:hyperlink r:id="rId38">
-        <w:r>
-          <w:rPr>
-            <w:lang w:val="zh_TW" w:bidi="zh_TW"/>
-          </w:rPr>
-          <w:rPr>
-            <w:color w:val="0000EE"/>
-            <w:u w:val="single"/>
-          </w:rPr>
-          <w:t>出14:21–28</w:t>
-        </w:r>
-      </w:hyperlink>
+      <w:r>
+        <w:rPr>
+          <w:lang w:val="zh_TW" w:bidi="zh_TW"/>
+        </w:rPr>
+        <w:t>出14:21–28</w:t>
+      </w:r>
       <w:r>
         <w:rPr>
           <w:lang w:val="zh_TW" w:bidi="zh_TW"/>
@@ -2133,18 +1977,12 @@
         </w:rPr>
         <w:t>以色列人打敗了西宏與噩 （</w:t>
       </w:r>
-      <w:hyperlink r:id="rId39">
-        <w:r>
-          <w:rPr>
-            <w:lang w:val="zh_TW" w:bidi="zh_TW"/>
-          </w:rPr>
-          <w:rPr>
-            <w:color w:val="0000EE"/>
-            <w:u w:val="single"/>
-          </w:rPr>
-          <w:t>民21:21–35</w:t>
-        </w:r>
-      </w:hyperlink>
+      <w:r>
+        <w:rPr>
+          <w:lang w:val="zh_TW" w:bidi="zh_TW"/>
+        </w:rPr>
+        <w:t>民21:21–35</w:t>
+      </w:r>
       <w:r>
         <w:rPr>
           <w:lang w:val="zh_TW" w:bidi="zh_TW"/>
@@ -2169,36 +2007,24 @@
         </w:rPr>
         <w:t>盡行毀滅：見</w:t>
       </w:r>
-      <w:hyperlink r:id="rId40">
-        <w:r>
-          <w:rPr>
-            <w:lang w:val="zh_TW" w:bidi="zh_TW"/>
-          </w:rPr>
-          <w:rPr>
-            <w:color w:val="0000EE"/>
-            <w:u w:val="single"/>
-          </w:rPr>
-          <w:t>利未記27章28至29節</w:t>
-        </w:r>
-      </w:hyperlink>
+      <w:r>
+        <w:rPr>
+          <w:lang w:val="zh_TW" w:bidi="zh_TW"/>
+        </w:rPr>
+        <w:t>利未記27章28至29節</w:t>
+      </w:r>
       <w:r>
         <w:rPr>
           <w:lang w:val="zh_TW" w:bidi="zh_TW"/>
         </w:rPr>
         <w:t>；</w:t>
       </w:r>
-      <w:hyperlink r:id="rId41">
-        <w:r>
-          <w:rPr>
-            <w:lang w:val="zh_TW" w:bidi="zh_TW"/>
-          </w:rPr>
-          <w:rPr>
-            <w:color w:val="0000EE"/>
-            <w:u w:val="single"/>
-          </w:rPr>
-          <w:t>撒母耳記上15章3節</w:t>
-        </w:r>
-      </w:hyperlink>
+      <w:r>
+        <w:rPr>
+          <w:lang w:val="zh_TW" w:bidi="zh_TW"/>
+        </w:rPr>
+        <w:t>撒母耳記上15章3節</w:t>
+      </w:r>
       <w:r>
         <w:rPr>
           <w:lang w:val="zh_TW" w:bidi="zh_TW"/>
@@ -2253,18 +2079,12 @@
         </w:rPr>
         <w:t>雖然迦南人受到了神的審判，但喇合的信仰告白（通過她對探子的幫助證明了其真實性）使她成為神的子民（</w:t>
       </w:r>
-      <w:hyperlink r:id="rId42">
-        <w:r>
-          <w:rPr>
-            <w:lang w:val="zh_TW" w:bidi="zh_TW"/>
-          </w:rPr>
-          <w:rPr>
-            <w:color w:val="0000EE"/>
-            <w:u w:val="single"/>
-          </w:rPr>
-          <w:t>來11:31</w:t>
-        </w:r>
-      </w:hyperlink>
+      <w:r>
+        <w:rPr>
+          <w:lang w:val="zh_TW" w:bidi="zh_TW"/>
+        </w:rPr>
+        <w:t>來11:31</w:t>
+      </w:r>
       <w:r>
         <w:rPr>
           <w:lang w:val="zh_TW" w:bidi="zh_TW"/>
@@ -2367,18 +2187,12 @@
         </w:rPr>
         <w:t>當以色列攻擊耶利哥時，約書亞和兩個探子遵守了他們的承諾，放過了喇合 （</w:t>
       </w:r>
-      <w:hyperlink r:id="rId43">
-        <w:r>
-          <w:rPr>
-            <w:lang w:val="zh_TW" w:bidi="zh_TW"/>
-          </w:rPr>
-          <w:rPr>
-            <w:color w:val="0000EE"/>
-            <w:u w:val="single"/>
-          </w:rPr>
-          <w:t>書6:22</w:t>
-        </w:r>
-      </w:hyperlink>
+      <w:r>
+        <w:rPr>
+          <w:lang w:val="zh_TW" w:bidi="zh_TW"/>
+        </w:rPr>
+        <w:t>書6:22</w:t>
+      </w:r>
       <w:r>
         <w:rPr>
           <w:lang w:val="zh_TW" w:bidi="zh_TW"/>
@@ -2433,18 +2247,12 @@
         </w:rPr>
         <w:t>因為喇合的房子建在城牆上，她可以將那些人藏在房頂上（</w:t>
       </w:r>
-      <w:hyperlink r:id="rId44">
-        <w:r>
-          <w:rPr>
-            <w:lang w:val="zh_TW" w:bidi="zh_TW"/>
-          </w:rPr>
-          <w:rPr>
-            <w:color w:val="0000EE"/>
-            <w:u w:val="single"/>
-          </w:rPr>
-          <w:t>2:6</w:t>
-        </w:r>
-      </w:hyperlink>
+      <w:r>
+        <w:rPr>
+          <w:lang w:val="zh_TW" w:bidi="zh_TW"/>
+        </w:rPr>
+        <w:t>2:6</w:t>
+      </w:r>
       <w:r>
         <w:rPr>
           <w:lang w:val="zh_TW" w:bidi="zh_TW"/>
@@ -2655,18 +2463,12 @@
         </w:rPr>
         <w:t>安營扎寨了（</w:t>
       </w:r>
-      <w:hyperlink r:id="rId45">
-        <w:r>
-          <w:rPr>
-            <w:lang w:val="zh_TW" w:bidi="zh_TW"/>
-          </w:rPr>
-          <w:rPr>
-            <w:color w:val="0000EE"/>
-            <w:u w:val="single"/>
-          </w:rPr>
-          <w:t>民22–24</w:t>
-        </w:r>
-      </w:hyperlink>
+      <w:r>
+        <w:rPr>
+          <w:lang w:val="zh_TW" w:bidi="zh_TW"/>
+        </w:rPr>
+        <w:t>民22–24</w:t>
+      </w:r>
       <w:r>
         <w:rPr>
           <w:lang w:val="zh_TW" w:bidi="zh_TW"/>
@@ -2721,36 +2523,24 @@
         </w:rPr>
         <w:t>耶和華的約櫃是神在以色列人中的居所，象徵著祂的寶座。每當以色列人遷移時，一隊祭司就會抬著約櫃走在他們前面（</w:t>
       </w:r>
-      <w:hyperlink r:id="rId46">
-        <w:r>
-          <w:rPr>
-            <w:lang w:val="zh_TW" w:bidi="zh_TW"/>
-          </w:rPr>
-          <w:rPr>
-            <w:color w:val="0000EE"/>
-            <w:u w:val="single"/>
-          </w:rPr>
-          <w:t>出25:13–15</w:t>
-        </w:r>
-      </w:hyperlink>
+      <w:r>
+        <w:rPr>
+          <w:lang w:val="zh_TW" w:bidi="zh_TW"/>
+        </w:rPr>
+        <w:t>出25:13–15</w:t>
+      </w:r>
       <w:r>
         <w:rPr>
           <w:lang w:val="zh_TW" w:bidi="zh_TW"/>
         </w:rPr>
         <w:t>；</w:t>
       </w:r>
-      <w:hyperlink r:id="rId47">
-        <w:r>
-          <w:rPr>
-            <w:lang w:val="zh_TW" w:bidi="zh_TW"/>
-          </w:rPr>
-          <w:rPr>
-            <w:color w:val="0000EE"/>
-            <w:u w:val="single"/>
-          </w:rPr>
-          <w:t>民10:33–36</w:t>
-        </w:r>
-      </w:hyperlink>
+      <w:r>
+        <w:rPr>
+          <w:lang w:val="zh_TW" w:bidi="zh_TW"/>
+        </w:rPr>
+        <w:t>民10:33–36</w:t>
+      </w:r>
       <w:r>
         <w:rPr>
           <w:lang w:val="zh_TW" w:bidi="zh_TW"/>
@@ -2865,36 +2655,24 @@
         </w:rPr>
         <w:t>潔淨自己：他們必須遠離一切不潔之物，以免妨礙以色列人進入神來到他們當中（見</w:t>
       </w:r>
-      <w:hyperlink r:id="rId48">
-        <w:r>
-          <w:rPr>
-            <w:lang w:val="zh_TW" w:bidi="zh_TW"/>
-          </w:rPr>
-          <w:rPr>
-            <w:color w:val="0000EE"/>
-            <w:u w:val="single"/>
-          </w:rPr>
-          <w:t>出19:9–20</w:t>
-        </w:r>
-      </w:hyperlink>
+      <w:r>
+        <w:rPr>
+          <w:lang w:val="zh_TW" w:bidi="zh_TW"/>
+        </w:rPr>
+        <w:t>出19:9–20</w:t>
+      </w:r>
       <w:r>
         <w:rPr>
           <w:lang w:val="zh_TW" w:bidi="zh_TW"/>
         </w:rPr>
         <w:t>；</w:t>
       </w:r>
-      <w:hyperlink r:id="rId49">
-        <w:r>
-          <w:rPr>
-            <w:lang w:val="zh_TW" w:bidi="zh_TW"/>
-          </w:rPr>
-          <w:rPr>
-            <w:color w:val="0000EE"/>
-            <w:u w:val="single"/>
-          </w:rPr>
-          <w:t>利11:44</w:t>
-        </w:r>
-      </w:hyperlink>
+      <w:r>
+        <w:rPr>
+          <w:lang w:val="zh_TW" w:bidi="zh_TW"/>
+        </w:rPr>
+        <w:t>利11:44</w:t>
+      </w:r>
       <w:r>
         <w:rPr>
           <w:lang w:val="zh_TW" w:bidi="zh_TW"/>
@@ -2997,18 +2775,12 @@
         </w:rPr>
         <w:t>當他們過約旦河時，約櫃走在最前面，直到祭司的腳踏入水中；祭司們要站在約旦河中，而不是在乾地上。通過先將約櫃抬到水中，祭司們的順服顯出他們的信心（參</w:t>
       </w:r>
-      <w:hyperlink r:id="rId50">
-        <w:r>
-          <w:rPr>
-            <w:lang w:val="zh_TW" w:bidi="zh_TW"/>
-          </w:rPr>
-          <w:rPr>
-            <w:color w:val="0000EE"/>
-            <w:u w:val="single"/>
-          </w:rPr>
-          <w:t>雅2:18</w:t>
-        </w:r>
-      </w:hyperlink>
+      <w:r>
+        <w:rPr>
+          <w:lang w:val="zh_TW" w:bidi="zh_TW"/>
+        </w:rPr>
+        <w:t>雅2:18</w:t>
+      </w:r>
       <w:r>
         <w:rPr>
           <w:lang w:val="zh_TW" w:bidi="zh_TW"/>
@@ -3211,18 +2983,12 @@
         </w:rPr>
         <w:t>約書亞吩咐百姓選出十二個人，但沒有透露這些人將要做什麼（</w:t>
       </w:r>
-      <w:hyperlink r:id="rId51">
-        <w:r>
-          <w:rPr>
-            <w:lang w:val="zh_TW" w:bidi="zh_TW"/>
-          </w:rPr>
-          <w:rPr>
-            <w:color w:val="0000EE"/>
-            <w:u w:val="single"/>
-          </w:rPr>
-          <w:t>4:2–8</w:t>
-        </w:r>
-      </w:hyperlink>
+      <w:r>
+        <w:rPr>
+          <w:lang w:val="zh_TW" w:bidi="zh_TW"/>
+        </w:rPr>
+        <w:t>4:2–8</w:t>
+      </w:r>
       <w:r>
         <w:rPr>
           <w:lang w:val="zh_TW" w:bidi="zh_TW"/>
@@ -3469,72 +3235,48 @@
         </w:rPr>
         <w:t>這十二個人代表了雅各的十二個支派。利未支派沒有被計算在內，因為利未人定居在其它支派中指定的城市中（</w:t>
       </w:r>
-      <w:hyperlink r:id="rId52">
-        <w:r>
-          <w:rPr>
-            <w:lang w:val="zh_TW" w:bidi="zh_TW"/>
-          </w:rPr>
-          <w:rPr>
-            <w:color w:val="0000EE"/>
-            <w:u w:val="single"/>
-          </w:rPr>
-          <w:t>創49:5–7</w:t>
-        </w:r>
-      </w:hyperlink>
+      <w:r>
+        <w:rPr>
+          <w:lang w:val="zh_TW" w:bidi="zh_TW"/>
+        </w:rPr>
+        <w:t>創49:5–7</w:t>
+      </w:r>
       <w:r>
         <w:rPr>
           <w:lang w:val="zh_TW" w:bidi="zh_TW"/>
         </w:rPr>
         <w:t>；</w:t>
       </w:r>
-      <w:hyperlink r:id="rId53">
-        <w:r>
-          <w:rPr>
-            <w:lang w:val="zh_TW" w:bidi="zh_TW"/>
-          </w:rPr>
-          <w:rPr>
-            <w:color w:val="0000EE"/>
-            <w:u w:val="single"/>
-          </w:rPr>
-          <w:t>民1:49–52</w:t>
-        </w:r>
-      </w:hyperlink>
+      <w:r>
+        <w:rPr>
+          <w:lang w:val="zh_TW" w:bidi="zh_TW"/>
+        </w:rPr>
+        <w:t>民1:49–52</w:t>
+      </w:r>
       <w:r>
         <w:rPr>
           <w:lang w:val="zh_TW" w:bidi="zh_TW"/>
         </w:rPr>
         <w:t>，</w:t>
       </w:r>
-      <w:hyperlink r:id="rId54">
-        <w:r>
-          <w:rPr>
-            <w:lang w:val="zh_TW" w:bidi="zh_TW"/>
-          </w:rPr>
-          <w:rPr>
-            <w:color w:val="0000EE"/>
-            <w:u w:val="single"/>
-          </w:rPr>
-          <w:t>18:20</w:t>
-        </w:r>
-      </w:hyperlink>
+      <w:r>
+        <w:rPr>
+          <w:lang w:val="zh_TW" w:bidi="zh_TW"/>
+        </w:rPr>
+        <w:t>18:20</w:t>
+      </w:r>
       <w:r>
         <w:rPr>
           <w:lang w:val="zh_TW" w:bidi="zh_TW"/>
         </w:rPr>
         <w:t>）。然而，支派的數目仍然是十二，因為約瑟的兩個兒子（以法蓮和瑪拿西）被算作兩個獨立的支派（</w:t>
       </w:r>
-      <w:hyperlink r:id="rId55">
-        <w:r>
-          <w:rPr>
-            <w:lang w:val="zh_TW" w:bidi="zh_TW"/>
-          </w:rPr>
-          <w:rPr>
-            <w:color w:val="0000EE"/>
-            <w:u w:val="single"/>
-          </w:rPr>
-          <w:t>創48:5</w:t>
-        </w:r>
-      </w:hyperlink>
+      <w:r>
+        <w:rPr>
+          <w:lang w:val="zh_TW" w:bidi="zh_TW"/>
+        </w:rPr>
+        <w:t>創48:5</w:t>
+      </w:r>
       <w:r>
         <w:rPr>
           <w:lang w:val="zh_TW" w:bidi="zh_TW"/>
@@ -3637,18 +3379,12 @@
         </w:rPr>
         <w:t>約書亞兩次（</w:t>
       </w:r>
-      <w:hyperlink r:id="rId56">
-        <w:r>
-          <w:rPr>
-            <w:lang w:val="zh_TW" w:bidi="zh_TW"/>
-          </w:rPr>
-          <w:rPr>
-            <w:color w:val="0000EE"/>
-            <w:u w:val="single"/>
-          </w:rPr>
-          <w:t>4:21</w:t>
-        </w:r>
-      </w:hyperlink>
+      <w:r>
+        <w:rPr>
+          <w:lang w:val="zh_TW" w:bidi="zh_TW"/>
+        </w:rPr>
+        <w:t>4:21</w:t>
+      </w:r>
       <w:r>
         <w:rPr>
           <w:lang w:val="zh_TW" w:bidi="zh_TW"/>
@@ -3915,18 +3651,12 @@
         </w:rPr>
         <w:t>吉甲成為了早期以色列重要的敬拜中心。雖然其位置不確定，但大約是在耶利哥的東邊或東北邊某處。其名字（意為「車輪」，參</w:t>
       </w:r>
-      <w:hyperlink r:id="rId57">
-        <w:r>
-          <w:rPr>
-            <w:lang w:val="zh_TW" w:bidi="zh_TW"/>
-          </w:rPr>
-          <w:rPr>
-            <w:color w:val="0000EE"/>
-            <w:u w:val="single"/>
-          </w:rPr>
-          <w:t>賽28:28</w:t>
-        </w:r>
-      </w:hyperlink>
+      <w:r>
+        <w:rPr>
+          <w:lang w:val="zh_TW" w:bidi="zh_TW"/>
+        </w:rPr>
+        <w:t>賽28:28</w:t>
+      </w:r>
       <w:r>
         <w:rPr>
           <w:lang w:val="zh_TW" w:bidi="zh_TW"/>
@@ -3993,18 +3723,12 @@
         </w:rPr>
         <w:t>除了以色列人的後代之外，地上的萬國也應該了解神的大能。每個群體中至少有一些人會回應關心他們的神（</w:t>
       </w:r>
-      <w:hyperlink r:id="rId58">
-        <w:r>
-          <w:rPr>
-            <w:lang w:val="zh_TW" w:bidi="zh_TW"/>
-          </w:rPr>
-          <w:rPr>
-            <w:color w:val="0000EE"/>
-            <w:u w:val="single"/>
-          </w:rPr>
-          <w:t>啟7:9–10</w:t>
-        </w:r>
-      </w:hyperlink>
+      <w:r>
+        <w:rPr>
+          <w:lang w:val="zh_TW" w:bidi="zh_TW"/>
+        </w:rPr>
+        <w:t>啟7:9–10</w:t>
+      </w:r>
       <w:r>
         <w:rPr>
           <w:lang w:val="zh_TW" w:bidi="zh_TW"/>
@@ -4265,18 +3989,12 @@
         </w:rPr>
         <w:t>故事中這個出乎意料的轉折，讓人想起以色列人之前不相信神會安全地帶領他們進入迦南地（</w:t>
       </w:r>
-      <w:hyperlink r:id="rId59">
-        <w:r>
-          <w:rPr>
-            <w:lang w:val="zh_TW" w:bidi="zh_TW"/>
-          </w:rPr>
-          <w:rPr>
-            <w:color w:val="0000EE"/>
-            <w:u w:val="single"/>
-          </w:rPr>
-          <w:t>民14</w:t>
-        </w:r>
-      </w:hyperlink>
+      <w:r>
+        <w:rPr>
+          <w:lang w:val="zh_TW" w:bidi="zh_TW"/>
+        </w:rPr>
+        <w:t>民14</w:t>
+      </w:r>
       <w:r>
         <w:rPr>
           <w:lang w:val="zh_TW" w:bidi="zh_TW"/>
@@ -4473,18 +4191,12 @@
         </w:rPr>
         <w:t>這顯然是以色列人自從在西奈（</w:t>
       </w:r>
-      <w:hyperlink r:id="rId60">
-        <w:r>
-          <w:rPr>
-            <w:lang w:val="zh_TW" w:bidi="zh_TW"/>
-          </w:rPr>
-          <w:rPr>
-            <w:color w:val="0000EE"/>
-            <w:u w:val="single"/>
-          </w:rPr>
-          <w:t>民9:1–5</w:t>
-        </w:r>
-      </w:hyperlink>
+      <w:r>
+        <w:rPr>
+          <w:lang w:val="zh_TW" w:bidi="zh_TW"/>
+        </w:rPr>
+        <w:t>民9:1–5</w:t>
+      </w:r>
       <w:r>
         <w:rPr>
           <w:lang w:val="zh_TW" w:bidi="zh_TW"/>
@@ -4545,36 +4257,24 @@
         </w:rPr>
         <w:t>以色列恢復了無酵節，這個節日是在逾越節後的七天內慶祝的 （</w:t>
       </w:r>
-      <w:hyperlink r:id="rId61">
-        <w:r>
-          <w:rPr>
-            <w:lang w:val="zh_TW" w:bidi="zh_TW"/>
-          </w:rPr>
-          <w:rPr>
-            <w:color w:val="0000EE"/>
-            <w:u w:val="single"/>
-          </w:rPr>
-          <w:t>利23:6</w:t>
-        </w:r>
-      </w:hyperlink>
+      <w:r>
+        <w:rPr>
+          <w:lang w:val="zh_TW" w:bidi="zh_TW"/>
+        </w:rPr>
+        <w:t>利23:6</w:t>
+      </w:r>
       <w:r>
         <w:rPr>
           <w:lang w:val="zh_TW" w:bidi="zh_TW"/>
         </w:rPr>
         <w:t xml:space="preserve">）。人們吃無酵餅和烤穀物，這是收穫季節最受歡迎的食物（見 </w:t>
       </w:r>
-      <w:hyperlink r:id="rId62">
-        <w:r>
-          <w:rPr>
-            <w:lang w:val="zh_TW" w:bidi="zh_TW"/>
-          </w:rPr>
-          <w:rPr>
-            <w:color w:val="0000EE"/>
-            <w:u w:val="single"/>
-          </w:rPr>
-          <w:t>路2:14</w:t>
-        </w:r>
-      </w:hyperlink>
+      <w:r>
+        <w:rPr>
+          <w:lang w:val="zh_TW" w:bidi="zh_TW"/>
+        </w:rPr>
+        <w:t>路2:14</w:t>
+      </w:r>
       <w:r>
         <w:rPr>
           <w:lang w:val="zh_TW" w:bidi="zh_TW"/>
@@ -4629,36 +4329,24 @@
         </w:rPr>
         <w:t>神每日供應的嗎哪（</w:t>
       </w:r>
-      <w:hyperlink r:id="rId63">
-        <w:r>
-          <w:rPr>
-            <w:lang w:val="zh_TW" w:bidi="zh_TW"/>
-          </w:rPr>
-          <w:rPr>
-            <w:color w:val="0000EE"/>
-            <w:u w:val="single"/>
-          </w:rPr>
-          <w:t>出16:31</w:t>
-        </w:r>
-      </w:hyperlink>
+      <w:r>
+        <w:rPr>
+          <w:lang w:val="zh_TW" w:bidi="zh_TW"/>
+        </w:rPr>
+        <w:t>出16:31</w:t>
+      </w:r>
       <w:r>
         <w:rPr>
           <w:lang w:val="zh_TW" w:bidi="zh_TW"/>
         </w:rPr>
         <w:t>；</w:t>
       </w:r>
-      <w:hyperlink r:id="rId64">
-        <w:r>
-          <w:rPr>
-            <w:lang w:val="zh_TW" w:bidi="zh_TW"/>
-          </w:rPr>
-          <w:rPr>
-            <w:color w:val="0000EE"/>
-            <w:u w:val="single"/>
-          </w:rPr>
-          <w:t>民11:9</w:t>
-        </w:r>
-      </w:hyperlink>
+      <w:r>
+        <w:rPr>
+          <w:lang w:val="zh_TW" w:bidi="zh_TW"/>
+        </w:rPr>
+        <w:t>民11:9</w:t>
+      </w:r>
       <w:r>
         <w:rPr>
           <w:lang w:val="zh_TW" w:bidi="zh_TW"/>
@@ -4761,18 +4449,12 @@
         </w:rPr>
         <w:t>約書亞正在勘察耶利哥城附近的土地和城防，以跟進兩名間諜的報告（</w:t>
       </w:r>
-      <w:hyperlink r:id="rId65">
-        <w:r>
-          <w:rPr>
-            <w:lang w:val="zh_TW" w:bidi="zh_TW"/>
-          </w:rPr>
-          <w:rPr>
-            <w:color w:val="0000EE"/>
-            <w:u w:val="single"/>
-          </w:rPr>
-          <w:t>2:23–24</w:t>
-        </w:r>
-      </w:hyperlink>
+      <w:r>
+        <w:rPr>
+          <w:lang w:val="zh_TW" w:bidi="zh_TW"/>
+        </w:rPr>
+        <w:t>2:23–24</w:t>
+      </w:r>
       <w:r>
         <w:rPr>
           <w:lang w:val="zh_TW" w:bidi="zh_TW"/>
@@ -4827,36 +4509,24 @@
         </w:rPr>
         <w:t>耶和華軍隊的元帥給了約書亞圍攻耶利哥的指示（</w:t>
       </w:r>
-      <w:hyperlink r:id="rId66">
-        <w:r>
-          <w:rPr>
-            <w:lang w:val="zh_TW" w:bidi="zh_TW"/>
-          </w:rPr>
-          <w:rPr>
-            <w:color w:val="0000EE"/>
-            <w:u w:val="single"/>
-          </w:rPr>
-          <w:t>6:2–5</w:t>
-        </w:r>
-      </w:hyperlink>
+      <w:r>
+        <w:rPr>
+          <w:lang w:val="zh_TW" w:bidi="zh_TW"/>
+        </w:rPr>
+        <w:t>6:2–5</w:t>
+      </w:r>
       <w:r>
         <w:rPr>
           <w:lang w:val="zh_TW" w:bidi="zh_TW"/>
         </w:rPr>
         <w:t>）。就像神早先給約書亞的信息一樣（</w:t>
       </w:r>
-      <w:hyperlink r:id="rId67">
-        <w:r>
-          <w:rPr>
-            <w:lang w:val="zh_TW" w:bidi="zh_TW"/>
-          </w:rPr>
-          <w:rPr>
-            <w:color w:val="0000EE"/>
-            <w:u w:val="single"/>
-          </w:rPr>
-          <w:t>1:1–9</w:t>
-        </w:r>
-      </w:hyperlink>
+      <w:r>
+        <w:rPr>
+          <w:lang w:val="zh_TW" w:bidi="zh_TW"/>
+        </w:rPr>
+        <w:t>1:1–9</w:t>
+      </w:r>
       <w:r>
         <w:rPr>
           <w:lang w:val="zh_TW" w:bidi="zh_TW"/>
@@ -4933,36 +4603,24 @@
         </w:rPr>
         <w:t>學者們對於這位元帥是神的顯現、道成肉身之前的基督，或是天使存在分歧。祂自稱為耶和華軍隊的元帥，可能暗示祂是一位天使。然而，祂並沒有阻止約書亞敬拜祂，這與天使通常的做法不同（例如，</w:t>
       </w:r>
-      <w:hyperlink r:id="rId68">
-        <w:r>
-          <w:rPr>
-            <w:lang w:val="zh_TW" w:bidi="zh_TW"/>
-          </w:rPr>
-          <w:rPr>
-            <w:color w:val="0000EE"/>
-            <w:u w:val="single"/>
-          </w:rPr>
-          <w:t>啟22:8–9</w:t>
-        </w:r>
-      </w:hyperlink>
+      <w:r>
+        <w:rPr>
+          <w:lang w:val="zh_TW" w:bidi="zh_TW"/>
+        </w:rPr>
+        <w:t>啟22:8–9</w:t>
+      </w:r>
       <w:r>
         <w:rPr>
           <w:lang w:val="zh_TW" w:bidi="zh_TW"/>
         </w:rPr>
         <w:t>；參</w:t>
       </w:r>
-      <w:hyperlink r:id="rId69">
-        <w:r>
-          <w:rPr>
-            <w:lang w:val="zh_TW" w:bidi="zh_TW"/>
-          </w:rPr>
-          <w:rPr>
-            <w:color w:val="0000EE"/>
-            <w:u w:val="single"/>
-          </w:rPr>
-          <w:t>徒10:25–26</w:t>
-        </w:r>
-      </w:hyperlink>
+      <w:r>
+        <w:rPr>
+          <w:lang w:val="zh_TW" w:bidi="zh_TW"/>
+        </w:rPr>
+        <w:t>徒10:25–26</w:t>
+      </w:r>
       <w:r>
         <w:rPr>
           <w:lang w:val="zh_TW" w:bidi="zh_TW"/>
@@ -5017,18 +4675,12 @@
         </w:rPr>
         <w:t>「把你腳上的鞋脫下來，因為你所站的地方是聖的」：這是神在燃燒的荊棘中告訴摩西的話（</w:t>
       </w:r>
-      <w:hyperlink r:id="rId70">
-        <w:r>
-          <w:rPr>
-            <w:lang w:val="zh_TW" w:bidi="zh_TW"/>
-          </w:rPr>
-          <w:rPr>
-            <w:color w:val="0000EE"/>
-            <w:u w:val="single"/>
-          </w:rPr>
-          <w:t>出3:5</w:t>
-        </w:r>
-      </w:hyperlink>
+      <w:r>
+        <w:rPr>
+          <w:lang w:val="zh_TW" w:bidi="zh_TW"/>
+        </w:rPr>
+        <w:t>出3:5</w:t>
+      </w:r>
       <w:r>
         <w:rPr>
           <w:lang w:val="zh_TW" w:bidi="zh_TW"/>
@@ -5503,36 +5155,24 @@
         </w:rPr>
         <w:t>所有的都要……毀滅：約書亞提醒他的軍隊，該城和其中的一切都屬於神，作為他們在迦南地所得產業的初熟之物。見</w:t>
       </w:r>
-      <w:hyperlink r:id="rId40">
-        <w:r>
-          <w:rPr>
-            <w:lang w:val="zh_TW" w:bidi="zh_TW"/>
-          </w:rPr>
-          <w:rPr>
-            <w:color w:val="0000EE"/>
-            <w:u w:val="single"/>
-          </w:rPr>
-          <w:t>利27:28–29</w:t>
-        </w:r>
-      </w:hyperlink>
+      <w:r>
+        <w:rPr>
+          <w:lang w:val="zh_TW" w:bidi="zh_TW"/>
+        </w:rPr>
+        <w:t>利27:28–29</w:t>
+      </w:r>
       <w:r>
         <w:rPr>
           <w:lang w:val="zh_TW" w:bidi="zh_TW"/>
         </w:rPr>
         <w:t>；</w:t>
       </w:r>
-      <w:hyperlink r:id="rId41">
-        <w:r>
-          <w:rPr>
-            <w:lang w:val="zh_TW" w:bidi="zh_TW"/>
-          </w:rPr>
-          <w:rPr>
-            <w:color w:val="0000EE"/>
-            <w:u w:val="single"/>
-          </w:rPr>
-          <w:t>撒上15:3</w:t>
-        </w:r>
-      </w:hyperlink>
+      <w:r>
+        <w:rPr>
+          <w:lang w:val="zh_TW" w:bidi="zh_TW"/>
+        </w:rPr>
+        <w:t>撒上15:3</w:t>
+      </w:r>
       <w:r>
         <w:rPr>
           <w:lang w:val="zh_TW" w:bidi="zh_TW"/>
@@ -5557,18 +5197,12 @@
         </w:rPr>
         <w:t>喇合：見</w:t>
       </w:r>
-      <w:hyperlink r:id="rId71">
-        <w:r>
-          <w:rPr>
-            <w:lang w:val="zh_TW" w:bidi="zh_TW"/>
-          </w:rPr>
-          <w:rPr>
-            <w:color w:val="0000EE"/>
-            <w:u w:val="single"/>
-          </w:rPr>
-          <w:t>書2:12–21</w:t>
-        </w:r>
-      </w:hyperlink>
+      <w:r>
+        <w:rPr>
+          <w:lang w:val="zh_TW" w:bidi="zh_TW"/>
+        </w:rPr>
+        <w:t>書2:12–21</w:t>
+      </w:r>
       <w:r>
         <w:rPr>
           <w:lang w:val="zh_TW" w:bidi="zh_TW"/>
@@ -5825,18 +5459,12 @@
         </w:rPr>
         <w:t>耶利哥的居民已經被殺盡（</w:t>
       </w:r>
-      <w:hyperlink r:id="rId72">
-        <w:r>
-          <w:rPr>
-            <w:lang w:val="zh_TW" w:bidi="zh_TW"/>
-          </w:rPr>
-          <w:rPr>
-            <w:color w:val="0000EE"/>
-            <w:u w:val="single"/>
-          </w:rPr>
-          <w:t>6:21</w:t>
-        </w:r>
-      </w:hyperlink>
+      <w:r>
+        <w:rPr>
+          <w:lang w:val="zh_TW" w:bidi="zh_TW"/>
+        </w:rPr>
+        <w:t>6:21</w:t>
+      </w:r>
       <w:r>
         <w:rPr>
           <w:lang w:val="zh_TW" w:bidi="zh_TW"/>
@@ -5903,18 +5531,12 @@
         </w:rPr>
         <w:t>，她最終還成為彌賽亞的祖先之一（見</w:t>
       </w:r>
-      <w:hyperlink r:id="rId73">
-        <w:r>
-          <w:rPr>
-            <w:lang w:val="zh_TW" w:bidi="zh_TW"/>
-          </w:rPr>
-          <w:rPr>
-            <w:color w:val="0000EE"/>
-            <w:u w:val="single"/>
-          </w:rPr>
-          <w:t>太1:5</w:t>
-        </w:r>
-      </w:hyperlink>
+      <w:r>
+        <w:rPr>
+          <w:lang w:val="zh_TW" w:bidi="zh_TW"/>
+        </w:rPr>
+        <w:t>太1:5</w:t>
+      </w:r>
       <w:r>
         <w:rPr>
           <w:lang w:val="zh_TW" w:bidi="zh_TW"/>
@@ -5969,72 +5591,48 @@
         </w:rPr>
         <w:t>約書亞對該地施下詛咒，因為耶利哥是第一個抵抗神旨意、阻止以色列進入應許之地的迦南城鎮。耶利哥也是第一個經歷神對迦南地極大的罪惡進行審判的城鎮。作為以色列征服迦南的初熟之果，它屬於神（</w:t>
       </w:r>
-      <w:hyperlink r:id="rId74">
-        <w:r>
-          <w:rPr>
-            <w:lang w:val="zh_TW" w:bidi="zh_TW"/>
-          </w:rPr>
-          <w:rPr>
-            <w:color w:val="0000EE"/>
-            <w:u w:val="single"/>
-          </w:rPr>
-          <w:t>出13:2</w:t>
-        </w:r>
-      </w:hyperlink>
+      <w:r>
+        <w:rPr>
+          <w:lang w:val="zh_TW" w:bidi="zh_TW"/>
+        </w:rPr>
+        <w:t>出13:2</w:t>
+      </w:r>
       <w:r>
         <w:rPr>
           <w:lang w:val="zh_TW" w:bidi="zh_TW"/>
         </w:rPr>
         <w:t>，</w:t>
       </w:r>
-      <w:hyperlink r:id="rId75">
-        <w:r>
-          <w:rPr>
-            <w:lang w:val="zh_TW" w:bidi="zh_TW"/>
-          </w:rPr>
-          <w:rPr>
-            <w:color w:val="0000EE"/>
-            <w:u w:val="single"/>
-          </w:rPr>
-          <w:t>23:19</w:t>
-        </w:r>
-      </w:hyperlink>
+      <w:r>
+        <w:rPr>
+          <w:lang w:val="zh_TW" w:bidi="zh_TW"/>
+        </w:rPr>
+        <w:t>23:19</w:t>
+      </w:r>
       <w:r>
         <w:rPr>
           <w:lang w:val="zh_TW" w:bidi="zh_TW"/>
         </w:rPr>
         <w:t>）。神在第一個挑戰詛咒的人身上執行了約書亞的詛咒（</w:t>
       </w:r>
-      <w:hyperlink r:id="rId76">
-        <w:r>
-          <w:rPr>
-            <w:lang w:val="zh_TW" w:bidi="zh_TW"/>
-          </w:rPr>
-          <w:rPr>
-            <w:color w:val="0000EE"/>
-            <w:u w:val="single"/>
-          </w:rPr>
-          <w:t>王上16:34</w:t>
-        </w:r>
-      </w:hyperlink>
+      <w:r>
+        <w:rPr>
+          <w:lang w:val="zh_TW" w:bidi="zh_TW"/>
+        </w:rPr>
+        <w:t>王上16:34</w:t>
+      </w:r>
       <w:r>
         <w:rPr>
           <w:lang w:val="zh_TW" w:bidi="zh_TW"/>
         </w:rPr>
         <w:t>；參</w:t>
       </w:r>
-      <w:hyperlink r:id="rId77">
-        <w:r>
-          <w:rPr>
-            <w:lang w:val="zh_TW" w:bidi="zh_TW"/>
-          </w:rPr>
-          <w:rPr>
-            <w:color w:val="0000EE"/>
-            <w:u w:val="single"/>
-          </w:rPr>
-          <w:t>約7</w:t>
-        </w:r>
-      </w:hyperlink>
+      <w:r>
+        <w:rPr>
+          <w:lang w:val="zh_TW" w:bidi="zh_TW"/>
+        </w:rPr>
+        <w:t>約7</w:t>
+      </w:r>
       <w:r>
         <w:rPr>
           <w:lang w:val="zh_TW" w:bidi="zh_TW"/>
@@ -6089,54 +5687,36 @@
         </w:rPr>
         <w:t>隨著以色列征服迦南的第一章落幕，以色列人和迦南人都看到，正如神所應許的那樣，祂與約書亞同在（</w:t>
       </w:r>
-      <w:hyperlink r:id="rId78">
-        <w:r>
-          <w:rPr>
-            <w:lang w:val="zh_TW" w:bidi="zh_TW"/>
-          </w:rPr>
-          <w:rPr>
-            <w:color w:val="0000EE"/>
-            <w:u w:val="single"/>
-          </w:rPr>
-          <w:t>1:5</w:t>
-        </w:r>
-      </w:hyperlink>
+      <w:r>
+        <w:rPr>
+          <w:lang w:val="zh_TW" w:bidi="zh_TW"/>
+        </w:rPr>
+        <w:t>1:5</w:t>
+      </w:r>
       <w:r>
         <w:rPr>
           <w:lang w:val="zh_TW" w:bidi="zh_TW"/>
         </w:rPr>
         <w:t>、</w:t>
       </w:r>
-      <w:hyperlink r:id="rId79">
-        <w:r>
-          <w:rPr>
-            <w:lang w:val="zh_TW" w:bidi="zh_TW"/>
-          </w:rPr>
-          <w:rPr>
-            <w:color w:val="0000EE"/>
-            <w:u w:val="single"/>
-          </w:rPr>
-          <w:t>9</w:t>
-        </w:r>
-      </w:hyperlink>
+      <w:r>
+        <w:rPr>
+          <w:lang w:val="zh_TW" w:bidi="zh_TW"/>
+        </w:rPr>
+        <w:t>9</w:t>
+      </w:r>
       <w:r>
         <w:rPr>
           <w:lang w:val="zh_TW" w:bidi="zh_TW"/>
         </w:rPr>
         <w:t>；參</w:t>
       </w:r>
-      <w:hyperlink r:id="rId80">
-        <w:r>
-          <w:rPr>
-            <w:lang w:val="zh_TW" w:bidi="zh_TW"/>
-          </w:rPr>
-          <w:rPr>
-            <w:color w:val="0000EE"/>
-            <w:u w:val="single"/>
-          </w:rPr>
-          <w:t>4:14</w:t>
-        </w:r>
-      </w:hyperlink>
+      <w:r>
+        <w:rPr>
+          <w:lang w:val="zh_TW" w:bidi="zh_TW"/>
+        </w:rPr>
+        <w:t>4:14</w:t>
+      </w:r>
       <w:r>
         <w:rPr>
           <w:lang w:val="zh_TW" w:bidi="zh_TW"/>
@@ -6202,36 +5782,24 @@
         </w:rPr>
         <w:t>：見</w:t>
       </w:r>
-      <w:hyperlink r:id="rId40">
-        <w:r>
-          <w:rPr>
-            <w:lang w:val="zh_TW" w:bidi="zh_TW"/>
-          </w:rPr>
-          <w:rPr>
-            <w:color w:val="0000EE"/>
-            <w:u w:val="single"/>
-          </w:rPr>
-          <w:t>利27:28–29</w:t>
-        </w:r>
-      </w:hyperlink>
+      <w:r>
+        <w:rPr>
+          <w:lang w:val="zh_TW" w:bidi="zh_TW"/>
+        </w:rPr>
+        <w:t>利27:28–29</w:t>
+      </w:r>
       <w:r>
         <w:rPr>
           <w:lang w:val="zh_TW" w:bidi="zh_TW"/>
         </w:rPr>
         <w:t>；</w:t>
       </w:r>
-      <w:hyperlink r:id="rId41">
-        <w:r>
-          <w:rPr>
-            <w:lang w:val="zh_TW" w:bidi="zh_TW"/>
-          </w:rPr>
-          <w:rPr>
-            <w:color w:val="0000EE"/>
-            <w:u w:val="single"/>
-          </w:rPr>
-          <w:t>撒上15:3</w:t>
-        </w:r>
-      </w:hyperlink>
+      <w:r>
+        <w:rPr>
+          <w:lang w:val="zh_TW" w:bidi="zh_TW"/>
+        </w:rPr>
+        <w:t>撒上15:3</w:t>
+      </w:r>
       <w:r>
         <w:rPr>
           <w:lang w:val="zh_TW" w:bidi="zh_TW"/>
@@ -6276,18 +5844,12 @@
         </w:rPr>
         <w:t>屬於一個重要的家族。他是一位領袖或潛在的領袖，因此他的行為可能會影響他人（</w:t>
       </w:r>
-      <w:hyperlink r:id="rId81">
-        <w:r>
-          <w:rPr>
-            <w:lang w:val="zh_TW" w:bidi="zh_TW"/>
-          </w:rPr>
-          <w:rPr>
-            <w:color w:val="0000EE"/>
-            <w:u w:val="single"/>
-          </w:rPr>
-          <w:t>民26:19–20</w:t>
-        </w:r>
-      </w:hyperlink>
+      <w:r>
+        <w:rPr>
+          <w:lang w:val="zh_TW" w:bidi="zh_TW"/>
+        </w:rPr>
+        <w:t>民26:19–20</w:t>
+      </w:r>
       <w:r>
         <w:rPr>
           <w:lang w:val="zh_TW" w:bidi="zh_TW"/>
@@ -6496,18 +6058,12 @@
         </w:rPr>
         <w:t>（</w:t>
       </w:r>
-      <w:hyperlink r:id="rId82">
-        <w:r>
-          <w:rPr>
-            <w:lang w:val="zh_TW" w:bidi="zh_TW"/>
-          </w:rPr>
-          <w:rPr>
-            <w:color w:val="0000EE"/>
-            <w:u w:val="single"/>
-          </w:rPr>
-          <w:t>王上12:28–33</w:t>
-        </w:r>
-      </w:hyperlink>
+      <w:r>
+        <w:rPr>
+          <w:lang w:val="zh_TW" w:bidi="zh_TW"/>
+        </w:rPr>
+        <w:t>王上12:28–33</w:t>
+      </w:r>
       <w:r>
         <w:rPr>
           <w:lang w:val="zh_TW" w:bidi="zh_TW"/>
@@ -6626,18 +6182,12 @@
         </w:rPr>
         <w:t>艾城的防禦者從城門出來，直接攻擊以色列的軍隊（見</w:t>
       </w:r>
-      <w:hyperlink r:id="rId83">
-        <w:r>
-          <w:rPr>
-            <w:lang w:val="zh_TW" w:bidi="zh_TW"/>
-          </w:rPr>
-          <w:rPr>
-            <w:color w:val="0000EE"/>
-            <w:u w:val="single"/>
-          </w:rPr>
-          <w:t>8:5</w:t>
-        </w:r>
-      </w:hyperlink>
+      <w:r>
+        <w:rPr>
+          <w:lang w:val="zh_TW" w:bidi="zh_TW"/>
+        </w:rPr>
+        <w:t>8:5</w:t>
+      </w:r>
       <w:r>
         <w:rPr>
           <w:lang w:val="zh_TW" w:bidi="zh_TW"/>
@@ -6768,36 +6318,24 @@
         </w:rPr>
         <w:t>約書亞向神表達了他的忿怒，這說明了為什麼神以嚴厲的語氣回應（</w:t>
       </w:r>
-      <w:hyperlink r:id="rId84">
-        <w:r>
-          <w:rPr>
-            <w:lang w:val="zh_TW" w:bidi="zh_TW"/>
-          </w:rPr>
-          <w:rPr>
-            <w:color w:val="0000EE"/>
-            <w:u w:val="single"/>
-          </w:rPr>
-          <w:t>7:10–15</w:t>
-        </w:r>
-      </w:hyperlink>
+      <w:r>
+        <w:rPr>
+          <w:lang w:val="zh_TW" w:bidi="zh_TW"/>
+        </w:rPr>
+        <w:t>7:10–15</w:t>
+      </w:r>
       <w:r>
         <w:rPr>
           <w:lang w:val="zh_TW" w:bidi="zh_TW"/>
         </w:rPr>
         <w:t>）。雖然戰役因亞干的罪而失敗，約書亞和以色列的長老卻忽視了尋求神的指引（</w:t>
       </w:r>
-      <w:hyperlink r:id="rId85">
-        <w:r>
-          <w:rPr>
-            <w:lang w:val="zh_TW" w:bidi="zh_TW"/>
-          </w:rPr>
-          <w:rPr>
-            <w:color w:val="0000EE"/>
-            <w:u w:val="single"/>
-          </w:rPr>
-          <w:t>7:3</w:t>
-        </w:r>
-      </w:hyperlink>
+      <w:r>
+        <w:rPr>
+          <w:lang w:val="zh_TW" w:bidi="zh_TW"/>
+        </w:rPr>
+        <w:t>7:3</w:t>
+      </w:r>
       <w:r>
         <w:rPr>
           <w:lang w:val="zh_TW" w:bidi="zh_TW"/>
@@ -6922,36 +6460,24 @@
         </w:rPr>
         <w:t>你的大名：參</w:t>
       </w:r>
-      <w:hyperlink r:id="rId86">
-        <w:r>
-          <w:rPr>
-            <w:lang w:val="zh_TW" w:bidi="zh_TW"/>
-          </w:rPr>
-          <w:rPr>
-            <w:color w:val="0000EE"/>
-            <w:u w:val="single"/>
-          </w:rPr>
-          <w:t>出32:11–12</w:t>
-        </w:r>
-      </w:hyperlink>
+      <w:r>
+        <w:rPr>
+          <w:lang w:val="zh_TW" w:bidi="zh_TW"/>
+        </w:rPr>
+        <w:t>出32:11–12</w:t>
+      </w:r>
       <w:r>
         <w:rPr>
           <w:lang w:val="zh_TW" w:bidi="zh_TW"/>
         </w:rPr>
         <w:t>；</w:t>
       </w:r>
-      <w:hyperlink r:id="rId87">
-        <w:r>
-          <w:rPr>
-            <w:lang w:val="zh_TW" w:bidi="zh_TW"/>
-          </w:rPr>
-          <w:rPr>
-            <w:color w:val="0000EE"/>
-            <w:u w:val="single"/>
-          </w:rPr>
-          <w:t>民14:13–19</w:t>
-        </w:r>
-      </w:hyperlink>
+      <w:r>
+        <w:rPr>
+          <w:lang w:val="zh_TW" w:bidi="zh_TW"/>
+        </w:rPr>
+        <w:t>民14:13–19</w:t>
+      </w:r>
       <w:r>
         <w:rPr>
           <w:lang w:val="zh_TW" w:bidi="zh_TW"/>
@@ -7240,36 +6766,24 @@
         </w:rPr>
         <w:t>（例如，</w:t>
       </w:r>
-      <w:hyperlink r:id="rId88">
-        <w:r>
-          <w:rPr>
-            <w:lang w:val="zh_TW" w:bidi="zh_TW"/>
-          </w:rPr>
-          <w:rPr>
-            <w:color w:val="0000EE"/>
-            <w:u w:val="single"/>
-          </w:rPr>
-          <w:t>出22:20</w:t>
-        </w:r>
-      </w:hyperlink>
+      <w:r>
+        <w:rPr>
+          <w:lang w:val="zh_TW" w:bidi="zh_TW"/>
+        </w:rPr>
+        <w:t>出22:20</w:t>
+      </w:r>
       <w:r>
         <w:rPr>
           <w:lang w:val="zh_TW" w:bidi="zh_TW"/>
         </w:rPr>
         <w:t>；</w:t>
       </w:r>
-      <w:hyperlink r:id="rId89">
-        <w:r>
-          <w:rPr>
-            <w:lang w:val="zh_TW" w:bidi="zh_TW"/>
-          </w:rPr>
-          <w:rPr>
-            <w:color w:val="0000EE"/>
-            <w:u w:val="single"/>
-          </w:rPr>
-          <w:t>申4:25–27</w:t>
-        </w:r>
-      </w:hyperlink>
+      <w:r>
+        <w:rPr>
+          <w:lang w:val="zh_TW" w:bidi="zh_TW"/>
+        </w:rPr>
+        <w:t>申4:25–27</w:t>
+      </w:r>
       <w:r>
         <w:rPr>
           <w:lang w:val="zh_TW" w:bidi="zh_TW"/>
@@ -7324,36 +6838,24 @@
         </w:rPr>
         <w:t xml:space="preserve">亞干可能是通過使用烏陵和土明被指認的，這是一種神賜予的神聖抽籤系統。這些物品由大祭司保管，可能是放在一個袋子或小包裡（見 </w:t>
       </w:r>
-      <w:hyperlink r:id="rId90">
-        <w:r>
-          <w:rPr>
-            <w:lang w:val="zh_TW" w:bidi="zh_TW"/>
-          </w:rPr>
-          <w:rPr>
-            <w:color w:val="0000EE"/>
-            <w:u w:val="single"/>
-          </w:rPr>
-          <w:t>出28:30</w:t>
-        </w:r>
-      </w:hyperlink>
+      <w:r>
+        <w:rPr>
+          <w:lang w:val="zh_TW" w:bidi="zh_TW"/>
+        </w:rPr>
+        <w:t>出28:30</w:t>
+      </w:r>
       <w:r>
         <w:rPr>
           <w:lang w:val="zh_TW" w:bidi="zh_TW"/>
         </w:rPr>
         <w:t>；</w:t>
       </w:r>
-      <w:hyperlink r:id="rId91">
-        <w:r>
-          <w:rPr>
-            <w:lang w:val="zh_TW" w:bidi="zh_TW"/>
-          </w:rPr>
-          <w:rPr>
-            <w:color w:val="0000EE"/>
-            <w:u w:val="single"/>
-          </w:rPr>
-          <w:t>民27:21</w:t>
-        </w:r>
-      </w:hyperlink>
+      <w:r>
+        <w:rPr>
+          <w:lang w:val="zh_TW" w:bidi="zh_TW"/>
+        </w:rPr>
+        <w:t>民27:21</w:t>
+      </w:r>
       <w:r>
         <w:rPr>
           <w:lang w:val="zh_TW" w:bidi="zh_TW"/>
@@ -7508,18 +7010,12 @@
         </w:rPr>
         <w:t>我就貪愛在第十條誡命中被翻譯為「貪戀」（</w:t>
       </w:r>
-      <w:hyperlink r:id="rId92">
-        <w:r>
-          <w:rPr>
-            <w:lang w:val="zh_TW" w:bidi="zh_TW"/>
-          </w:rPr>
-          <w:rPr>
-            <w:color w:val="0000EE"/>
-            <w:u w:val="single"/>
-          </w:rPr>
-          <w:t>出20:17</w:t>
-        </w:r>
-      </w:hyperlink>
+      <w:r>
+        <w:rPr>
+          <w:lang w:val="zh_TW" w:bidi="zh_TW"/>
+        </w:rPr>
+        <w:t>出20:17</w:t>
+      </w:r>
       <w:r>
         <w:rPr>
           <w:lang w:val="zh_TW" w:bidi="zh_TW"/>
@@ -7670,18 +7166,12 @@
         </w:rPr>
         <w:t>用石頭打死是一種規定的執行死刑的方式（見，例如，</w:t>
       </w:r>
-      <w:hyperlink r:id="rId93">
-        <w:r>
-          <w:rPr>
-            <w:lang w:val="zh_TW" w:bidi="zh_TW"/>
-          </w:rPr>
-          <w:rPr>
-            <w:color w:val="0000EE"/>
-            <w:u w:val="single"/>
-          </w:rPr>
-          <w:t>出19:13</w:t>
-        </w:r>
-      </w:hyperlink>
+      <w:r>
+        <w:rPr>
+          <w:lang w:val="zh_TW" w:bidi="zh_TW"/>
+        </w:rPr>
+        <w:t>出19:13</w:t>
+      </w:r>
       <w:r>
         <w:rPr>
           <w:lang w:val="zh_TW" w:bidi="zh_TW"/>
@@ -7784,18 +7274,12 @@
         </w:rPr>
         <w:t>不要懼怕，也不要驚惶：神在差遣約書亞攻打耶利哥之前也給了他類似的鼓勵（</w:t>
       </w:r>
-      <w:hyperlink r:id="rId94">
-        <w:r>
-          <w:rPr>
-            <w:lang w:val="zh_TW" w:bidi="zh_TW"/>
-          </w:rPr>
-          <w:rPr>
-            <w:color w:val="0000EE"/>
-            <w:u w:val="single"/>
-          </w:rPr>
-          <w:t>書6:2</w:t>
-        </w:r>
-      </w:hyperlink>
+      <w:r>
+        <w:rPr>
+          <w:lang w:val="zh_TW" w:bidi="zh_TW"/>
+        </w:rPr>
+        <w:t>書6:2</w:t>
+      </w:r>
       <w:r>
         <w:rPr>
           <w:lang w:val="zh_TW" w:bidi="zh_TW"/>
@@ -7962,18 +7446,12 @@
         </w:rPr>
         <w:t>在城後：在其西邊（</w:t>
       </w:r>
-      <w:hyperlink r:id="rId95">
-        <w:r>
-          <w:rPr>
-            <w:lang w:val="zh_TW" w:bidi="zh_TW"/>
-          </w:rPr>
-          <w:rPr>
-            <w:color w:val="0000EE"/>
-            <w:u w:val="single"/>
-          </w:rPr>
-          <w:t>8:12</w:t>
-        </w:r>
-      </w:hyperlink>
+      <w:r>
+        <w:rPr>
+          <w:lang w:val="zh_TW" w:bidi="zh_TW"/>
+        </w:rPr>
+        <w:t>8:12</w:t>
+      </w:r>
       <w:r>
         <w:rPr>
           <w:lang w:val="zh_TW" w:bidi="zh_TW"/>
@@ -8088,18 +7566,12 @@
         </w:rPr>
         <w:t>隨著戰役的進展，這群人埋伏等候，直到約書亞召喚他們出來（</w:t>
       </w:r>
-      <w:hyperlink r:id="rId96">
-        <w:r>
-          <w:rPr>
-            <w:lang w:val="zh_TW" w:bidi="zh_TW"/>
-          </w:rPr>
-          <w:rPr>
-            <w:color w:val="0000EE"/>
-            <w:u w:val="single"/>
-          </w:rPr>
-          <w:t>書8:18–19</w:t>
-        </w:r>
-      </w:hyperlink>
+      <w:r>
+        <w:rPr>
+          <w:lang w:val="zh_TW" w:bidi="zh_TW"/>
+        </w:rPr>
+        <w:t>書8:18–19</w:t>
+      </w:r>
       <w:r>
         <w:rPr>
           <w:lang w:val="zh_TW" w:bidi="zh_TW"/>
@@ -8328,18 +7800,12 @@
         </w:rPr>
         <w:t>約書亞和以色列軍隊像第一次進攻時一樣逃跑了（</w:t>
       </w:r>
-      <w:hyperlink r:id="rId97">
-        <w:r>
-          <w:rPr>
-            <w:lang w:val="zh_TW" w:bidi="zh_TW"/>
-          </w:rPr>
-          <w:rPr>
-            <w:color w:val="0000EE"/>
-            <w:u w:val="single"/>
-          </w:rPr>
-          <w:t>書7:4–5</w:t>
-        </w:r>
-      </w:hyperlink>
+      <w:r>
+        <w:rPr>
+          <w:lang w:val="zh_TW" w:bidi="zh_TW"/>
+        </w:rPr>
+        <w:t>書7:4–5</w:t>
+      </w:r>
       <w:r>
         <w:rPr>
           <w:lang w:val="zh_TW" w:bidi="zh_TW"/>
@@ -8564,54 +8030,36 @@
         </w:rPr>
         <w:t xml:space="preserve">公開處決王（另見 </w:t>
       </w:r>
-      <w:hyperlink r:id="rId98">
-        <w:r>
-          <w:rPr>
-            <w:lang w:val="zh_TW" w:bidi="zh_TW"/>
-          </w:rPr>
-          <w:rPr>
-            <w:color w:val="0000EE"/>
-            <w:u w:val="single"/>
-          </w:rPr>
-          <w:t>10:26</w:t>
-        </w:r>
-      </w:hyperlink>
+      <w:r>
+        <w:rPr>
+          <w:lang w:val="zh_TW" w:bidi="zh_TW"/>
+        </w:rPr>
+        <w:t>10:26</w:t>
+      </w:r>
       <w:r>
         <w:rPr>
           <w:lang w:val="zh_TW" w:bidi="zh_TW"/>
         </w:rPr>
         <w:t>，</w:t>
       </w:r>
-      <w:hyperlink r:id="rId99">
-        <w:r>
-          <w:rPr>
-            <w:lang w:val="zh_TW" w:bidi="zh_TW"/>
-          </w:rPr>
-          <w:rPr>
-            <w:color w:val="0000EE"/>
-            <w:u w:val="single"/>
-          </w:rPr>
-          <w:t>11:10</w:t>
-        </w:r>
-      </w:hyperlink>
+      <w:r>
+        <w:rPr>
+          <w:lang w:val="zh_TW" w:bidi="zh_TW"/>
+        </w:rPr>
+        <w:t>11:10</w:t>
+      </w:r>
       <w:r>
         <w:rPr>
           <w:lang w:val="zh_TW" w:bidi="zh_TW"/>
         </w:rPr>
         <w:t>、</w:t>
       </w:r>
-      <w:hyperlink r:id="rId100">
-        <w:r>
-          <w:rPr>
-            <w:lang w:val="zh_TW" w:bidi="zh_TW"/>
-          </w:rPr>
-          <w:rPr>
-            <w:color w:val="0000EE"/>
-            <w:u w:val="single"/>
-          </w:rPr>
-          <w:t>12</w:t>
-        </w:r>
-      </w:hyperlink>
+      <w:r>
+        <w:rPr>
+          <w:lang w:val="zh_TW" w:bidi="zh_TW"/>
+        </w:rPr>
+        <w:t>12</w:t>
+      </w:r>
       <w:r>
         <w:rPr>
           <w:lang w:val="zh_TW" w:bidi="zh_TW"/>
@@ -8636,18 +8084,12 @@
         </w:rPr>
         <w:t xml:space="preserve">日落時：見 </w:t>
       </w:r>
-      <w:hyperlink r:id="rId101">
-        <w:r>
-          <w:rPr>
-            <w:lang w:val="zh_TW" w:bidi="zh_TW"/>
-          </w:rPr>
-          <w:rPr>
-            <w:color w:val="0000EE"/>
-            <w:u w:val="single"/>
-          </w:rPr>
-          <w:t>申21:22–23</w:t>
-        </w:r>
-      </w:hyperlink>
+      <w:r>
+        <w:rPr>
+          <w:lang w:val="zh_TW" w:bidi="zh_TW"/>
+        </w:rPr>
+        <w:t>申21:22–23</w:t>
+      </w:r>
       <w:r>
         <w:rPr>
           <w:lang w:val="zh_TW" w:bidi="zh_TW"/>
@@ -8736,18 +8178,12 @@
         </w:rPr>
         <w:t>考古學家最近在以巴路山發現了一個祭壇，由未經鐵器加工的原石建造。然而，沒有在上面發現任何刻文（</w:t>
       </w:r>
-      <w:hyperlink r:id="rId102">
-        <w:r>
-          <w:rPr>
-            <w:lang w:val="zh_TW" w:bidi="zh_TW"/>
-          </w:rPr>
-          <w:rPr>
-            <w:color w:val="0000EE"/>
-            <w:u w:val="single"/>
-          </w:rPr>
-          <w:t>8:32</w:t>
-        </w:r>
-      </w:hyperlink>
+      <w:r>
+        <w:rPr>
+          <w:lang w:val="zh_TW" w:bidi="zh_TW"/>
+        </w:rPr>
+        <w:t>8:32</w:t>
+      </w:r>
       <w:r>
         <w:rPr>
           <w:lang w:val="zh_TW" w:bidi="zh_TW"/>
@@ -8784,72 +8220,48 @@
         </w:rPr>
         <w:t>（</w:t>
       </w:r>
-      <w:hyperlink r:id="rId103">
-        <w:r>
-          <w:rPr>
-            <w:lang w:val="zh_TW" w:bidi="zh_TW"/>
-          </w:rPr>
-          <w:rPr>
-            <w:color w:val="0000EE"/>
-            <w:u w:val="single"/>
-          </w:rPr>
-          <w:t>利1</w:t>
-        </w:r>
-      </w:hyperlink>
+      <w:r>
+        <w:rPr>
+          <w:lang w:val="zh_TW" w:bidi="zh_TW"/>
+        </w:rPr>
+        <w:t>利1</w:t>
+      </w:r>
       <w:r>
         <w:rPr>
           <w:lang w:val="zh_TW" w:bidi="zh_TW"/>
         </w:rPr>
         <w:t>，</w:t>
       </w:r>
-      <w:hyperlink r:id="rId104">
-        <w:r>
-          <w:rPr>
-            <w:lang w:val="zh_TW" w:bidi="zh_TW"/>
-          </w:rPr>
-          <w:rPr>
-            <w:color w:val="0000EE"/>
-            <w:u w:val="single"/>
-          </w:rPr>
-          <w:t>3</w:t>
-        </w:r>
-      </w:hyperlink>
+      <w:r>
+        <w:rPr>
+          <w:lang w:val="zh_TW" w:bidi="zh_TW"/>
+        </w:rPr>
+        <w:t>3</w:t>
+      </w:r>
       <w:r>
         <w:rPr>
           <w:lang w:val="zh_TW" w:bidi="zh_TW"/>
         </w:rPr>
         <w:t>）。摩西也為這個獻祭儀式下達了具體的指示（見</w:t>
       </w:r>
-      <w:hyperlink r:id="rId105">
-        <w:r>
-          <w:rPr>
-            <w:lang w:val="zh_TW" w:bidi="zh_TW"/>
-          </w:rPr>
-          <w:rPr>
-            <w:color w:val="0000EE"/>
-            <w:u w:val="single"/>
-          </w:rPr>
-          <w:t>申11:26–32</w:t>
-        </w:r>
-      </w:hyperlink>
+      <w:r>
+        <w:rPr>
+          <w:lang w:val="zh_TW" w:bidi="zh_TW"/>
+        </w:rPr>
+        <w:t>申11:26–32</w:t>
+      </w:r>
       <w:r>
         <w:rPr>
           <w:lang w:val="zh_TW" w:bidi="zh_TW"/>
         </w:rPr>
         <w:t>，</w:t>
       </w:r>
-      <w:hyperlink r:id="rId106">
-        <w:r>
-          <w:rPr>
-            <w:lang w:val="zh_TW" w:bidi="zh_TW"/>
-          </w:rPr>
-          <w:rPr>
-            <w:color w:val="0000EE"/>
-            <w:u w:val="single"/>
-          </w:rPr>
-          <w:t>27:1–28:68</w:t>
-        </w:r>
-      </w:hyperlink>
+      <w:r>
+        <w:rPr>
+          <w:lang w:val="zh_TW" w:bidi="zh_TW"/>
+        </w:rPr>
+        <w:t>27:1–28:68</w:t>
+      </w:r>
       <w:r>
         <w:rPr>
           <w:lang w:val="zh_TW" w:bidi="zh_TW"/>
@@ -8904,18 +8316,12 @@
         </w:rPr>
         <w:t>約書亞遵照摩西的吩咐，設立石頭並塗上石灰泥（</w:t>
       </w:r>
-      <w:hyperlink r:id="rId107">
-        <w:r>
-          <w:rPr>
-            <w:lang w:val="zh_TW" w:bidi="zh_TW"/>
-          </w:rPr>
-          <w:rPr>
-            <w:color w:val="0000EE"/>
-            <w:u w:val="single"/>
-          </w:rPr>
-          <w:t>申27:2–8</w:t>
-        </w:r>
-      </w:hyperlink>
+      <w:r>
+        <w:rPr>
+          <w:lang w:val="zh_TW" w:bidi="zh_TW"/>
+        </w:rPr>
+        <w:t>申27:2–8</w:t>
+      </w:r>
       <w:r>
         <w:rPr>
           <w:lang w:val="zh_TW" w:bidi="zh_TW"/>
@@ -9088,18 +8494,12 @@
         </w:rPr>
         <w:t>祝福……咒詛：見</w:t>
       </w:r>
-      <w:hyperlink r:id="rId106">
-        <w:r>
-          <w:rPr>
-            <w:lang w:val="zh_TW" w:bidi="zh_TW"/>
-          </w:rPr>
-          <w:rPr>
-            <w:color w:val="0000EE"/>
-            <w:u w:val="single"/>
-          </w:rPr>
-          <w:t>申27–28</w:t>
-        </w:r>
-      </w:hyperlink>
+      <w:r>
+        <w:rPr>
+          <w:lang w:val="zh_TW" w:bidi="zh_TW"/>
+        </w:rPr>
+        <w:t>申27–28</w:t>
+      </w:r>
       <w:r>
         <w:rPr>
           <w:lang w:val="zh_TW" w:bidi="zh_TW"/>
@@ -9176,36 +8576,24 @@
         </w:rPr>
         <w:t>住在以色列人中間的外邦人包括那些與以色列一起從埃及出來的人（</w:t>
       </w:r>
-      <w:hyperlink r:id="rId108">
-        <w:r>
-          <w:rPr>
-            <w:lang w:val="zh_TW" w:bidi="zh_TW"/>
-          </w:rPr>
-          <w:rPr>
-            <w:color w:val="0000EE"/>
-            <w:u w:val="single"/>
-          </w:rPr>
-          <w:t>出12:38</w:t>
-        </w:r>
-      </w:hyperlink>
+      <w:r>
+        <w:rPr>
+          <w:lang w:val="zh_TW" w:bidi="zh_TW"/>
+        </w:rPr>
+        <w:t>出12:38</w:t>
+      </w:r>
       <w:r>
         <w:rPr>
           <w:lang w:val="zh_TW" w:bidi="zh_TW"/>
         </w:rPr>
         <w:t>、</w:t>
       </w:r>
-      <w:hyperlink r:id="rId109">
-        <w:r>
-          <w:rPr>
-            <w:lang w:val="zh_TW" w:bidi="zh_TW"/>
-          </w:rPr>
-          <w:rPr>
-            <w:color w:val="0000EE"/>
-            <w:u w:val="single"/>
-          </w:rPr>
-          <w:t>48–49</w:t>
-        </w:r>
-      </w:hyperlink>
+      <w:r>
+        <w:rPr>
+          <w:lang w:val="zh_TW" w:bidi="zh_TW"/>
+        </w:rPr>
+        <w:t>48–49</w:t>
+      </w:r>
       <w:r>
         <w:rPr>
           <w:lang w:val="zh_TW" w:bidi="zh_TW"/>
@@ -9373,36 +8761,24 @@
         </w:rPr>
         <w:t>約書亞再次沒有求問神（</w:t>
       </w:r>
-      <w:hyperlink r:id="rId110">
-        <w:r>
-          <w:rPr>
-            <w:lang w:val="zh_TW" w:bidi="zh_TW"/>
-          </w:rPr>
-          <w:rPr>
-            <w:color w:val="0000EE"/>
-            <w:u w:val="single"/>
-          </w:rPr>
-          <w:t>9:14</w:t>
-        </w:r>
-      </w:hyperlink>
+      <w:r>
+        <w:rPr>
+          <w:lang w:val="zh_TW" w:bidi="zh_TW"/>
+        </w:rPr>
+        <w:t>9:14</w:t>
+      </w:r>
       <w:r>
         <w:rPr>
           <w:lang w:val="zh_TW" w:bidi="zh_TW"/>
         </w:rPr>
         <w:t>；參</w:t>
       </w:r>
-      <w:hyperlink r:id="rId111">
-        <w:r>
-          <w:rPr>
-            <w:lang w:val="zh_TW" w:bidi="zh_TW"/>
-          </w:rPr>
-          <w:rPr>
-            <w:color w:val="0000EE"/>
-            <w:u w:val="single"/>
-          </w:rPr>
-          <w:t>7:2–4</w:t>
-        </w:r>
-      </w:hyperlink>
+      <w:r>
+        <w:rPr>
+          <w:lang w:val="zh_TW" w:bidi="zh_TW"/>
+        </w:rPr>
+        <w:t>7:2–4</w:t>
+      </w:r>
       <w:r>
         <w:rPr>
           <w:lang w:val="zh_TW" w:bidi="zh_TW"/>
@@ -9451,18 +8827,12 @@
           <w:lang w:val="zh_TW" w:bidi="zh_TW"/>
         </w:rPr>
       </w:r>
-      <w:hyperlink r:id="rId112">
-        <w:r>
-          <w:rPr>
-            <w:lang w:val="zh_TW" w:bidi="zh_TW"/>
-          </w:rPr>
-          <w:rPr>
-            <w:color w:val="0000EE"/>
-            <w:u w:val="single"/>
-          </w:rPr>
-          <w:t>第十章</w:t>
-        </w:r>
-      </w:hyperlink>
+      <w:r>
+        <w:rPr>
+          <w:lang w:val="zh_TW" w:bidi="zh_TW"/>
+        </w:rPr>
+        <w:t>第十章</w:t>
+      </w:r>
       <w:r>
         <w:rPr>
           <w:lang w:val="zh_TW" w:bidi="zh_TW"/>
@@ -9629,72 +8999,48 @@
         </w:rPr>
         <w:t>希未人這個名字僅在聖經中被提及，指的是一個生活在迦南各地的非閃族民族（見</w:t>
       </w:r>
-      <w:hyperlink r:id="rId113">
-        <w:r>
-          <w:rPr>
-            <w:lang w:val="zh_TW" w:bidi="zh_TW"/>
-          </w:rPr>
-          <w:rPr>
-            <w:color w:val="0000EE"/>
-            <w:u w:val="single"/>
-          </w:rPr>
-          <w:t>創34:2</w:t>
-        </w:r>
-      </w:hyperlink>
+      <w:r>
+        <w:rPr>
+          <w:lang w:val="zh_TW" w:bidi="zh_TW"/>
+        </w:rPr>
+        <w:t>創34:2</w:t>
+      </w:r>
       <w:r>
         <w:rPr>
           <w:lang w:val="zh_TW" w:bidi="zh_TW"/>
         </w:rPr>
         <w:t>，</w:t>
       </w:r>
-      <w:hyperlink r:id="rId114">
-        <w:r>
-          <w:rPr>
-            <w:lang w:val="zh_TW" w:bidi="zh_TW"/>
-          </w:rPr>
-          <w:rPr>
-            <w:color w:val="0000EE"/>
-            <w:u w:val="single"/>
-          </w:rPr>
-          <w:t>36:2</w:t>
-        </w:r>
-      </w:hyperlink>
+      <w:r>
+        <w:rPr>
+          <w:lang w:val="zh_TW" w:bidi="zh_TW"/>
+        </w:rPr>
+        <w:t>36:2</w:t>
+      </w:r>
       <w:r>
         <w:rPr>
           <w:lang w:val="zh_TW" w:bidi="zh_TW"/>
         </w:rPr>
         <w:t>；</w:t>
       </w:r>
-      <w:hyperlink r:id="rId115">
-        <w:r>
-          <w:rPr>
-            <w:lang w:val="zh_TW" w:bidi="zh_TW"/>
-          </w:rPr>
-          <w:rPr>
-            <w:color w:val="0000EE"/>
-            <w:u w:val="single"/>
-          </w:rPr>
-          <w:t>出23:23</w:t>
-        </w:r>
-      </w:hyperlink>
+      <w:r>
+        <w:rPr>
+          <w:lang w:val="zh_TW" w:bidi="zh_TW"/>
+        </w:rPr>
+        <w:t>出23:23</w:t>
+      </w:r>
       <w:r>
         <w:rPr>
           <w:lang w:val="zh_TW" w:bidi="zh_TW"/>
         </w:rPr>
         <w:t>、</w:t>
       </w:r>
-      <w:hyperlink r:id="rId116">
-        <w:r>
-          <w:rPr>
-            <w:lang w:val="zh_TW" w:bidi="zh_TW"/>
-          </w:rPr>
-          <w:rPr>
-            <w:color w:val="0000EE"/>
-            <w:u w:val="single"/>
-          </w:rPr>
-          <w:t>28</w:t>
-        </w:r>
-      </w:hyperlink>
+      <w:r>
+        <w:rPr>
+          <w:lang w:val="zh_TW" w:bidi="zh_TW"/>
+        </w:rPr>
+        <w:t>28</w:t>
+      </w:r>
       <w:r>
         <w:rPr>
           <w:lang w:val="zh_TW" w:bidi="zh_TW"/>
@@ -9719,18 +9065,12 @@
         </w:rPr>
         <w:t>只怕你們是住在我們中間的：以色列的領袖提出了受欺騙的可能性。約書亞在基遍人含糊其詞的回答後，提出了兩個直接的問題。然而，約書亞本可以通過求問耶和華得到直接的答案（</w:t>
       </w:r>
-      <w:hyperlink r:id="rId110">
-        <w:r>
-          <w:rPr>
-            <w:lang w:val="zh_TW" w:bidi="zh_TW"/>
-          </w:rPr>
-          <w:rPr>
-            <w:color w:val="0000EE"/>
-            <w:u w:val="single"/>
-          </w:rPr>
-          <w:t>書9:14</w:t>
-        </w:r>
-      </w:hyperlink>
+      <w:r>
+        <w:rPr>
+          <w:lang w:val="zh_TW" w:bidi="zh_TW"/>
+        </w:rPr>
+        <w:t>書9:14</w:t>
+      </w:r>
       <w:r>
         <w:rPr>
           <w:lang w:val="zh_TW" w:bidi="zh_TW"/>
@@ -9789,18 +9129,12 @@
         </w:rPr>
         <w:t xml:space="preserve">在埃及：見 </w:t>
       </w:r>
-      <w:hyperlink r:id="rId117">
-        <w:r>
-          <w:rPr>
-            <w:lang w:val="zh_TW" w:bidi="zh_TW"/>
-          </w:rPr>
-          <w:rPr>
-            <w:color w:val="0000EE"/>
-            <w:u w:val="single"/>
-          </w:rPr>
-          <w:t>出7–14</w:t>
-        </w:r>
-      </w:hyperlink>
+      <w:r>
+        <w:rPr>
+          <w:lang w:val="zh_TW" w:bidi="zh_TW"/>
+        </w:rPr>
+        <w:t>出7–14</w:t>
+      </w:r>
       <w:r>
         <w:rPr>
           <w:lang w:val="zh_TW" w:bidi="zh_TW"/>
@@ -9851,18 +9185,12 @@
         </w:rPr>
         <w:t xml:space="preserve">噩：見 </w:t>
       </w:r>
-      <w:hyperlink r:id="rId118">
-        <w:r>
-          <w:rPr>
-            <w:lang w:val="zh_TW" w:bidi="zh_TW"/>
-          </w:rPr>
-          <w:rPr>
-            <w:color w:val="0000EE"/>
-            <w:u w:val="single"/>
-          </w:rPr>
-          <w:t>民21</w:t>
-        </w:r>
-      </w:hyperlink>
+      <w:r>
+        <w:rPr>
+          <w:lang w:val="zh_TW" w:bidi="zh_TW"/>
+        </w:rPr>
+        <w:t>民21</w:t>
+      </w:r>
       <w:r>
         <w:rPr>
           <w:lang w:val="zh_TW" w:bidi="zh_TW"/>
@@ -10088,18 +9416,12 @@
         </w:rPr>
         <w:t>）：列國通過一個儀式來立約，該儀式涉及將祭牲切成兩半。締約的雙方走在兩半動物之間（參</w:t>
       </w:r>
-      <w:hyperlink r:id="rId119">
-        <w:r>
-          <w:rPr>
-            <w:lang w:val="zh_TW" w:bidi="zh_TW"/>
-          </w:rPr>
-          <w:rPr>
-            <w:color w:val="0000EE"/>
-            <w:u w:val="single"/>
-          </w:rPr>
-          <w:t>創15:9–18</w:t>
-        </w:r>
-      </w:hyperlink>
+      <w:r>
+        <w:rPr>
+          <w:lang w:val="zh_TW" w:bidi="zh_TW"/>
+        </w:rPr>
+        <w:t>創15:9–18</w:t>
+      </w:r>
       <w:r>
         <w:rPr>
           <w:lang w:val="zh_TW" w:bidi="zh_TW"/>
@@ -10136,18 +9458,12 @@
         </w:rPr>
         <w:t>在以色列，具有約束力的誓言是以耶和華的名義宣誓的。違反誓言將招致耶和華因虛假宣誓而降下的審判（</w:t>
       </w:r>
-      <w:hyperlink r:id="rId120">
-        <w:r>
-          <w:rPr>
-            <w:lang w:val="zh_TW" w:bidi="zh_TW"/>
-          </w:rPr>
-          <w:rPr>
-            <w:color w:val="0000EE"/>
-            <w:u w:val="single"/>
-          </w:rPr>
-          <w:t>出20:7</w:t>
-        </w:r>
-      </w:hyperlink>
+      <w:r>
+        <w:rPr>
+          <w:lang w:val="zh_TW" w:bidi="zh_TW"/>
+        </w:rPr>
+        <w:t>出20:7</w:t>
+      </w:r>
       <w:r>
         <w:rPr>
           <w:lang w:val="zh_TW" w:bidi="zh_TW"/>
@@ -10214,18 +9530,12 @@
         </w:rPr>
         <w:t>作者重複了以色列人用來表達對基遍人懷疑的詞語（</w:t>
       </w:r>
-      <w:hyperlink r:id="rId121">
-        <w:r>
-          <w:rPr>
-            <w:lang w:val="zh_TW" w:bidi="zh_TW"/>
-          </w:rPr>
-          <w:rPr>
-            <w:color w:val="0000EE"/>
-            <w:u w:val="single"/>
-          </w:rPr>
-          <w:t>9:7</w:t>
-        </w:r>
-      </w:hyperlink>
+      <w:r>
+        <w:rPr>
+          <w:lang w:val="zh_TW" w:bidi="zh_TW"/>
+        </w:rPr>
+        <w:t>9:7</w:t>
+      </w:r>
       <w:r>
         <w:rPr>
           <w:lang w:val="zh_TW" w:bidi="zh_TW"/>
@@ -10352,18 +9662,12 @@
         </w:rPr>
         <w:t xml:space="preserve">（參 </w:t>
       </w:r>
-      <w:hyperlink r:id="rId122">
-        <w:r>
-          <w:rPr>
-            <w:lang w:val="zh_TW" w:bidi="zh_TW"/>
-          </w:rPr>
-          <w:rPr>
-            <w:color w:val="0000EE"/>
-            <w:u w:val="single"/>
-          </w:rPr>
-          <w:t>創27:30–38</w:t>
-        </w:r>
-      </w:hyperlink>
+      <w:r>
+        <w:rPr>
+          <w:lang w:val="zh_TW" w:bidi="zh_TW"/>
+        </w:rPr>
+        <w:t>創27:30–38</w:t>
+      </w:r>
       <w:r>
         <w:rPr>
           <w:lang w:val="zh_TW" w:bidi="zh_TW"/>
@@ -10688,18 +9992,12 @@
         </w:rPr>
         <w:t>亞多尼‧洗德的意思是「公義的主人」或「我的主人是公義的」。早期耶路撒冷的一位王名叫麥基洗德（「公義的王」或「我的王是公義的」），他是「至高神的祭司」並且是亞伯拉罕的朋友（</w:t>
       </w:r>
-      <w:hyperlink r:id="rId123">
-        <w:r>
-          <w:rPr>
-            <w:lang w:val="zh_TW" w:bidi="zh_TW"/>
-          </w:rPr>
-          <w:rPr>
-            <w:color w:val="0000EE"/>
-            <w:u w:val="single"/>
-          </w:rPr>
-          <w:t>創14:18–20</w:t>
-        </w:r>
-      </w:hyperlink>
+      <w:r>
+        <w:rPr>
+          <w:lang w:val="zh_TW" w:bidi="zh_TW"/>
+        </w:rPr>
+        <w:t>創14:18–20</w:t>
+      </w:r>
       <w:r>
         <w:rPr>
           <w:lang w:val="zh_TW" w:bidi="zh_TW"/>
@@ -10970,36 +10268,24 @@
         </w:rPr>
         <w:t>神再次勉勵約書亞不要害怕，並向他保證他必能戰勝以色列的敵人（另見</w:t>
       </w:r>
-      <w:hyperlink r:id="rId79">
-        <w:r>
-          <w:rPr>
-            <w:lang w:val="zh_TW" w:bidi="zh_TW"/>
-          </w:rPr>
-          <w:rPr>
-            <w:color w:val="0000EE"/>
-            <w:u w:val="single"/>
-          </w:rPr>
-          <w:t>1:9</w:t>
-        </w:r>
-      </w:hyperlink>
+      <w:r>
+        <w:rPr>
+          <w:lang w:val="zh_TW" w:bidi="zh_TW"/>
+        </w:rPr>
+        <w:t>1:9</w:t>
+      </w:r>
       <w:r>
         <w:rPr>
           <w:lang w:val="zh_TW" w:bidi="zh_TW"/>
         </w:rPr>
         <w:t>，</w:t>
       </w:r>
-      <w:hyperlink r:id="rId124">
-        <w:r>
-          <w:rPr>
-            <w:lang w:val="zh_TW" w:bidi="zh_TW"/>
-          </w:rPr>
-          <w:rPr>
-            <w:color w:val="0000EE"/>
-            <w:u w:val="single"/>
-          </w:rPr>
-          <w:t>8:，1</w:t>
-        </w:r>
-      </w:hyperlink>
+      <w:r>
+        <w:rPr>
+          <w:lang w:val="zh_TW" w:bidi="zh_TW"/>
+        </w:rPr>
+        <w:t>8:，1</w:t>
+      </w:r>
       <w:r>
         <w:rPr>
           <w:lang w:val="zh_TW" w:bidi="zh_TW"/>
@@ -11400,18 +10686,12 @@
         </w:rPr>
         <w:t>雖然瑪基大的確切位置不明，但它位於拉吉（</w:t>
       </w:r>
-      <w:hyperlink r:id="rId125">
-        <w:r>
-          <w:rPr>
-            <w:lang w:val="zh_TW" w:bidi="zh_TW"/>
-          </w:rPr>
-          <w:rPr>
-            <w:color w:val="0000EE"/>
-            <w:u w:val="single"/>
-          </w:rPr>
-          <w:t>15:39–41</w:t>
-        </w:r>
-      </w:hyperlink>
+      <w:r>
+        <w:rPr>
+          <w:lang w:val="zh_TW" w:bidi="zh_TW"/>
+        </w:rPr>
+        <w:t>15:39–41</w:t>
+      </w:r>
       <w:r>
         <w:rPr>
           <w:lang w:val="zh_TW" w:bidi="zh_TW"/>
@@ -11644,36 +10924,24 @@
         </w:rPr>
         <w:t>約書亞在瑪基大鼓勵他的將領們，使用了神在以色列過約旦河之前和在艾城戰役之前鼓勵他時所用的同樣的話語（</w:t>
       </w:r>
-      <w:hyperlink r:id="rId79">
-        <w:r>
-          <w:rPr>
-            <w:lang w:val="zh_TW" w:bidi="zh_TW"/>
-          </w:rPr>
-          <w:rPr>
-            <w:color w:val="0000EE"/>
-            <w:u w:val="single"/>
-          </w:rPr>
-          <w:t>1:9</w:t>
-        </w:r>
-      </w:hyperlink>
+      <w:r>
+        <w:rPr>
+          <w:lang w:val="zh_TW" w:bidi="zh_TW"/>
+        </w:rPr>
+        <w:t>1:9</w:t>
+      </w:r>
       <w:r>
         <w:rPr>
           <w:lang w:val="zh_TW" w:bidi="zh_TW"/>
         </w:rPr>
         <w:t>，</w:t>
       </w:r>
-      <w:hyperlink r:id="rId124">
-        <w:r>
-          <w:rPr>
-            <w:lang w:val="zh_TW" w:bidi="zh_TW"/>
-          </w:rPr>
-          <w:rPr>
-            <w:color w:val="0000EE"/>
-            <w:u w:val="single"/>
-          </w:rPr>
-          <w:t>8:1</w:t>
-        </w:r>
-      </w:hyperlink>
+      <w:r>
+        <w:rPr>
+          <w:lang w:val="zh_TW" w:bidi="zh_TW"/>
+        </w:rPr>
+        <w:t>8:1</w:t>
+      </w:r>
       <w:r>
         <w:rPr>
           <w:lang w:val="zh_TW" w:bidi="zh_TW"/>
@@ -11728,18 +10996,12 @@
         </w:rPr>
         <w:t>約書亞對這五位王的處決方式，延續了對艾城王所採取的模式（見</w:t>
       </w:r>
-      <w:hyperlink r:id="rId126">
-        <w:r>
-          <w:rPr>
-            <w:lang w:val="zh_TW" w:bidi="zh_TW"/>
-          </w:rPr>
-          <w:rPr>
-            <w:color w:val="0000EE"/>
-            <w:u w:val="single"/>
-          </w:rPr>
-          <w:t>8:29</w:t>
-        </w:r>
-      </w:hyperlink>
+      <w:r>
+        <w:rPr>
+          <w:lang w:val="zh_TW" w:bidi="zh_TW"/>
+        </w:rPr>
+        <w:t>8:29</w:t>
+      </w:r>
       <w:r>
         <w:rPr>
           <w:lang w:val="zh_TW" w:bidi="zh_TW"/>
@@ -11854,18 +11116,12 @@
         </w:rPr>
         <w:t>約書亞帶領以色列人穿過迦南南部，他們攻佔了許多重要城市，但沒有焚毀這些城市。神曾應許以色列人將居住在不是他們所建造的城邑中（</w:t>
       </w:r>
-      <w:hyperlink r:id="rId127">
-        <w:r>
-          <w:rPr>
-            <w:lang w:val="zh_TW" w:bidi="zh_TW"/>
-          </w:rPr>
-          <w:rPr>
-            <w:color w:val="0000EE"/>
-            <w:u w:val="single"/>
-          </w:rPr>
-          <w:t>申6:10</w:t>
-        </w:r>
-      </w:hyperlink>
+      <w:r>
+        <w:rPr>
+          <w:lang w:val="zh_TW" w:bidi="zh_TW"/>
+        </w:rPr>
+        <w:t>申6:10</w:t>
+      </w:r>
       <w:r>
         <w:rPr>
           <w:lang w:val="zh_TW" w:bidi="zh_TW"/>
@@ -12180,36 +11436,24 @@
         </w:rPr>
         <w:t>這個歌珊不是指埃及尼羅河三角洲的地區（</w:t>
       </w:r>
-      <w:hyperlink r:id="rId128">
-        <w:r>
-          <w:rPr>
-            <w:lang w:val="zh_TW" w:bidi="zh_TW"/>
-          </w:rPr>
-          <w:rPr>
-            <w:color w:val="0000EE"/>
-            <w:u w:val="single"/>
-          </w:rPr>
-          <w:t>創47:27</w:t>
-        </w:r>
-      </w:hyperlink>
+      <w:r>
+        <w:rPr>
+          <w:lang w:val="zh_TW" w:bidi="zh_TW"/>
+        </w:rPr>
+        <w:t>創47:27</w:t>
+      </w:r>
       <w:r>
         <w:rPr>
           <w:lang w:val="zh_TW" w:bidi="zh_TW"/>
         </w:rPr>
         <w:t>），而是位於南部山區的一個城鎮（</w:t>
       </w:r>
-      <w:hyperlink r:id="rId129">
-        <w:r>
-          <w:rPr>
-            <w:lang w:val="zh_TW" w:bidi="zh_TW"/>
-          </w:rPr>
-          <w:rPr>
-            <w:color w:val="0000EE"/>
-            <w:u w:val="single"/>
-          </w:rPr>
-          <w:t>書15:51</w:t>
-        </w:r>
-      </w:hyperlink>
+      <w:r>
+        <w:rPr>
+          <w:lang w:val="zh_TW" w:bidi="zh_TW"/>
+        </w:rPr>
+        <w:t>書15:51</w:t>
+      </w:r>
       <w:r>
         <w:rPr>
           <w:lang w:val="zh_TW" w:bidi="zh_TW"/>
@@ -12316,18 +11560,12 @@
         </w:rPr>
         <w:t xml:space="preserve">夏瑣位於國際貿易路線上，是迦南內陸最大且最重要的城市（見 </w:t>
       </w:r>
-      <w:hyperlink r:id="rId99">
-        <w:r>
-          <w:rPr>
-            <w:lang w:val="zh_TW" w:bidi="zh_TW"/>
-          </w:rPr>
-          <w:rPr>
-            <w:color w:val="0000EE"/>
-            <w:u w:val="single"/>
-          </w:rPr>
-          <w:t>11:10</w:t>
-        </w:r>
-      </w:hyperlink>
+      <w:r>
+        <w:rPr>
+          <w:lang w:val="zh_TW" w:bidi="zh_TW"/>
+        </w:rPr>
+        <w:t>11:10</w:t>
+      </w:r>
       <w:r>
         <w:rPr>
           <w:lang w:val="zh_TW" w:bidi="zh_TW"/>
@@ -12443,18 +11681,12 @@
         </w:rPr>
         <w:t xml:space="preserve"> 透過對約書亞在迦南南部戰役的詳細描述（第</w:t>
       </w:r>
-      <w:hyperlink r:id="rId130">
-        <w:r>
-          <w:rPr>
-            <w:lang w:val="zh_TW" w:bidi="zh_TW"/>
-          </w:rPr>
-          <w:rPr>
-            <w:color w:val="0000EE"/>
-            <w:u w:val="single"/>
-          </w:rPr>
-          <w:t>6–10</w:t>
-        </w:r>
-      </w:hyperlink>
+      <w:r>
+        <w:rPr>
+          <w:lang w:val="zh_TW" w:bidi="zh_TW"/>
+        </w:rPr>
+        <w:t>6–10</w:t>
+      </w:r>
       <w:r>
         <w:rPr>
           <w:lang w:val="zh_TW" w:bidi="zh_TW"/>
@@ -12473,18 +11705,12 @@
         </w:rPr>
         <w:t>（第</w:t>
       </w:r>
-      <w:hyperlink r:id="rId131">
-        <w:r>
-          <w:rPr>
-            <w:lang w:val="zh_TW" w:bidi="zh_TW"/>
-          </w:rPr>
-          <w:rPr>
-            <w:color w:val="0000EE"/>
-            <w:u w:val="single"/>
-          </w:rPr>
-          <w:t>11</w:t>
-        </w:r>
-      </w:hyperlink>
+      <w:r>
+        <w:rPr>
+          <w:lang w:val="zh_TW" w:bidi="zh_TW"/>
+        </w:rPr>
+        <w:t>11</w:t>
+      </w:r>
       <w:r>
         <w:rPr>
           <w:lang w:val="zh_TW" w:bidi="zh_TW"/>
@@ -12685,36 +11911,24 @@
         </w:rPr>
         <w:t>砍斷他們馬的蹄筋，用火焚燒他們的車輛：神希望以色列依靠祂而不是武器和裝備（參</w:t>
       </w:r>
-      <w:hyperlink r:id="rId132">
-        <w:r>
-          <w:rPr>
-            <w:lang w:val="zh_TW" w:bidi="zh_TW"/>
-          </w:rPr>
-          <w:rPr>
-            <w:color w:val="0000EE"/>
-            <w:u w:val="single"/>
-          </w:rPr>
-          <w:t>申17:16</w:t>
-        </w:r>
-      </w:hyperlink>
+      <w:r>
+        <w:rPr>
+          <w:lang w:val="zh_TW" w:bidi="zh_TW"/>
+        </w:rPr>
+        <w:t>申17:16</w:t>
+      </w:r>
       <w:r>
         <w:rPr>
           <w:lang w:val="zh_TW" w:bidi="zh_TW"/>
         </w:rPr>
         <w:t>；</w:t>
       </w:r>
-      <w:hyperlink r:id="rId133">
-        <w:r>
-          <w:rPr>
-            <w:lang w:val="zh_TW" w:bidi="zh_TW"/>
-          </w:rPr>
-          <w:rPr>
-            <w:color w:val="0000EE"/>
-            <w:u w:val="single"/>
-          </w:rPr>
-          <w:t>賽31:1</w:t>
-        </w:r>
-      </w:hyperlink>
+      <w:r>
+        <w:rPr>
+          <w:lang w:val="zh_TW" w:bidi="zh_TW"/>
+        </w:rPr>
+        <w:t>賽31:1</w:t>
+      </w:r>
       <w:r>
         <w:rPr>
           <w:lang w:val="zh_TW" w:bidi="zh_TW"/>
@@ -12935,36 +12149,24 @@
         </w:rPr>
         <w:t>約書亞在北方只焚燒了夏瑣，就像他在中部地區只摧毀了耶利哥（</w:t>
       </w:r>
-      <w:hyperlink r:id="rId134">
-        <w:r>
-          <w:rPr>
-            <w:lang w:val="zh_TW" w:bidi="zh_TW"/>
-          </w:rPr>
-          <w:rPr>
-            <w:color w:val="0000EE"/>
-            <w:u w:val="single"/>
-          </w:rPr>
-          <w:t>6:24</w:t>
-        </w:r>
-      </w:hyperlink>
+      <w:r>
+        <w:rPr>
+          <w:lang w:val="zh_TW" w:bidi="zh_TW"/>
+        </w:rPr>
+        <w:t>6:24</w:t>
+      </w:r>
       <w:r>
         <w:rPr>
           <w:lang w:val="zh_TW" w:bidi="zh_TW"/>
         </w:rPr>
         <w:t>）和艾城（</w:t>
       </w:r>
-      <w:hyperlink r:id="rId135">
-        <w:r>
-          <w:rPr>
-            <w:lang w:val="zh_TW" w:bidi="zh_TW"/>
-          </w:rPr>
-          <w:rPr>
-            <w:color w:val="0000EE"/>
-            <w:u w:val="single"/>
-          </w:rPr>
-          <w:t>8:28</w:t>
-        </w:r>
-      </w:hyperlink>
+      <w:r>
+        <w:rPr>
+          <w:lang w:val="zh_TW" w:bidi="zh_TW"/>
+        </w:rPr>
+        <w:t>8:28</w:t>
+      </w:r>
       <w:r>
         <w:rPr>
           <w:lang w:val="zh_TW" w:bidi="zh_TW"/>
@@ -13032,18 +12234,12 @@
         </w:rPr>
         <w:t>或「律法書」（意為教導之書）（</w:t>
       </w:r>
-      <w:hyperlink r:id="rId136">
-        <w:r>
-          <w:rPr>
-            <w:lang w:val="zh_TW" w:bidi="zh_TW"/>
-          </w:rPr>
-          <w:rPr>
-            <w:color w:val="0000EE"/>
-            <w:u w:val="single"/>
-          </w:rPr>
-          <w:t>1:7–10</w:t>
-        </w:r>
-      </w:hyperlink>
+      <w:r>
+        <w:rPr>
+          <w:lang w:val="zh_TW" w:bidi="zh_TW"/>
+        </w:rPr>
+        <w:t>1:7–10</w:t>
+      </w:r>
       <w:r>
         <w:rPr>
           <w:lang w:val="zh_TW" w:bidi="zh_TW"/>
@@ -13110,18 +12306,12 @@
         </w:rPr>
         <w:t>雖然南北戰役的初期勝利迅速且果斷，但攻下設防城卻花了很長時間。在以色列人過了約旦河後，整個迦南戰役可能持續了五年（見</w:t>
       </w:r>
-      <w:hyperlink r:id="rId137">
-        <w:r>
-          <w:rPr>
-            <w:lang w:val="zh_TW" w:bidi="zh_TW"/>
-          </w:rPr>
-          <w:rPr>
-            <w:color w:val="0000EE"/>
-            <w:u w:val="single"/>
-          </w:rPr>
-          <w:t>書14:10</w:t>
-        </w:r>
-      </w:hyperlink>
+      <w:r>
+        <w:rPr>
+          <w:lang w:val="zh_TW" w:bidi="zh_TW"/>
+        </w:rPr>
+        <w:t>書14:10</w:t>
+      </w:r>
       <w:r>
         <w:rPr>
           <w:lang w:val="zh_TW" w:bidi="zh_TW"/>
@@ -13176,18 +12366,12 @@
         </w:rPr>
         <w:t>對迦南的審判是神的，不是以色列的。神已經對迦南人延續了幾代的憐憫。然而，神判定「亞摩利人的罪孽滿盈」現在「該受毀滅」（</w:t>
       </w:r>
-      <w:hyperlink r:id="rId138">
-        <w:r>
-          <w:rPr>
-            <w:lang w:val="zh_TW" w:bidi="zh_TW"/>
-          </w:rPr>
-          <w:rPr>
-            <w:color w:val="0000EE"/>
-            <w:u w:val="single"/>
-          </w:rPr>
-          <w:t>創15:16</w:t>
-        </w:r>
-      </w:hyperlink>
+      <w:r>
+        <w:rPr>
+          <w:lang w:val="zh_TW" w:bidi="zh_TW"/>
+        </w:rPr>
+        <w:t>創15:16</w:t>
+      </w:r>
       <w:r>
         <w:rPr>
           <w:lang w:val="zh_TW" w:bidi="zh_TW"/>
@@ -13254,18 +12438,12 @@
         </w:rPr>
         <w:t>亞衲族人：見</w:t>
       </w:r>
-      <w:hyperlink r:id="rId139">
-        <w:r>
-          <w:rPr>
-            <w:lang w:val="zh_TW" w:bidi="zh_TW"/>
-          </w:rPr>
-          <w:rPr>
-            <w:color w:val="0000EE"/>
-            <w:u w:val="single"/>
-          </w:rPr>
-          <w:t>民13:28、33</w:t>
-        </w:r>
-      </w:hyperlink>
+      <w:r>
+        <w:rPr>
+          <w:lang w:val="zh_TW" w:bidi="zh_TW"/>
+        </w:rPr>
+        <w:t>民13:28、33</w:t>
+      </w:r>
       <w:r>
         <w:rPr>
           <w:lang w:val="zh_TW" w:bidi="zh_TW"/>
@@ -13406,18 +12584,12 @@
         </w:rPr>
         <w:t>亞嫩谷的河流流入死海的東側中部，形成了亞嫩谷峽谷。以色列從這裡開始了征服（見</w:t>
       </w:r>
-      <w:hyperlink r:id="rId140">
-        <w:r>
-          <w:rPr>
-            <w:lang w:val="zh_TW" w:bidi="zh_TW"/>
-          </w:rPr>
-          <w:rPr>
-            <w:color w:val="0000EE"/>
-            <w:u w:val="single"/>
-          </w:rPr>
-          <w:t>民21:13–15、21–35</w:t>
-        </w:r>
-      </w:hyperlink>
+      <w:r>
+        <w:rPr>
+          <w:lang w:val="zh_TW" w:bidi="zh_TW"/>
+        </w:rPr>
+        <w:t>民21:13–15、21–35</w:t>
+      </w:r>
       <w:r>
         <w:rPr>
           <w:lang w:val="zh_TW" w:bidi="zh_TW"/>
@@ -13502,18 +12674,12 @@
         </w:rPr>
         <w:t xml:space="preserve">約書亞將迦南地分配給以色列各支派（第 </w:t>
       </w:r>
-      <w:hyperlink r:id="rId141">
-        <w:r>
-          <w:rPr>
-            <w:lang w:val="zh_TW" w:bidi="zh_TW"/>
-          </w:rPr>
-          <w:rPr>
-            <w:color w:val="0000EE"/>
-            <w:u w:val="single"/>
-          </w:rPr>
-          <w:t>13</w:t>
-        </w:r>
-      </w:hyperlink>
+      <w:r>
+        <w:rPr>
+          <w:lang w:val="zh_TW" w:bidi="zh_TW"/>
+        </w:rPr>
+        <w:t>13</w:t>
+      </w:r>
       <w:r>
         <w:rPr>
           <w:lang w:val="zh_TW" w:bidi="zh_TW"/>
@@ -13568,36 +12734,24 @@
         </w:rPr>
         <w:t>西宏王（見</w:t>
       </w:r>
-      <w:hyperlink r:id="rId142">
-        <w:r>
-          <w:rPr>
-            <w:lang w:val="zh_TW" w:bidi="zh_TW"/>
-          </w:rPr>
-          <w:rPr>
-            <w:color w:val="0000EE"/>
-            <w:u w:val="single"/>
-          </w:rPr>
-          <w:t>民21:24–25</w:t>
-        </w:r>
-      </w:hyperlink>
+      <w:r>
+        <w:rPr>
+          <w:lang w:val="zh_TW" w:bidi="zh_TW"/>
+        </w:rPr>
+        <w:t>民21:24–25</w:t>
+      </w:r>
       <w:r>
         <w:rPr>
           <w:lang w:val="zh_TW" w:bidi="zh_TW"/>
         </w:rPr>
         <w:t>）曾控制約旦河谷北部，直至加利利海，但未控制基列山的北部（</w:t>
       </w:r>
-      <w:hyperlink r:id="rId143">
-        <w:r>
-          <w:rPr>
-            <w:lang w:val="zh_TW" w:bidi="zh_TW"/>
-          </w:rPr>
-          <w:rPr>
-            <w:color w:val="0000EE"/>
-            <w:u w:val="single"/>
-          </w:rPr>
-          <w:t>書12:5</w:t>
-        </w:r>
-      </w:hyperlink>
+      <w:r>
+        <w:rPr>
+          <w:lang w:val="zh_TW" w:bidi="zh_TW"/>
+        </w:rPr>
+        <w:t>書12:5</w:t>
+      </w:r>
       <w:r>
         <w:rPr>
           <w:lang w:val="zh_TW" w:bidi="zh_TW"/>
@@ -13656,18 +12810,12 @@
         </w:rPr>
         <w:t>伯‧耶西末是以色列在摩押平原的營地 （</w:t>
       </w:r>
-      <w:hyperlink r:id="rId144">
-        <w:r>
-          <w:rPr>
-            <w:lang w:val="zh_TW" w:bidi="zh_TW"/>
-          </w:rPr>
-          <w:rPr>
-            <w:color w:val="0000EE"/>
-            <w:u w:val="single"/>
-          </w:rPr>
-          <w:t>民33:49</w:t>
-        </w:r>
-      </w:hyperlink>
+      <w:r>
+        <w:rPr>
+          <w:lang w:val="zh_TW" w:bidi="zh_TW"/>
+        </w:rPr>
+        <w:t>民33:49</w:t>
+      </w:r>
       <w:r>
         <w:rPr>
           <w:lang w:val="zh_TW" w:bidi="zh_TW"/>
@@ -13692,18 +12840,12 @@
         </w:rPr>
         <w:t>摩西從毗斯迦山頂已經觀看到了應許之地 （</w:t>
       </w:r>
-      <w:hyperlink r:id="rId145">
-        <w:r>
-          <w:rPr>
-            <w:lang w:val="zh_TW" w:bidi="zh_TW"/>
-          </w:rPr>
-          <w:rPr>
-            <w:color w:val="0000EE"/>
-            <w:u w:val="single"/>
-          </w:rPr>
-          <w:t>申34:1</w:t>
-        </w:r>
-      </w:hyperlink>
+      <w:r>
+        <w:rPr>
+          <w:lang w:val="zh_TW" w:bidi="zh_TW"/>
+        </w:rPr>
+        <w:t>申34:1</w:t>
+      </w:r>
       <w:r>
         <w:rPr>
           <w:lang w:val="zh_TW" w:bidi="zh_TW"/>
@@ -13762,18 +12904,12 @@
         </w:rPr>
         <w:t xml:space="preserve">巴珊王噩：見 </w:t>
       </w:r>
-      <w:hyperlink r:id="rId146">
-        <w:r>
-          <w:rPr>
-            <w:lang w:val="zh_TW" w:bidi="zh_TW"/>
-          </w:rPr>
-          <w:rPr>
-            <w:color w:val="0000EE"/>
-            <w:u w:val="single"/>
-          </w:rPr>
-          <w:t>民21:33–35</w:t>
-        </w:r>
-      </w:hyperlink>
+      <w:r>
+        <w:rPr>
+          <w:lang w:val="zh_TW" w:bidi="zh_TW"/>
+        </w:rPr>
+        <w:t>民21:33–35</w:t>
+      </w:r>
       <w:r>
         <w:rPr>
           <w:lang w:val="zh_TW" w:bidi="zh_TW"/>
@@ -13798,18 +12934,12 @@
         </w:rPr>
         <w:t xml:space="preserve">利乏音人是居住在約旦河兩岸的土著民族。許多學者認為利乏音人身材異常高大（見 </w:t>
       </w:r>
-      <w:hyperlink r:id="rId147">
-        <w:r>
-          <w:rPr>
-            <w:lang w:val="zh_TW" w:bidi="zh_TW"/>
-          </w:rPr>
-          <w:rPr>
-            <w:color w:val="0000EE"/>
-            <w:u w:val="single"/>
-          </w:rPr>
-          <w:t>申3:11</w:t>
-        </w:r>
-      </w:hyperlink>
+      <w:r>
+        <w:rPr>
+          <w:lang w:val="zh_TW" w:bidi="zh_TW"/>
+        </w:rPr>
+        <w:t>申3:11</w:t>
+      </w:r>
       <w:r>
         <w:rPr>
           <w:lang w:val="zh_TW" w:bidi="zh_TW"/>
@@ -13882,18 +13012,12 @@
         </w:rPr>
         <w:t>呂便人、迦得人和瑪拿西半支派的人：見</w:t>
       </w:r>
-      <w:hyperlink r:id="rId148">
-        <w:r>
-          <w:rPr>
-            <w:lang w:val="zh_TW" w:bidi="zh_TW"/>
-          </w:rPr>
-          <w:rPr>
-            <w:color w:val="0000EE"/>
-            <w:u w:val="single"/>
-          </w:rPr>
-          <w:t>民32</w:t>
-        </w:r>
-      </w:hyperlink>
+      <w:r>
+        <w:rPr>
+          <w:lang w:val="zh_TW" w:bidi="zh_TW"/>
+        </w:rPr>
+        <w:t>民32</w:t>
+      </w:r>
       <w:r>
         <w:rPr>
           <w:lang w:val="zh_TW" w:bidi="zh_TW"/>
@@ -14320,36 +13444,24 @@
         </w:rPr>
         <w:t>非利士人是海洋民族大遷徙中的幾個族群之一，這次遷徙發生在以色列進入迦南後的幾十年內，來自愛琴海地區。他們定居在地中海西南沿岸，位於猶大的西部和西南部。他們來自迦斐託或克里特（</w:t>
       </w:r>
-      <w:hyperlink r:id="rId149">
-        <w:r>
-          <w:rPr>
-            <w:lang w:val="zh_TW" w:bidi="zh_TW"/>
-          </w:rPr>
-          <w:rPr>
-            <w:color w:val="0000EE"/>
-            <w:u w:val="single"/>
-          </w:rPr>
-          <w:t>申2:23</w:t>
-        </w:r>
-      </w:hyperlink>
+      <w:r>
+        <w:rPr>
+          <w:lang w:val="zh_TW" w:bidi="zh_TW"/>
+        </w:rPr>
+        <w:t>申2:23</w:t>
+      </w:r>
       <w:r>
         <w:rPr>
           <w:lang w:val="zh_TW" w:bidi="zh_TW"/>
         </w:rPr>
         <w:t>；</w:t>
       </w:r>
-      <w:hyperlink r:id="rId150">
-        <w:r>
-          <w:rPr>
-            <w:lang w:val="zh_TW" w:bidi="zh_TW"/>
-          </w:rPr>
-          <w:rPr>
-            <w:color w:val="0000EE"/>
-            <w:u w:val="single"/>
-          </w:rPr>
-          <w:t>摩9:7</w:t>
-        </w:r>
-      </w:hyperlink>
+      <w:r>
+        <w:rPr>
+          <w:lang w:val="zh_TW" w:bidi="zh_TW"/>
+        </w:rPr>
+        <w:t>摩9:7</w:t>
+      </w:r>
       <w:r>
         <w:rPr>
           <w:lang w:val="zh_TW" w:bidi="zh_TW"/>
@@ -14374,18 +13486,12 @@
         </w:rPr>
         <w:t>這些基述人來自南部地區，而不是北部的基述人（參</w:t>
       </w:r>
-      <w:hyperlink r:id="rId143">
-        <w:r>
-          <w:rPr>
-            <w:lang w:val="zh_TW" w:bidi="zh_TW"/>
-          </w:rPr>
-          <w:rPr>
-            <w:color w:val="0000EE"/>
-            <w:u w:val="single"/>
-          </w:rPr>
-          <w:t>書12:5</w:t>
-        </w:r>
-      </w:hyperlink>
+      <w:r>
+        <w:rPr>
+          <w:lang w:val="zh_TW" w:bidi="zh_TW"/>
+        </w:rPr>
+        <w:t>書12:5</w:t>
+      </w:r>
       <w:r>
         <w:rPr>
           <w:lang w:val="zh_TW" w:bidi="zh_TW"/>
@@ -14480,18 +13586,12 @@
         </w:rPr>
         <w:t>非利士人取代了亞衛人（</w:t>
       </w:r>
-      <w:hyperlink r:id="rId149">
-        <w:r>
-          <w:rPr>
-            <w:lang w:val="zh_TW" w:bidi="zh_TW"/>
-          </w:rPr>
-          <w:rPr>
-            <w:color w:val="0000EE"/>
-            <w:u w:val="single"/>
-          </w:rPr>
-          <w:t>申2:23</w:t>
-        </w:r>
-      </w:hyperlink>
+      <w:r>
+        <w:rPr>
+          <w:lang w:val="zh_TW" w:bidi="zh_TW"/>
+        </w:rPr>
+        <w:t>申2:23</w:t>
+      </w:r>
       <w:r>
         <w:rPr>
           <w:lang w:val="zh_TW" w:bidi="zh_TW"/>
@@ -14546,54 +13646,36 @@
         </w:rPr>
         <w:t xml:space="preserve">西頓人（即腓尼基人；見 </w:t>
       </w:r>
-      <w:hyperlink r:id="rId151">
-        <w:r>
-          <w:rPr>
-            <w:lang w:val="zh_TW" w:bidi="zh_TW"/>
-          </w:rPr>
-          <w:rPr>
-            <w:color w:val="0000EE"/>
-            <w:u w:val="single"/>
-          </w:rPr>
-          <w:t>賽23:11</w:t>
-        </w:r>
-      </w:hyperlink>
+      <w:r>
+        <w:rPr>
+          <w:lang w:val="zh_TW" w:bidi="zh_TW"/>
+        </w:rPr>
+        <w:t>賽23:11</w:t>
+      </w:r>
       <w:r>
         <w:rPr>
           <w:lang w:val="zh_TW" w:bidi="zh_TW"/>
         </w:rPr>
         <w:t>；</w:t>
       </w:r>
-      <w:hyperlink r:id="rId152">
-        <w:r>
-          <w:rPr>
-            <w:lang w:val="zh_TW" w:bidi="zh_TW"/>
-          </w:rPr>
-          <w:rPr>
-            <w:color w:val="0000EE"/>
-            <w:u w:val="single"/>
-          </w:rPr>
-          <w:t>俄1:20</w:t>
-        </w:r>
-      </w:hyperlink>
+      <w:r>
+        <w:rPr>
+          <w:lang w:val="zh_TW" w:bidi="zh_TW"/>
+        </w:rPr>
+        <w:t>俄1:20</w:t>
+      </w:r>
       <w:r>
         <w:rPr>
           <w:lang w:val="zh_TW" w:bidi="zh_TW"/>
         </w:rPr>
         <w:t>；</w:t>
       </w:r>
-      <w:hyperlink r:id="rId153">
-        <w:r>
-          <w:rPr>
-            <w:lang w:val="zh_TW" w:bidi="zh_TW"/>
-          </w:rPr>
-          <w:rPr>
-            <w:color w:val="0000EE"/>
-            <w:u w:val="single"/>
-          </w:rPr>
-          <w:t>徒11:19</w:t>
-        </w:r>
-      </w:hyperlink>
+      <w:r>
+        <w:rPr>
+          <w:lang w:val="zh_TW" w:bidi="zh_TW"/>
+        </w:rPr>
+        <w:t>徒11:19</w:t>
+      </w:r>
       <w:r>
         <w:rPr>
           <w:lang w:val="zh_TW" w:bidi="zh_TW"/>
@@ -14702,72 +13784,48 @@
         </w:rPr>
         <w:t>瑪拿西半支派和呂便、迦得支派曾向摩西要求在約旦河東邊的產業，這片土地曾是西宏與噩的王國（</w:t>
       </w:r>
-      <w:hyperlink r:id="rId39">
-        <w:r>
-          <w:rPr>
-            <w:lang w:val="zh_TW" w:bidi="zh_TW"/>
-          </w:rPr>
-          <w:rPr>
-            <w:color w:val="0000EE"/>
-            <w:u w:val="single"/>
-          </w:rPr>
-          <w:t>民21:21–35</w:t>
-        </w:r>
-      </w:hyperlink>
+      <w:r>
+        <w:rPr>
+          <w:lang w:val="zh_TW" w:bidi="zh_TW"/>
+        </w:rPr>
+        <w:t>民21:21–35</w:t>
+      </w:r>
       <w:r>
         <w:rPr>
           <w:lang w:val="zh_TW" w:bidi="zh_TW"/>
         </w:rPr>
         <w:t>；</w:t>
       </w:r>
-      <w:hyperlink r:id="rId148">
-        <w:r>
-          <w:rPr>
-            <w:lang w:val="zh_TW" w:bidi="zh_TW"/>
-          </w:rPr>
-          <w:rPr>
-            <w:color w:val="0000EE"/>
-            <w:u w:val="single"/>
-          </w:rPr>
-          <w:t>32:1–42</w:t>
-        </w:r>
-      </w:hyperlink>
+      <w:r>
+        <w:rPr>
+          <w:lang w:val="zh_TW" w:bidi="zh_TW"/>
+        </w:rPr>
+        <w:t>32:1–42</w:t>
+      </w:r>
       <w:r>
         <w:rPr>
           <w:lang w:val="zh_TW" w:bidi="zh_TW"/>
         </w:rPr>
         <w:t>）。作為回報，他們幫助以色列人在約旦河西方獲得所有的產業（</w:t>
       </w:r>
-      <w:hyperlink r:id="rId154">
-        <w:r>
-          <w:rPr>
-            <w:lang w:val="zh_TW" w:bidi="zh_TW"/>
-          </w:rPr>
-          <w:rPr>
-            <w:color w:val="0000EE"/>
-            <w:u w:val="single"/>
-          </w:rPr>
-          <w:t>書1:12–18</w:t>
-        </w:r>
-      </w:hyperlink>
+      <w:r>
+        <w:rPr>
+          <w:lang w:val="zh_TW" w:bidi="zh_TW"/>
+        </w:rPr>
+        <w:t>書1:12–18</w:t>
+      </w:r>
       <w:r>
         <w:rPr>
           <w:lang w:val="zh_TW" w:bidi="zh_TW"/>
         </w:rPr>
         <w:t>，</w:t>
       </w:r>
-      <w:hyperlink r:id="rId155">
-        <w:r>
-          <w:rPr>
-            <w:lang w:val="zh_TW" w:bidi="zh_TW"/>
-          </w:rPr>
-          <w:rPr>
-            <w:color w:val="0000EE"/>
-            <w:u w:val="single"/>
-          </w:rPr>
-          <w:t>4:12–13</w:t>
-        </w:r>
-      </w:hyperlink>
+      <w:r>
+        <w:rPr>
+          <w:lang w:val="zh_TW" w:bidi="zh_TW"/>
+        </w:rPr>
+        <w:t>4:12–13</w:t>
+      </w:r>
       <w:r>
         <w:rPr>
           <w:lang w:val="zh_TW" w:bidi="zh_TW"/>
@@ -14822,36 +13880,24 @@
         </w:rPr>
         <w:t>利未支派沒有𠄘受自己的支派土地（見</w:t>
       </w:r>
-      <w:hyperlink r:id="rId156">
-        <w:r>
-          <w:rPr>
-            <w:lang w:val="zh_TW" w:bidi="zh_TW"/>
-          </w:rPr>
-          <w:rPr>
-            <w:color w:val="0000EE"/>
-            <w:u w:val="single"/>
-          </w:rPr>
-          <w:t>申18:1–8</w:t>
-        </w:r>
-      </w:hyperlink>
+      <w:r>
+        <w:rPr>
+          <w:lang w:val="zh_TW" w:bidi="zh_TW"/>
+        </w:rPr>
+        <w:t>申18:1–8</w:t>
+      </w:r>
       <w:r>
         <w:rPr>
           <w:lang w:val="zh_TW" w:bidi="zh_TW"/>
         </w:rPr>
         <w:t>）。利未人的城邑位於其它支派的領地之中（</w:t>
       </w:r>
-      <w:hyperlink r:id="rId157">
-        <w:r>
-          <w:rPr>
-            <w:lang w:val="zh_TW" w:bidi="zh_TW"/>
-          </w:rPr>
-          <w:rPr>
-            <w:color w:val="0000EE"/>
-            <w:u w:val="single"/>
-          </w:rPr>
-          <w:t>書21</w:t>
-        </w:r>
-      </w:hyperlink>
+      <w:r>
+        <w:rPr>
+          <w:lang w:val="zh_TW" w:bidi="zh_TW"/>
+        </w:rPr>
+        <w:t>書21</w:t>
+      </w:r>
       <w:r>
         <w:rPr>
           <w:lang w:val="zh_TW" w:bidi="zh_TW"/>
@@ -14906,36 +13952,24 @@
         </w:rPr>
         <w:t>呂便是雅各的長子，由利亞所生（</w:t>
       </w:r>
-      <w:hyperlink r:id="rId158">
-        <w:r>
-          <w:rPr>
-            <w:lang w:val="zh_TW" w:bidi="zh_TW"/>
-          </w:rPr>
-          <w:rPr>
-            <w:color w:val="0000EE"/>
-            <w:u w:val="single"/>
-          </w:rPr>
-          <w:t>創29:32</w:t>
-        </w:r>
-      </w:hyperlink>
+      <w:r>
+        <w:rPr>
+          <w:lang w:val="zh_TW" w:bidi="zh_TW"/>
+        </w:rPr>
+        <w:t>創29:32</w:t>
+      </w:r>
       <w:r>
         <w:rPr>
           <w:lang w:val="zh_TW" w:bidi="zh_TW"/>
         </w:rPr>
         <w:t>），他因與父親的妾同寢而喪失了長子的名分（</w:t>
       </w:r>
-      <w:hyperlink r:id="rId159">
-        <w:r>
-          <w:rPr>
-            <w:lang w:val="zh_TW" w:bidi="zh_TW"/>
-          </w:rPr>
-          <w:rPr>
-            <w:color w:val="0000EE"/>
-            <w:u w:val="single"/>
-          </w:rPr>
-          <w:t>創35:22</w:t>
-        </w:r>
-      </w:hyperlink>
+      <w:r>
+        <w:rPr>
+          <w:lang w:val="zh_TW" w:bidi="zh_TW"/>
+        </w:rPr>
+        <w:t>創35:22</w:t>
+      </w:r>
       <w:r>
         <w:rPr>
           <w:lang w:val="zh_TW" w:bidi="zh_TW"/>
@@ -15008,18 +14042,12 @@
         </w:rPr>
         <w:t>米甸的領袖顯然是王（</w:t>
       </w:r>
-      <w:hyperlink r:id="rId160">
-        <w:r>
-          <w:rPr>
-            <w:lang w:val="zh_TW" w:bidi="zh_TW"/>
-          </w:rPr>
-          <w:rPr>
-            <w:color w:val="0000EE"/>
-            <w:u w:val="single"/>
-          </w:rPr>
-          <w:t>民31:8</w:t>
-        </w:r>
-      </w:hyperlink>
+      <w:r>
+        <w:rPr>
+          <w:lang w:val="zh_TW" w:bidi="zh_TW"/>
+        </w:rPr>
+        <w:t>民31:8</w:t>
+      </w:r>
       <w:r>
         <w:rPr>
           <w:lang w:val="zh_TW" w:bidi="zh_TW"/>
@@ -15081,18 +14109,12 @@
         </w:rPr>
         <w:t>：他策劃了一個計劃，藉著性犯罪引誘以色列崇拜假神（偶像崇拜） （</w:t>
       </w:r>
-      <w:hyperlink r:id="rId161">
-        <w:r>
-          <w:rPr>
-            <w:lang w:val="zh_TW" w:bidi="zh_TW"/>
-          </w:rPr>
-          <w:rPr>
-            <w:color w:val="0000EE"/>
-            <w:u w:val="single"/>
-          </w:rPr>
-          <w:t>民31:16</w:t>
-        </w:r>
-      </w:hyperlink>
+      <w:r>
+        <w:rPr>
+          <w:lang w:val="zh_TW" w:bidi="zh_TW"/>
+        </w:rPr>
+        <w:t>民31:16</w:t>
+      </w:r>
       <w:r>
         <w:rPr>
           <w:lang w:val="zh_TW" w:bidi="zh_TW"/>
@@ -15112,18 +14134,12 @@
         </w:rPr>
         <w:t>詛咒以色列 （</w:t>
       </w:r>
-      <w:hyperlink r:id="rId162">
-        <w:r>
-          <w:rPr>
-            <w:lang w:val="zh_TW" w:bidi="zh_TW"/>
-          </w:rPr>
-          <w:rPr>
-            <w:color w:val="0000EE"/>
-            <w:u w:val="single"/>
-          </w:rPr>
-          <w:t>民22–25</w:t>
-        </w:r>
-      </w:hyperlink>
+      <w:r>
+        <w:rPr>
+          <w:lang w:val="zh_TW" w:bidi="zh_TW"/>
+        </w:rPr>
+        <w:t>民22–25</w:t>
+      </w:r>
       <w:r>
         <w:rPr>
           <w:lang w:val="zh_TW" w:bidi="zh_TW"/>
@@ -15244,18 +14260,12 @@
         </w:rPr>
         <w:t>（見</w:t>
       </w:r>
-      <w:hyperlink r:id="rId163">
-        <w:r>
-          <w:rPr>
-            <w:lang w:val="zh_TW" w:bidi="zh_TW"/>
-          </w:rPr>
-          <w:rPr>
-            <w:color w:val="0000EE"/>
-            <w:u w:val="single"/>
-          </w:rPr>
-          <w:t>14:4</w:t>
-        </w:r>
-      </w:hyperlink>
+      <w:r>
+        <w:rPr>
+          <w:lang w:val="zh_TW" w:bidi="zh_TW"/>
+        </w:rPr>
+        <w:t>14:4</w:t>
+      </w:r>
       <w:r>
         <w:rPr>
           <w:lang w:val="zh_TW" w:bidi="zh_TW"/>
@@ -15310,18 +14320,12 @@
         </w:rPr>
         <w:t>睚珥是瑪拿西的曾孫（</w:t>
       </w:r>
-      <w:hyperlink r:id="rId164">
-        <w:r>
-          <w:rPr>
-            <w:lang w:val="zh_TW" w:bidi="zh_TW"/>
-          </w:rPr>
-          <w:rPr>
-            <w:color w:val="0000EE"/>
-            <w:u w:val="single"/>
-          </w:rPr>
-          <w:t>代上2:21–22</w:t>
-        </w:r>
-      </w:hyperlink>
+      <w:r>
+        <w:rPr>
+          <w:lang w:val="zh_TW" w:bidi="zh_TW"/>
+        </w:rPr>
+        <w:t>代上2:21–22</w:t>
+      </w:r>
       <w:r>
         <w:rPr>
           <w:lang w:val="zh_TW" w:bidi="zh_TW"/>
@@ -15446,72 +14450,48 @@
         </w:rPr>
         <w:t>敘述者用分配給迦勒的土地作為開頭（</w:t>
       </w:r>
-      <w:hyperlink r:id="rId165">
-        <w:r>
-          <w:rPr>
-            <w:lang w:val="zh_TW" w:bidi="zh_TW"/>
-          </w:rPr>
-          <w:rPr>
-            <w:color w:val="0000EE"/>
-            <w:u w:val="single"/>
-          </w:rPr>
-          <w:t>14:6–15</w:t>
-        </w:r>
-      </w:hyperlink>
+      <w:r>
+        <w:rPr>
+          <w:lang w:val="zh_TW" w:bidi="zh_TW"/>
+        </w:rPr>
+        <w:t>14:6–15</w:t>
+      </w:r>
       <w:r>
         <w:rPr>
           <w:lang w:val="zh_TW" w:bidi="zh_TW"/>
         </w:rPr>
         <w:t>），以分配給約書亞的土地作為結尾（</w:t>
       </w:r>
-      <w:hyperlink r:id="rId166">
-        <w:r>
-          <w:rPr>
-            <w:lang w:val="zh_TW" w:bidi="zh_TW"/>
-          </w:rPr>
-          <w:rPr>
-            <w:color w:val="0000EE"/>
-            <w:u w:val="single"/>
-          </w:rPr>
-          <w:t>19:49–51</w:t>
-        </w:r>
-      </w:hyperlink>
+      <w:r>
+        <w:rPr>
+          <w:lang w:val="zh_TW" w:bidi="zh_TW"/>
+        </w:rPr>
+        <w:t>19:49–51</w:t>
+      </w:r>
       <w:r>
         <w:rPr>
           <w:lang w:val="zh_TW" w:bidi="zh_TW"/>
         </w:rPr>
         <w:t>）來框定這一部分。只有迦勒和約書亞曾對神表現出了信心，相信以色列人能夠征服這片土地（</w:t>
       </w:r>
-      <w:hyperlink r:id="rId167">
-        <w:r>
-          <w:rPr>
-            <w:lang w:val="zh_TW" w:bidi="zh_TW"/>
-          </w:rPr>
-          <w:rPr>
-            <w:color w:val="0000EE"/>
-            <w:u w:val="single"/>
-          </w:rPr>
-          <w:t>民13:30</w:t>
-        </w:r>
-      </w:hyperlink>
+      <w:r>
+        <w:rPr>
+          <w:lang w:val="zh_TW" w:bidi="zh_TW"/>
+        </w:rPr>
+        <w:t>民13:30</w:t>
+      </w:r>
       <w:r>
         <w:rPr>
           <w:lang w:val="zh_TW" w:bidi="zh_TW"/>
         </w:rPr>
         <w:t>，</w:t>
       </w:r>
-      <w:hyperlink r:id="rId168">
-        <w:r>
-          <w:rPr>
-            <w:lang w:val="zh_TW" w:bidi="zh_TW"/>
-          </w:rPr>
-          <w:rPr>
-            <w:color w:val="0000EE"/>
-            <w:u w:val="single"/>
-          </w:rPr>
-          <w:t>14:6–9</w:t>
-        </w:r>
-      </w:hyperlink>
+      <w:r>
+        <w:rPr>
+          <w:lang w:val="zh_TW" w:bidi="zh_TW"/>
+        </w:rPr>
+        <w:t>14:6–9</w:t>
+      </w:r>
       <w:r>
         <w:rPr>
           <w:lang w:val="zh_TW" w:bidi="zh_TW"/>
@@ -15638,18 +14618,12 @@
         </w:rPr>
         <w:t>）。由於利未人沒有獲得單獨的支派分地（</w:t>
       </w:r>
-      <w:hyperlink r:id="rId169">
-        <w:r>
-          <w:rPr>
-            <w:lang w:val="zh_TW" w:bidi="zh_TW"/>
-          </w:rPr>
-          <w:rPr>
-            <w:color w:val="0000EE"/>
-            <w:u w:val="single"/>
-          </w:rPr>
-          <w:t>書13:14</w:t>
-        </w:r>
-      </w:hyperlink>
+      <w:r>
+        <w:rPr>
+          <w:lang w:val="zh_TW" w:bidi="zh_TW"/>
+        </w:rPr>
+        <w:t>書13:14</w:t>
+      </w:r>
       <w:r>
         <w:rPr>
           <w:lang w:val="zh_TW" w:bidi="zh_TW"/>
@@ -15708,18 +14682,12 @@
         </w:rPr>
         <w:t>基尼洗人原本不是以色列人（</w:t>
       </w:r>
-      <w:hyperlink r:id="rId170">
-        <w:r>
-          <w:rPr>
-            <w:lang w:val="zh_TW" w:bidi="zh_TW"/>
-          </w:rPr>
-          <w:rPr>
-            <w:color w:val="0000EE"/>
-            <w:u w:val="single"/>
-          </w:rPr>
-          <w:t>創15:19</w:t>
-        </w:r>
-      </w:hyperlink>
+      <w:r>
+        <w:rPr>
+          <w:lang w:val="zh_TW" w:bidi="zh_TW"/>
+        </w:rPr>
+        <w:t>創15:19</w:t>
+      </w:r>
       <w:r>
         <w:rPr>
           <w:lang w:val="zh_TW" w:bidi="zh_TW"/>
@@ -15744,18 +14712,12 @@
         </w:rPr>
         <w:t>指著我與你：只有迦勒和約書亞在第一次進入應許之地時對神保持忠心，因此神應許他們將擁有這片土地（</w:t>
       </w:r>
-      <w:hyperlink r:id="rId171">
-        <w:r>
-          <w:rPr>
-            <w:lang w:val="zh_TW" w:bidi="zh_TW"/>
-          </w:rPr>
-          <w:rPr>
-            <w:color w:val="0000EE"/>
-            <w:u w:val="single"/>
-          </w:rPr>
-          <w:t>民14:24</w:t>
-        </w:r>
-      </w:hyperlink>
+      <w:r>
+        <w:rPr>
+          <w:lang w:val="zh_TW" w:bidi="zh_TW"/>
+        </w:rPr>
+        <w:t>民14:24</w:t>
+      </w:r>
       <w:r>
         <w:rPr>
           <w:lang w:val="zh_TW" w:bidi="zh_TW"/>
@@ -15810,18 +14772,12 @@
         </w:rPr>
         <w:t>摩西起誓說：見</w:t>
       </w:r>
-      <w:hyperlink r:id="rId171">
-        <w:r>
-          <w:rPr>
-            <w:lang w:val="zh_TW" w:bidi="zh_TW"/>
-          </w:rPr>
-          <w:rPr>
-            <w:color w:val="0000EE"/>
-            <w:u w:val="single"/>
-          </w:rPr>
-          <w:t>民14:24</w:t>
-        </w:r>
-      </w:hyperlink>
+      <w:r>
+        <w:rPr>
+          <w:lang w:val="zh_TW" w:bidi="zh_TW"/>
+        </w:rPr>
+        <w:t>民14:24</w:t>
+      </w:r>
       <w:r>
         <w:rPr>
           <w:lang w:val="zh_TW" w:bidi="zh_TW"/>
@@ -15924,18 +14880,12 @@
         </w:rPr>
         <w:t>四十五年前，以色列人沒有進入迦南，因為他們害怕亞衲族的後裔，這是一群身材高大、體格健壯的人，住在猶大的山地（</w:t>
       </w:r>
-      <w:hyperlink r:id="rId172">
-        <w:r>
-          <w:rPr>
-            <w:lang w:val="zh_TW" w:bidi="zh_TW"/>
-          </w:rPr>
-          <w:rPr>
-            <w:color w:val="0000EE"/>
-            <w:u w:val="single"/>
-          </w:rPr>
-          <w:t>民13:32–33</w:t>
-        </w:r>
-      </w:hyperlink>
+      <w:r>
+        <w:rPr>
+          <w:lang w:val="zh_TW" w:bidi="zh_TW"/>
+        </w:rPr>
+        <w:t>民13:32–33</w:t>
+      </w:r>
       <w:r>
         <w:rPr>
           <w:lang w:val="zh_TW" w:bidi="zh_TW"/>
@@ -16050,72 +15000,48 @@
         </w:rPr>
         <w:t>關於猶大支派的分配描述的比其它支派更詳細。猶大哥哥們的失敗（</w:t>
       </w:r>
-      <w:hyperlink r:id="rId173">
-        <w:r>
-          <w:rPr>
-            <w:lang w:val="zh_TW" w:bidi="zh_TW"/>
-          </w:rPr>
-          <w:rPr>
-            <w:color w:val="0000EE"/>
-            <w:u w:val="single"/>
-          </w:rPr>
-          <w:t>創34:25–31</w:t>
-        </w:r>
-      </w:hyperlink>
+      <w:r>
+        <w:rPr>
+          <w:lang w:val="zh_TW" w:bidi="zh_TW"/>
+        </w:rPr>
+        <w:t>創34:25–31</w:t>
+      </w:r>
       <w:r>
         <w:rPr>
           <w:lang w:val="zh_TW" w:bidi="zh_TW"/>
         </w:rPr>
         <w:t>，</w:t>
       </w:r>
-      <w:hyperlink r:id="rId159">
-        <w:r>
-          <w:rPr>
-            <w:lang w:val="zh_TW" w:bidi="zh_TW"/>
-          </w:rPr>
-          <w:rPr>
-            <w:color w:val="0000EE"/>
-            <w:u w:val="single"/>
-          </w:rPr>
-          <w:t>35:22</w:t>
-        </w:r>
-      </w:hyperlink>
+      <w:r>
+        <w:rPr>
+          <w:lang w:val="zh_TW" w:bidi="zh_TW"/>
+        </w:rPr>
+        <w:t>35:22</w:t>
+      </w:r>
       <w:r>
         <w:rPr>
           <w:lang w:val="zh_TW" w:bidi="zh_TW"/>
         </w:rPr>
         <w:t>）使他有機會繼承領袖的衣缽。因此，猶大支派在各支派中佔據了中心的地理位置，確保了其在以色列民族中的領導地位（</w:t>
       </w:r>
-      <w:hyperlink r:id="rId174">
-        <w:r>
-          <w:rPr>
-            <w:lang w:val="zh_TW" w:bidi="zh_TW"/>
-          </w:rPr>
-          <w:rPr>
-            <w:color w:val="0000EE"/>
-            <w:u w:val="single"/>
-          </w:rPr>
-          <w:t>創49:8–12</w:t>
-        </w:r>
-      </w:hyperlink>
+      <w:r>
+        <w:rPr>
+          <w:lang w:val="zh_TW" w:bidi="zh_TW"/>
+        </w:rPr>
+        <w:t>創49:8–12</w:t>
+      </w:r>
       <w:r>
         <w:rPr>
           <w:lang w:val="zh_TW" w:bidi="zh_TW"/>
         </w:rPr>
         <w:t>；</w:t>
       </w:r>
-      <w:hyperlink r:id="rId175">
-        <w:r>
-          <w:rPr>
-            <w:lang w:val="zh_TW" w:bidi="zh_TW"/>
-          </w:rPr>
-          <w:rPr>
-            <w:color w:val="0000EE"/>
-            <w:u w:val="single"/>
-          </w:rPr>
-          <w:t>申命記33:7</w:t>
-        </w:r>
-      </w:hyperlink>
+      <w:r>
+        <w:rPr>
+          <w:lang w:val="zh_TW" w:bidi="zh_TW"/>
+        </w:rPr>
+        <w:t>申命記33:7</w:t>
+      </w:r>
       <w:r>
         <w:rPr>
           <w:lang w:val="zh_TW" w:bidi="zh_TW"/>
@@ -16270,18 +15196,12 @@
         </w:rPr>
         <w:t>這個底璧並不是</w:t>
       </w:r>
-      <w:hyperlink r:id="rId176">
-        <w:r>
-          <w:rPr>
-            <w:lang w:val="zh_TW" w:bidi="zh_TW"/>
-          </w:rPr>
-          <w:rPr>
-            <w:color w:val="0000EE"/>
-            <w:u w:val="single"/>
-          </w:rPr>
-          <w:t>15:15</w:t>
-        </w:r>
-      </w:hyperlink>
+      <w:r>
+        <w:rPr>
+          <w:lang w:val="zh_TW" w:bidi="zh_TW"/>
+        </w:rPr>
+        <w:t>15:15</w:t>
+      </w:r>
       <w:r>
         <w:rPr>
           <w:lang w:val="zh_TW" w:bidi="zh_TW"/>
@@ -16306,18 +15226,12 @@
         </w:rPr>
         <w:t>這個吉甲並不是以色列人早先建立營地的吉甲（</w:t>
       </w:r>
-      <w:hyperlink r:id="rId177">
-        <w:r>
-          <w:rPr>
-            <w:lang w:val="zh_TW" w:bidi="zh_TW"/>
-          </w:rPr>
-          <w:rPr>
-            <w:color w:val="0000EE"/>
-            <w:u w:val="single"/>
-          </w:rPr>
-          <w:t>4:19</w:t>
-        </w:r>
-      </w:hyperlink>
+      <w:r>
+        <w:rPr>
+          <w:lang w:val="zh_TW" w:bidi="zh_TW"/>
+        </w:rPr>
+        <w:t>4:19</w:t>
+      </w:r>
       <w:r>
         <w:rPr>
           <w:lang w:val="zh_TW" w:bidi="zh_TW"/>
@@ -16528,36 +15442,24 @@
         </w:rPr>
         <w:t xml:space="preserve">參 </w:t>
       </w:r>
-      <w:hyperlink r:id="rId178">
-        <w:r>
-          <w:rPr>
-            <w:lang w:val="zh_TW" w:bidi="zh_TW"/>
-          </w:rPr>
-          <w:rPr>
-            <w:color w:val="0000EE"/>
-            <w:u w:val="single"/>
-          </w:rPr>
-          <w:t>撒上17:25</w:t>
-        </w:r>
-      </w:hyperlink>
+      <w:r>
+        <w:rPr>
+          <w:lang w:val="zh_TW" w:bidi="zh_TW"/>
+        </w:rPr>
+        <w:t>撒上17:25</w:t>
+      </w:r>
       <w:r>
         <w:rPr>
           <w:lang w:val="zh_TW" w:bidi="zh_TW"/>
         </w:rPr>
         <w:t>，</w:t>
       </w:r>
-      <w:hyperlink r:id="rId179">
-        <w:r>
-          <w:rPr>
-            <w:lang w:val="zh_TW" w:bidi="zh_TW"/>
-          </w:rPr>
-          <w:rPr>
-            <w:color w:val="0000EE"/>
-            <w:u w:val="single"/>
-          </w:rPr>
-          <w:t>18:27</w:t>
-        </w:r>
-      </w:hyperlink>
+      <w:r>
+        <w:rPr>
+          <w:lang w:val="zh_TW" w:bidi="zh_TW"/>
+        </w:rPr>
+        <w:t>18:27</w:t>
+      </w:r>
       <w:r>
         <w:rPr>
           <w:lang w:val="zh_TW" w:bidi="zh_TW"/>
@@ -16612,18 +15514,12 @@
         </w:rPr>
         <w:t>俄陀聶，迦勒的侄子，成為以色列的第一位士師（</w:t>
       </w:r>
-      <w:hyperlink r:id="rId180">
-        <w:r>
-          <w:rPr>
-            <w:lang w:val="zh_TW" w:bidi="zh_TW"/>
-          </w:rPr>
-          <w:rPr>
-            <w:color w:val="0000EE"/>
-            <w:u w:val="single"/>
-          </w:rPr>
-          <w:t>士3:9–11</w:t>
-        </w:r>
-      </w:hyperlink>
+      <w:r>
+        <w:rPr>
+          <w:lang w:val="zh_TW" w:bidi="zh_TW"/>
+        </w:rPr>
+        <w:t>士3:9–11</w:t>
+      </w:r>
       <w:r>
         <w:rPr>
           <w:lang w:val="zh_TW" w:bidi="zh_TW"/>
@@ -17035,18 +15931,12 @@
         </w:rPr>
         <w:t>山地位於猶大的中部高地，從北面的耶路撒冷延伸到南面的底壁（</w:t>
       </w:r>
-      <w:hyperlink r:id="rId176">
-        <w:r>
-          <w:rPr>
-            <w:lang w:val="zh_TW" w:bidi="zh_TW"/>
-          </w:rPr>
-          <w:rPr>
-            <w:color w:val="0000EE"/>
-            <w:u w:val="single"/>
-          </w:rPr>
-          <w:t>15:15</w:t>
-        </w:r>
-      </w:hyperlink>
+      <w:r>
+        <w:rPr>
+          <w:lang w:val="zh_TW" w:bidi="zh_TW"/>
+        </w:rPr>
+        <w:t>15:15</w:t>
+      </w:r>
       <w:r>
         <w:rPr>
           <w:lang w:val="zh_TW" w:bidi="zh_TW"/>
@@ -17101,18 +15991,12 @@
         </w:rPr>
         <w:t>這個耶斯列在猶大，不是北方的耶斯列。這個城市是亞希暖的家鄉，她是大衛的妻子，也是他長子暗嫩的母親（</w:t>
       </w:r>
-      <w:hyperlink r:id="rId181">
-        <w:r>
-          <w:rPr>
-            <w:lang w:val="zh_TW" w:bidi="zh_TW"/>
-          </w:rPr>
-          <w:rPr>
-            <w:color w:val="0000EE"/>
-            <w:u w:val="single"/>
-          </w:rPr>
-          <w:t>撒下3:2</w:t>
-        </w:r>
-      </w:hyperlink>
+      <w:r>
+        <w:rPr>
+          <w:lang w:val="zh_TW" w:bidi="zh_TW"/>
+        </w:rPr>
+        <w:t>撒下3:2</w:t>
+      </w:r>
       <w:r>
         <w:rPr>
           <w:lang w:val="zh_TW" w:bidi="zh_TW"/>
@@ -17267,18 +16151,12 @@
         </w:rPr>
         <w:t>儘管耶路撒冷被分配給便雅憫支派（</w:t>
       </w:r>
-      <w:hyperlink r:id="rId182">
-        <w:r>
-          <w:rPr>
-            <w:lang w:val="zh_TW" w:bidi="zh_TW"/>
-          </w:rPr>
-          <w:rPr>
-            <w:color w:val="0000EE"/>
-            <w:u w:val="single"/>
-          </w:rPr>
-          <w:t>18:28</w:t>
-        </w:r>
-      </w:hyperlink>
+      <w:r>
+        <w:rPr>
+          <w:lang w:val="zh_TW" w:bidi="zh_TW"/>
+        </w:rPr>
+        <w:t>18:28</w:t>
+      </w:r>
       <w:r>
         <w:rPr>
           <w:lang w:val="zh_TW" w:bidi="zh_TW"/>
@@ -17315,18 +16193,12 @@
         </w:rPr>
         <w:t>（</w:t>
       </w:r>
-      <w:hyperlink r:id="rId183">
-        <w:r>
-          <w:rPr>
-            <w:lang w:val="zh_TW" w:bidi="zh_TW"/>
-          </w:rPr>
-          <w:rPr>
-            <w:color w:val="0000EE"/>
-            <w:u w:val="single"/>
-          </w:rPr>
-          <w:t>士1:21</w:t>
-        </w:r>
-      </w:hyperlink>
+      <w:r>
+        <w:rPr>
+          <w:lang w:val="zh_TW" w:bidi="zh_TW"/>
+        </w:rPr>
+        <w:t>士1:21</w:t>
+      </w:r>
       <w:r>
         <w:rPr>
           <w:lang w:val="zh_TW" w:bidi="zh_TW"/>
@@ -17381,18 +16253,12 @@
         </w:rPr>
         <w:t>耶利哥被分配給便雅憫支派（</w:t>
       </w:r>
-      <w:hyperlink r:id="rId184">
-        <w:r>
-          <w:rPr>
-            <w:lang w:val="zh_TW" w:bidi="zh_TW"/>
-          </w:rPr>
-          <w:rPr>
-            <w:color w:val="0000EE"/>
-            <w:u w:val="single"/>
-          </w:rPr>
-          <w:t>18:21</w:t>
-        </w:r>
-      </w:hyperlink>
+      <w:r>
+        <w:rPr>
+          <w:lang w:val="zh_TW" w:bidi="zh_TW"/>
+        </w:rPr>
+        <w:t>18:21</w:t>
+      </w:r>
       <w:r>
         <w:rPr>
           <w:lang w:val="zh_TW" w:bidi="zh_TW"/>
@@ -17447,18 +16313,12 @@
         </w:rPr>
         <w:t>約瑟有兩個兒子，瑪拿西和以法蓮（</w:t>
       </w:r>
-      <w:hyperlink r:id="rId185">
-        <w:r>
-          <w:rPr>
-            <w:lang w:val="zh_TW" w:bidi="zh_TW"/>
-          </w:rPr>
-          <w:rPr>
-            <w:color w:val="0000EE"/>
-            <w:u w:val="single"/>
-          </w:rPr>
-          <w:t>創41:50–52</w:t>
-        </w:r>
-      </w:hyperlink>
+      <w:r>
+        <w:rPr>
+          <w:lang w:val="zh_TW" w:bidi="zh_TW"/>
+        </w:rPr>
+        <w:t>創41:50–52</w:t>
+      </w:r>
       <w:r>
         <w:rPr>
           <w:lang w:val="zh_TW" w:bidi="zh_TW"/>
@@ -17477,18 +16337,12 @@
         </w:rPr>
         <w:t>（</w:t>
       </w:r>
-      <w:hyperlink r:id="rId186">
-        <w:r>
-          <w:rPr>
-            <w:lang w:val="zh_TW" w:bidi="zh_TW"/>
-          </w:rPr>
-          <w:rPr>
-            <w:color w:val="0000EE"/>
-            <w:u w:val="single"/>
-          </w:rPr>
-          <w:t>創49:22–26</w:t>
-        </w:r>
-      </w:hyperlink>
+      <w:r>
+        <w:rPr>
+          <w:lang w:val="zh_TW" w:bidi="zh_TW"/>
+        </w:rPr>
+        <w:t>創49:22–26</w:t>
+      </w:r>
       <w:r>
         <w:rPr>
           <w:lang w:val="zh_TW" w:bidi="zh_TW"/>
@@ -17559,18 +16413,12 @@
         </w:rPr>
         <w:t>以法蓮的邊界從下伯‧和崙到上伯‧和崙的坡道延伸（見</w:t>
       </w:r>
-      <w:hyperlink r:id="rId187">
-        <w:r>
-          <w:rPr>
-            <w:lang w:val="zh_TW" w:bidi="zh_TW"/>
-          </w:rPr>
-          <w:rPr>
-            <w:color w:val="0000EE"/>
-            <w:u w:val="single"/>
-          </w:rPr>
-          <w:t>16:5</w:t>
-        </w:r>
-      </w:hyperlink>
+      <w:r>
+        <w:rPr>
+          <w:lang w:val="zh_TW" w:bidi="zh_TW"/>
+        </w:rPr>
+        <w:t>16:5</w:t>
+      </w:r>
       <w:r>
         <w:rPr>
           <w:lang w:val="zh_TW" w:bidi="zh_TW"/>
@@ -17595,36 +16443,24 @@
         </w:rPr>
         <w:t>基色是一個位於沿海平原和山地交界處的大型且重要的迦南城鎮，顯然直到所羅門時期才被以色列佔領（見</w:t>
       </w:r>
-      <w:hyperlink r:id="rId188">
-        <w:r>
-          <w:rPr>
-            <w:lang w:val="zh_TW" w:bidi="zh_TW"/>
-          </w:rPr>
-          <w:rPr>
-            <w:color w:val="0000EE"/>
-            <w:u w:val="single"/>
-          </w:rPr>
-          <w:t>士1:29</w:t>
-        </w:r>
-      </w:hyperlink>
+      <w:r>
+        <w:rPr>
+          <w:lang w:val="zh_TW" w:bidi="zh_TW"/>
+        </w:rPr>
+        <w:t>士1:29</w:t>
+      </w:r>
       <w:r>
         <w:rPr>
           <w:lang w:val="zh_TW" w:bidi="zh_TW"/>
         </w:rPr>
         <w:t>；</w:t>
       </w:r>
-      <w:hyperlink r:id="rId189">
-        <w:r>
-          <w:rPr>
-            <w:lang w:val="zh_TW" w:bidi="zh_TW"/>
-          </w:rPr>
-          <w:rPr>
-            <w:color w:val="0000EE"/>
-            <w:u w:val="single"/>
-          </w:rPr>
-          <w:t>王上9:16</w:t>
-        </w:r>
-      </w:hyperlink>
+      <w:r>
+        <w:rPr>
+          <w:lang w:val="zh_TW" w:bidi="zh_TW"/>
+        </w:rPr>
+        <w:t>王上9:16</w:t>
+      </w:r>
       <w:r>
         <w:rPr>
           <w:lang w:val="zh_TW" w:bidi="zh_TW"/>
@@ -17727,18 +16563,12 @@
         </w:rPr>
         <w:t xml:space="preserve">見 </w:t>
       </w:r>
-      <w:hyperlink r:id="rId190">
-        <w:r>
-          <w:rPr>
-            <w:lang w:val="zh_TW" w:bidi="zh_TW"/>
-          </w:rPr>
-          <w:rPr>
-            <w:color w:val="0000EE"/>
-            <w:u w:val="single"/>
-          </w:rPr>
-          <w:t>13:29–33</w:t>
-        </w:r>
-      </w:hyperlink>
+      <w:r>
+        <w:rPr>
+          <w:lang w:val="zh_TW" w:bidi="zh_TW"/>
+        </w:rPr>
+        <w:t>13:29–33</w:t>
+      </w:r>
       <w:r>
         <w:rPr>
           <w:lang w:val="zh_TW" w:bidi="zh_TW"/>
@@ -17805,18 +16635,12 @@
         </w:rPr>
         <w:t>在古代以色列，產業通常由父親傳給兒子。若沒有兒子，一個人的名字可能會被遺忘。然而，西羅非哈的女兒曾向摩西請願，摩西求問了神，神裁定她們應該繼承父親的產業（見</w:t>
       </w:r>
-      <w:hyperlink r:id="rId191">
-        <w:r>
-          <w:rPr>
-            <w:lang w:val="zh_TW" w:bidi="zh_TW"/>
-          </w:rPr>
-          <w:rPr>
-            <w:color w:val="0000EE"/>
-            <w:u w:val="single"/>
-          </w:rPr>
-          <w:t>民27:1–11</w:t>
-        </w:r>
-      </w:hyperlink>
+      <w:r>
+        <w:rPr>
+          <w:lang w:val="zh_TW" w:bidi="zh_TW"/>
+        </w:rPr>
+        <w:t>民27:1–11</w:t>
+      </w:r>
       <w:r>
         <w:rPr>
           <w:lang w:val="zh_TW" w:bidi="zh_TW"/>
@@ -17973,18 +16797,12 @@
         </w:rPr>
         <w:t>這段關於瑪拿西南部邊界與分配給以法蓮支派的土地的概述，比在</w:t>
       </w:r>
-      <w:hyperlink r:id="rId192">
-        <w:r>
-          <w:rPr>
-            <w:lang w:val="zh_TW" w:bidi="zh_TW"/>
-          </w:rPr>
-          <w:rPr>
-            <w:color w:val="0000EE"/>
-            <w:u w:val="single"/>
-          </w:rPr>
-          <w:t>16:8</w:t>
-        </w:r>
-      </w:hyperlink>
+      <w:r>
+        <w:rPr>
+          <w:lang w:val="zh_TW" w:bidi="zh_TW"/>
+        </w:rPr>
+        <w:t>16:8</w:t>
+      </w:r>
       <w:r>
         <w:rPr>
           <w:lang w:val="zh_TW" w:bidi="zh_TW"/>
@@ -18147,18 +16965,12 @@
         </w:rPr>
         <w:t>約瑟的產業在</w:t>
       </w:r>
-      <w:hyperlink r:id="rId193">
-        <w:r>
-          <w:rPr>
-            <w:lang w:val="zh_TW" w:bidi="zh_TW"/>
-          </w:rPr>
-          <w:rPr>
-            <w:color w:val="0000EE"/>
-            <w:u w:val="single"/>
-          </w:rPr>
-          <w:t>16:1–4</w:t>
-        </w:r>
-      </w:hyperlink>
+      <w:r>
+        <w:rPr>
+          <w:lang w:val="zh_TW" w:bidi="zh_TW"/>
+        </w:rPr>
+        <w:t>16:1–4</w:t>
+      </w:r>
       <w:r>
         <w:rPr>
           <w:lang w:val="zh_TW" w:bidi="zh_TW"/>
@@ -18247,48 +17059,30 @@
         </w:rPr>
         <w:t>；另見</w:t>
       </w:r>
-      <w:hyperlink r:id="rId194">
-        <w:r>
-          <w:rPr>
-            <w:lang w:val="zh_TW" w:bidi="zh_TW"/>
-          </w:rPr>
-          <w:rPr>
-            <w:color w:val="0000EE"/>
-            <w:u w:val="single"/>
-          </w:rPr>
-          <w:t>申2:10–11、</w:t>
-        </w:r>
-      </w:hyperlink>
-      <w:hyperlink r:id="rId195">
-        <w:r>
-          <w:rPr>
-            <w:lang w:val="zh_TW" w:bidi="zh_TW"/>
-          </w:rPr>
-          <w:rPr>
-            <w:color w:val="0000EE"/>
-            <w:u w:val="single"/>
-          </w:rPr>
-          <w:t>20–21</w:t>
-        </w:r>
-      </w:hyperlink>
+      <w:r>
+        <w:rPr>
+          <w:lang w:val="zh_TW" w:bidi="zh_TW"/>
+        </w:rPr>
+        <w:t>申2:10–11、</w:t>
+      </w:r>
+      <w:r>
+        <w:rPr>
+          <w:lang w:val="zh_TW" w:bidi="zh_TW"/>
+        </w:rPr>
+        <w:t>20–21</w:t>
+      </w:r>
       <w:r>
         <w:rPr>
           <w:lang w:val="zh_TW" w:bidi="zh_TW"/>
         </w:rPr>
         <w:t>，</w:t>
       </w:r>
-      <w:hyperlink r:id="rId147">
-        <w:r>
-          <w:rPr>
-            <w:lang w:val="zh_TW" w:bidi="zh_TW"/>
-          </w:rPr>
-          <w:rPr>
-            <w:color w:val="0000EE"/>
-            <w:u w:val="single"/>
-          </w:rPr>
-          <w:t>3:11</w:t>
-        </w:r>
-      </w:hyperlink>
+      <w:r>
+        <w:rPr>
+          <w:lang w:val="zh_TW" w:bidi="zh_TW"/>
+        </w:rPr>
+        <w:t>3:11</w:t>
+      </w:r>
       <w:r>
         <w:rPr>
           <w:lang w:val="zh_TW" w:bidi="zh_TW"/>
@@ -18389,18 +17183,12 @@
         </w:rPr>
         <w:t>，將北方的下加利利與南方的瑪拿西山地分隔開來。居住在此地及其附近以及伯‧善谷的迦南人限制了瑪拿西的擴張，顯然也限制了以法蓮的擴張。</w:t>
       </w:r>
-      <w:hyperlink r:id="rId196">
-        <w:r>
-          <w:rPr>
-            <w:lang w:val="zh_TW" w:bidi="zh_TW"/>
-          </w:rPr>
-          <w:rPr>
-            <w:color w:val="0000EE"/>
-            <w:u w:val="single"/>
-          </w:rPr>
-          <w:t>17:11</w:t>
-        </w:r>
-      </w:hyperlink>
+      <w:r>
+        <w:rPr>
+          <w:lang w:val="zh_TW" w:bidi="zh_TW"/>
+        </w:rPr>
+        <w:t>17:11</w:t>
+      </w:r>
       <w:r>
         <w:rPr>
           <w:lang w:val="zh_TW" w:bidi="zh_TW"/>
@@ -18483,18 +17271,12 @@
         </w:rPr>
         <w:t>。如果以法蓮和瑪拿西滿足於已經開墾的土地，他們將沒有多少空間可以定居。大約在這個時候，鐵器技術被引入，包括鐵斧頭，這些支派的人民可以開墾原始森林，開闢新的土地用於定居。約書亞可能通過率先開墾他在以法蓮山地森林地區的家園亭拿‧西拉（</w:t>
       </w:r>
-      <w:hyperlink r:id="rId197">
-        <w:r>
-          <w:rPr>
-            <w:lang w:val="zh_TW" w:bidi="zh_TW"/>
-          </w:rPr>
-          <w:rPr>
-            <w:color w:val="0000EE"/>
-            <w:u w:val="single"/>
-          </w:rPr>
-          <w:t>19:50</w:t>
-        </w:r>
-      </w:hyperlink>
+      <w:r>
+        <w:rPr>
+          <w:lang w:val="zh_TW" w:bidi="zh_TW"/>
+        </w:rPr>
+        <w:t>19:50</w:t>
+      </w:r>
       <w:r>
         <w:rPr>
           <w:lang w:val="zh_TW" w:bidi="zh_TW"/>
@@ -18549,36 +17331,24 @@
         </w:rPr>
         <w:t>以色列在約旦河谷的吉甲紮營（</w:t>
       </w:r>
-      <w:hyperlink r:id="rId198">
-        <w:r>
-          <w:rPr>
-            <w:lang w:val="zh_TW" w:bidi="zh_TW"/>
-          </w:rPr>
-          <w:rPr>
-            <w:color w:val="0000EE"/>
-            <w:u w:val="single"/>
-          </w:rPr>
-          <w:t>14:6</w:t>
-        </w:r>
-      </w:hyperlink>
+      <w:r>
+        <w:rPr>
+          <w:lang w:val="zh_TW" w:bidi="zh_TW"/>
+        </w:rPr>
+        <w:t>14:6</w:t>
+      </w:r>
       <w:r>
         <w:rPr>
           <w:lang w:val="zh_TW" w:bidi="zh_TW"/>
         </w:rPr>
         <w:t>）。示羅位於耶路撒冷以北約二十英里，位於以法蓮山區。約書亞藉著在那裡設立會幕，使示羅成為以色列的宗教和政治中心。會幕一直留在示羅，直到非利士人擄走約櫃（</w:t>
       </w:r>
-      <w:hyperlink r:id="rId199">
-        <w:r>
-          <w:rPr>
-            <w:lang w:val="zh_TW" w:bidi="zh_TW"/>
-          </w:rPr>
-          <w:rPr>
-            <w:color w:val="0000EE"/>
-            <w:u w:val="single"/>
-          </w:rPr>
-          <w:t>撒上4:10–11</w:t>
-        </w:r>
-      </w:hyperlink>
+      <w:r>
+        <w:rPr>
+          <w:lang w:val="zh_TW" w:bidi="zh_TW"/>
+        </w:rPr>
+        <w:t>撒上4:10–11</w:t>
+      </w:r>
       <w:r>
         <w:rPr>
           <w:lang w:val="zh_TW" w:bidi="zh_TW"/>
@@ -18827,18 +17597,12 @@
         </w:rPr>
         <w:t>利未人：見第</w:t>
       </w:r>
-      <w:hyperlink r:id="rId157">
-        <w:r>
-          <w:rPr>
-            <w:lang w:val="zh_TW" w:bidi="zh_TW"/>
-          </w:rPr>
-          <w:rPr>
-            <w:color w:val="0000EE"/>
-            <w:u w:val="single"/>
-          </w:rPr>
-          <w:t>21</w:t>
-        </w:r>
-      </w:hyperlink>
+      <w:r>
+        <w:rPr>
+          <w:lang w:val="zh_TW" w:bidi="zh_TW"/>
+        </w:rPr>
+        <w:t>21</w:t>
+      </w:r>
       <w:r>
         <w:rPr>
           <w:lang w:val="zh_TW" w:bidi="zh_TW"/>
@@ -18863,18 +17627,12 @@
         </w:rPr>
         <w:t>迦得……瑪拿西：見</w:t>
       </w:r>
-      <w:hyperlink r:id="rId200">
-        <w:r>
-          <w:rPr>
-            <w:lang w:val="zh_TW" w:bidi="zh_TW"/>
-          </w:rPr>
-          <w:rPr>
-            <w:color w:val="0000EE"/>
-            <w:u w:val="single"/>
-          </w:rPr>
-          <w:t>13:15–33</w:t>
-        </w:r>
-      </w:hyperlink>
+      <w:r>
+        <w:rPr>
+          <w:lang w:val="zh_TW" w:bidi="zh_TW"/>
+        </w:rPr>
+        <w:t>13:15–33</w:t>
+      </w:r>
       <w:r>
         <w:rPr>
           <w:lang w:val="zh_TW" w:bidi="zh_TW"/>
@@ -18933,18 +17691,12 @@
         </w:rPr>
         <w:t>山地的迦南人現在害怕以色列，並允許二十一人（</w:t>
       </w:r>
-      <w:hyperlink r:id="rId201">
-        <w:r>
-          <w:rPr>
-            <w:lang w:val="zh_TW" w:bidi="zh_TW"/>
-          </w:rPr>
-          <w:rPr>
-            <w:color w:val="0000EE"/>
-            <w:u w:val="single"/>
-          </w:rPr>
-          <w:t>18:4</w:t>
-        </w:r>
-      </w:hyperlink>
+      <w:r>
+        <w:rPr>
+          <w:lang w:val="zh_TW" w:bidi="zh_TW"/>
+        </w:rPr>
+        <w:t>18:4</w:t>
+      </w:r>
       <w:r>
         <w:rPr>
           <w:lang w:val="zh_TW" w:bidi="zh_TW"/>
@@ -18969,18 +17721,12 @@
         </w:rPr>
         <w:t>寫在冊子上的冊子可能是一卷書卷，這可能是第</w:t>
       </w:r>
-      <w:hyperlink r:id="rId202">
-        <w:r>
-          <w:rPr>
-            <w:lang w:val="zh_TW" w:bidi="zh_TW"/>
-          </w:rPr>
-          <w:rPr>
-            <w:color w:val="0000EE"/>
-            <w:u w:val="single"/>
-          </w:rPr>
-          <w:t>18–19</w:t>
-        </w:r>
-      </w:hyperlink>
+      <w:r>
+        <w:rPr>
+          <w:lang w:val="zh_TW" w:bidi="zh_TW"/>
+        </w:rPr>
+        <w:t>18–19</w:t>
+      </w:r>
       <w:r>
         <w:rPr>
           <w:lang w:val="zh_TW" w:bidi="zh_TW"/>
@@ -19177,18 +17923,12 @@
         </w:rPr>
         <w:t>基列：</w:t>
       </w:r>
-      <w:hyperlink r:id="rId203">
-        <w:r>
-          <w:rPr>
-            <w:lang w:val="zh_TW" w:bidi="zh_TW"/>
-          </w:rPr>
-          <w:rPr>
-            <w:color w:val="0000EE"/>
-            <w:u w:val="single"/>
-          </w:rPr>
-          <w:t>18:14</w:t>
-        </w:r>
-      </w:hyperlink>
+      <w:r>
+        <w:rPr>
+          <w:lang w:val="zh_TW" w:bidi="zh_TW"/>
+        </w:rPr>
+        <w:t>18:14</w:t>
+      </w:r>
       <w:r>
         <w:rPr>
           <w:lang w:val="zh_TW" w:bidi="zh_TW"/>
@@ -19274,18 +18014,12 @@
         </w:rPr>
         <w:t>西緬是雅各和利亞所生的第二個兒子，比猶大年長。然而，因著他對示劍的暴力行為（</w:t>
       </w:r>
-      <w:hyperlink r:id="rId204">
-        <w:r>
-          <w:rPr>
-            <w:lang w:val="zh_TW" w:bidi="zh_TW"/>
-          </w:rPr>
-          <w:rPr>
-            <w:color w:val="0000EE"/>
-            <w:u w:val="single"/>
-          </w:rPr>
-          <w:t>創34:25–26</w:t>
-        </w:r>
-      </w:hyperlink>
+      <w:r>
+        <w:rPr>
+          <w:lang w:val="zh_TW" w:bidi="zh_TW"/>
+        </w:rPr>
+        <w:t>創34:25–26</w:t>
+      </w:r>
       <w:r>
         <w:rPr>
           <w:lang w:val="zh_TW" w:bidi="zh_TW"/>
@@ -19340,18 +18074,12 @@
         </w:rPr>
         <w:t>西緬支派所獲得的一些城鎮也屬於猶大支派的分地範圍，因為猶大的領地對他們來說太大了（參</w:t>
       </w:r>
-      <w:hyperlink r:id="rId205">
-        <w:r>
-          <w:rPr>
-            <w:lang w:val="zh_TW" w:bidi="zh_TW"/>
-          </w:rPr>
-          <w:rPr>
-            <w:color w:val="0000EE"/>
-            <w:u w:val="single"/>
-          </w:rPr>
-          <w:t>17:14–18</w:t>
-        </w:r>
-      </w:hyperlink>
+      <w:r>
+        <w:rPr>
+          <w:lang w:val="zh_TW" w:bidi="zh_TW"/>
+        </w:rPr>
+        <w:t>17:14–18</w:t>
+      </w:r>
       <w:r>
         <w:rPr>
           <w:lang w:val="zh_TW" w:bidi="zh_TW"/>
@@ -19550,18 +18278,12 @@
         </w:rPr>
         <w:t>迦特‧希弗是先知約拿的故鄉（</w:t>
       </w:r>
-      <w:hyperlink r:id="rId206">
-        <w:r>
-          <w:rPr>
-            <w:lang w:val="zh_TW" w:bidi="zh_TW"/>
-          </w:rPr>
-          <w:rPr>
-            <w:color w:val="0000EE"/>
-            <w:u w:val="single"/>
-          </w:rPr>
-          <w:t>王下14:25</w:t>
-        </w:r>
-      </w:hyperlink>
+      <w:r>
+        <w:rPr>
+          <w:lang w:val="zh_TW" w:bidi="zh_TW"/>
+        </w:rPr>
+        <w:t>王下14:25</w:t>
+      </w:r>
       <w:r>
         <w:rPr>
           <w:lang w:val="zh_TW" w:bidi="zh_TW"/>
@@ -19686,36 +18408,24 @@
         </w:rPr>
         <w:t>無論是按城鎮數量還是按其領地面積計算，西布倫都是所有支派中最小的。然而，耶穌成長的地方，新約聖經裏的村莊拿撒勒，就屬於西布倫支派的領地（</w:t>
       </w:r>
-      <w:hyperlink r:id="rId207">
-        <w:r>
-          <w:rPr>
-            <w:lang w:val="zh_TW" w:bidi="zh_TW"/>
-          </w:rPr>
-          <w:rPr>
-            <w:color w:val="0000EE"/>
-            <w:u w:val="single"/>
-          </w:rPr>
-          <w:t>太2:19–23</w:t>
-        </w:r>
-      </w:hyperlink>
+      <w:r>
+        <w:rPr>
+          <w:lang w:val="zh_TW" w:bidi="zh_TW"/>
+        </w:rPr>
+        <w:t>太2:19–23</w:t>
+      </w:r>
       <w:r>
         <w:rPr>
           <w:lang w:val="zh_TW" w:bidi="zh_TW"/>
         </w:rPr>
         <w:t>；</w:t>
       </w:r>
-      <w:hyperlink r:id="rId208">
-        <w:r>
-          <w:rPr>
-            <w:lang w:val="zh_TW" w:bidi="zh_TW"/>
-          </w:rPr>
-          <w:rPr>
-            <w:color w:val="0000EE"/>
-            <w:u w:val="single"/>
-          </w:rPr>
-          <w:t>4:13–16</w:t>
-        </w:r>
-      </w:hyperlink>
+      <w:r>
+        <w:rPr>
+          <w:lang w:val="zh_TW" w:bidi="zh_TW"/>
+        </w:rPr>
+        <w:t>4:13–16</w:t>
+      </w:r>
       <w:r>
         <w:rPr>
           <w:lang w:val="zh_TW" w:bidi="zh_TW"/>
@@ -19926,18 +18636,12 @@
         </w:rPr>
         <w:t>。夏瑣城位於拿弗他利的領地內，守護著那條路線的一部分。拿弗他利在</w:t>
       </w:r>
-      <w:hyperlink r:id="rId208">
-        <w:r>
-          <w:rPr>
-            <w:lang w:val="zh_TW" w:bidi="zh_TW"/>
-          </w:rPr>
-          <w:rPr>
-            <w:color w:val="0000EE"/>
-            <w:u w:val="single"/>
-          </w:rPr>
-          <w:t>馬太福音4章13至16節</w:t>
-        </w:r>
-      </w:hyperlink>
+      <w:r>
+        <w:rPr>
+          <w:lang w:val="zh_TW" w:bidi="zh_TW"/>
+        </w:rPr>
+        <w:t>馬太福音4章13至16節</w:t>
+      </w:r>
       <w:r>
         <w:rPr>
           <w:lang w:val="zh_TW" w:bidi="zh_TW"/>
@@ -20040,36 +18744,24 @@
         </w:rPr>
         <w:t>約書亞帶領以色列人進入迦南後約五十年，非利士人遷入南部沿海平原並佔領了亭拿和以革倫兩座城市（</w:t>
       </w:r>
-      <w:hyperlink r:id="rId209">
-        <w:r>
-          <w:rPr>
-            <w:lang w:val="zh_TW" w:bidi="zh_TW"/>
-          </w:rPr>
-          <w:rPr>
-            <w:color w:val="0000EE"/>
-            <w:u w:val="single"/>
-          </w:rPr>
-          <w:t>士14:1–2</w:t>
-        </w:r>
-      </w:hyperlink>
+      <w:r>
+        <w:rPr>
+          <w:lang w:val="zh_TW" w:bidi="zh_TW"/>
+        </w:rPr>
+        <w:t>士14:1–2</w:t>
+      </w:r>
       <w:r>
         <w:rPr>
           <w:lang w:val="zh_TW" w:bidi="zh_TW"/>
         </w:rPr>
         <w:t>；</w:t>
       </w:r>
-      <w:hyperlink r:id="rId210">
-        <w:r>
-          <w:rPr>
-            <w:lang w:val="zh_TW" w:bidi="zh_TW"/>
-          </w:rPr>
-          <w:rPr>
-            <w:color w:val="0000EE"/>
-            <w:u w:val="single"/>
-          </w:rPr>
-          <w:t>撒上5:1–10</w:t>
-        </w:r>
-      </w:hyperlink>
+      <w:r>
+        <w:rPr>
+          <w:lang w:val="zh_TW" w:bidi="zh_TW"/>
+        </w:rPr>
+        <w:t>撒上5:1–10</w:t>
+      </w:r>
       <w:r>
         <w:rPr>
           <w:lang w:val="zh_TW" w:bidi="zh_TW"/>
@@ -20155,18 +18847,12 @@
         </w:rPr>
         <w:t>，所以後來一群但人向北遷移到拉億（見</w:t>
       </w:r>
-      <w:hyperlink r:id="rId211">
-        <w:r>
-          <w:rPr>
-            <w:lang w:val="zh_TW" w:bidi="zh_TW"/>
-          </w:rPr>
-          <w:rPr>
-            <w:color w:val="0000EE"/>
-            <w:u w:val="single"/>
-          </w:rPr>
-          <w:t>士18</w:t>
-        </w:r>
-      </w:hyperlink>
+      <w:r>
+        <w:rPr>
+          <w:lang w:val="zh_TW" w:bidi="zh_TW"/>
+        </w:rPr>
+        <w:t>士18</w:t>
+      </w:r>
       <w:r>
         <w:rPr>
           <w:lang w:val="zh_TW" w:bidi="zh_TW"/>
@@ -20347,18 +19033,12 @@
         </w:rPr>
         <w:t>這些經文概述了關於逃城的律法（另見</w:t>
       </w:r>
-      <w:hyperlink r:id="rId212">
-        <w:r>
-          <w:rPr>
-            <w:lang w:val="zh_TW" w:bidi="zh_TW"/>
-          </w:rPr>
-          <w:rPr>
-            <w:color w:val="0000EE"/>
-            <w:u w:val="single"/>
-          </w:rPr>
-          <w:t>民35:6–34</w:t>
-        </w:r>
-      </w:hyperlink>
+      <w:r>
+        <w:rPr>
+          <w:lang w:val="zh_TW" w:bidi="zh_TW"/>
+        </w:rPr>
+        <w:t>民35:6–34</w:t>
+      </w:r>
       <w:r>
         <w:rPr>
           <w:lang w:val="zh_TW" w:bidi="zh_TW"/>
@@ -20575,72 +19255,48 @@
         </w:rPr>
         <w:t>應該獲得與本地以色列人同樣的公正待遇（見</w:t>
       </w:r>
-      <w:hyperlink r:id="rId213">
-        <w:r>
-          <w:rPr>
-            <w:lang w:val="zh_TW" w:bidi="zh_TW"/>
-          </w:rPr>
-          <w:rPr>
-            <w:color w:val="0000EE"/>
-            <w:u w:val="single"/>
-          </w:rPr>
-          <w:t>出22:21</w:t>
-        </w:r>
-      </w:hyperlink>
+      <w:r>
+        <w:rPr>
+          <w:lang w:val="zh_TW" w:bidi="zh_TW"/>
+        </w:rPr>
+        <w:t>出22:21</w:t>
+      </w:r>
       <w:r>
         <w:rPr>
           <w:lang w:val="zh_TW" w:bidi="zh_TW"/>
         </w:rPr>
         <w:t>；</w:t>
       </w:r>
-      <w:hyperlink r:id="rId214">
-        <w:r>
-          <w:rPr>
-            <w:lang w:val="zh_TW" w:bidi="zh_TW"/>
-          </w:rPr>
-          <w:rPr>
-            <w:color w:val="0000EE"/>
-            <w:u w:val="single"/>
-          </w:rPr>
-          <w:t>利19:33–34</w:t>
-        </w:r>
-      </w:hyperlink>
+      <w:r>
+        <w:rPr>
+          <w:lang w:val="zh_TW" w:bidi="zh_TW"/>
+        </w:rPr>
+        <w:t>利19:33–34</w:t>
+      </w:r>
       <w:r>
         <w:rPr>
           <w:lang w:val="zh_TW" w:bidi="zh_TW"/>
         </w:rPr>
         <w:t>，</w:t>
       </w:r>
-      <w:hyperlink r:id="rId215">
-        <w:r>
-          <w:rPr>
-            <w:lang w:val="zh_TW" w:bidi="zh_TW"/>
-          </w:rPr>
-          <w:rPr>
-            <w:color w:val="0000EE"/>
-            <w:u w:val="single"/>
-          </w:rPr>
-          <w:t>24:22</w:t>
-        </w:r>
-      </w:hyperlink>
+      <w:r>
+        <w:rPr>
+          <w:lang w:val="zh_TW" w:bidi="zh_TW"/>
+        </w:rPr>
+        <w:t>24:22</w:t>
+      </w:r>
       <w:r>
         <w:rPr>
           <w:lang w:val="zh_TW" w:bidi="zh_TW"/>
         </w:rPr>
         <w:t>；</w:t>
       </w:r>
-      <w:hyperlink r:id="rId216">
-        <w:r>
-          <w:rPr>
-            <w:lang w:val="zh_TW" w:bidi="zh_TW"/>
-          </w:rPr>
-          <w:rPr>
-            <w:color w:val="0000EE"/>
-            <w:u w:val="single"/>
-          </w:rPr>
-          <w:t>民15:15–16</w:t>
-        </w:r>
-      </w:hyperlink>
+      <w:r>
+        <w:rPr>
+          <w:lang w:val="zh_TW" w:bidi="zh_TW"/>
+        </w:rPr>
+        <w:t>民15:15–16</w:t>
+      </w:r>
       <w:r>
         <w:rPr>
           <w:lang w:val="zh_TW" w:bidi="zh_TW"/>
@@ -20755,18 +19411,12 @@
         </w:rPr>
         <w:t>耶和華藉著摩西吩咐：見</w:t>
       </w:r>
-      <w:hyperlink r:id="rId217">
-        <w:r>
-          <w:rPr>
-            <w:lang w:val="zh_TW" w:bidi="zh_TW"/>
-          </w:rPr>
-          <w:rPr>
-            <w:color w:val="0000EE"/>
-            <w:u w:val="single"/>
-          </w:rPr>
-          <w:t>民35:1–7</w:t>
-        </w:r>
-      </w:hyperlink>
+      <w:r>
+        <w:rPr>
+          <w:lang w:val="zh_TW" w:bidi="zh_TW"/>
+        </w:rPr>
+        <w:t>民35:1–7</w:t>
+      </w:r>
       <w:r>
         <w:rPr>
           <w:lang w:val="zh_TW" w:bidi="zh_TW"/>
@@ -21025,18 +19675,12 @@
         </w:rPr>
         <w:t>郊野是圍繞城邑的放牧地。這個詞在名單中反覆出現（</w:t>
       </w:r>
-      <w:hyperlink r:id="rId218">
-        <w:r>
-          <w:rPr>
-            <w:lang w:val="zh_TW" w:bidi="zh_TW"/>
-          </w:rPr>
-          <w:rPr>
-            <w:color w:val="0000EE"/>
-            <w:u w:val="single"/>
-          </w:rPr>
-          <w:t>21:8–42</w:t>
-        </w:r>
-      </w:hyperlink>
+      <w:r>
+        <w:rPr>
+          <w:lang w:val="zh_TW" w:bidi="zh_TW"/>
+        </w:rPr>
+        <w:t>21:8–42</w:t>
+      </w:r>
       <w:r>
         <w:rPr>
           <w:lang w:val="zh_TW" w:bidi="zh_TW"/>
@@ -21055,18 +19699,12 @@
         </w:rPr>
         <w:t>利未人可以使用每個利未城周圍的土地（</w:t>
       </w:r>
-      <w:hyperlink r:id="rId219">
-        <w:r>
-          <w:rPr>
-            <w:lang w:val="zh_TW" w:bidi="zh_TW"/>
-          </w:rPr>
-          <w:rPr>
-            <w:color w:val="0000EE"/>
-            <w:u w:val="single"/>
-          </w:rPr>
-          <w:t>民35:4–5</w:t>
-        </w:r>
-      </w:hyperlink>
+      <w:r>
+        <w:rPr>
+          <w:lang w:val="zh_TW" w:bidi="zh_TW"/>
+        </w:rPr>
+        <w:t>民35:4–5</w:t>
+      </w:r>
       <w:r>
         <w:rPr>
           <w:lang w:val="zh_TW" w:bidi="zh_TW"/>
@@ -21121,18 +19759,12 @@
         </w:rPr>
         <w:t>亞倫的後裔得了十三座城，哥轄族得了十座，革順的後裔得了十三座，米拉利族得了十二座。利未人的城共計四十八座。除了猶大有八座，西緬有一座，拿弗他利有三座以外，每個支派各有四座利未人的城。六座利未人的城同時也是逃城（</w:t>
       </w:r>
-      <w:hyperlink r:id="rId220">
-        <w:r>
-          <w:rPr>
-            <w:lang w:val="zh_TW" w:bidi="zh_TW"/>
-          </w:rPr>
-          <w:rPr>
-            <w:color w:val="0000EE"/>
-            <w:u w:val="single"/>
-          </w:rPr>
-          <w:t>20:7–8</w:t>
-        </w:r>
-      </w:hyperlink>
+      <w:r>
+        <w:rPr>
+          <w:lang w:val="zh_TW" w:bidi="zh_TW"/>
+        </w:rPr>
+        <w:t>20:7–8</w:t>
+      </w:r>
       <w:r>
         <w:rPr>
           <w:lang w:val="zh_TW" w:bidi="zh_TW"/>
@@ -21355,36 +19987,24 @@
         </w:rPr>
         <w:t xml:space="preserve">約書亞稱讚東部各支派，因他們忠實地服從了命令，履行了幫助以色列其它支派進入迦南地的承諾（見 </w:t>
       </w:r>
-      <w:hyperlink r:id="rId154">
-        <w:r>
-          <w:rPr>
-            <w:lang w:val="zh_TW" w:bidi="zh_TW"/>
-          </w:rPr>
-          <w:rPr>
-            <w:color w:val="0000EE"/>
-            <w:u w:val="single"/>
-          </w:rPr>
-          <w:t>1:12–18</w:t>
-        </w:r>
-      </w:hyperlink>
+      <w:r>
+        <w:rPr>
+          <w:lang w:val="zh_TW" w:bidi="zh_TW"/>
+        </w:rPr>
+        <w:t>1:12–18</w:t>
+      </w:r>
       <w:r>
         <w:rPr>
           <w:lang w:val="zh_TW" w:bidi="zh_TW"/>
         </w:rPr>
         <w:t>；</w:t>
       </w:r>
-      <w:hyperlink r:id="rId221">
-        <w:r>
-          <w:rPr>
-            <w:lang w:val="zh_TW" w:bidi="zh_TW"/>
-          </w:rPr>
-          <w:rPr>
-            <w:color w:val="0000EE"/>
-            <w:u w:val="single"/>
-          </w:rPr>
-          <w:t>民32:1–32</w:t>
-        </w:r>
-      </w:hyperlink>
+      <w:r>
+        <w:rPr>
+          <w:lang w:val="zh_TW" w:bidi="zh_TW"/>
+        </w:rPr>
+        <w:t>民32:1–32</w:t>
+      </w:r>
       <w:r>
         <w:rPr>
           <w:lang w:val="zh_TW" w:bidi="zh_TW"/>
@@ -21439,18 +20059,12 @@
         </w:rPr>
         <w:t>約書亞的話讓人想起神在征服之初對約書亞所說的話（</w:t>
       </w:r>
-      <w:hyperlink r:id="rId67">
-        <w:r>
-          <w:rPr>
-            <w:lang w:val="zh_TW" w:bidi="zh_TW"/>
-          </w:rPr>
-          <w:rPr>
-            <w:color w:val="0000EE"/>
-            <w:u w:val="single"/>
-          </w:rPr>
-          <w:t>1:1–9</w:t>
-        </w:r>
-      </w:hyperlink>
+      <w:r>
+        <w:rPr>
+          <w:lang w:val="zh_TW" w:bidi="zh_TW"/>
+        </w:rPr>
+        <w:t>1:1–9</w:t>
+      </w:r>
       <w:r>
         <w:rPr>
           <w:lang w:val="zh_TW" w:bidi="zh_TW"/>
@@ -21511,18 +20125,12 @@
         </w:rPr>
         <w:t>盡心盡性：見</w:t>
       </w:r>
-      <w:hyperlink r:id="rId222">
-        <w:r>
-          <w:rPr>
-            <w:lang w:val="zh_TW" w:bidi="zh_TW"/>
-          </w:rPr>
-          <w:rPr>
-            <w:color w:val="0000EE"/>
-            <w:u w:val="single"/>
-          </w:rPr>
-          <w:t>申6:5</w:t>
-        </w:r>
-      </w:hyperlink>
+      <w:r>
+        <w:rPr>
+          <w:lang w:val="zh_TW" w:bidi="zh_TW"/>
+        </w:rPr>
+        <w:t>申6:5</w:t>
+      </w:r>
       <w:r>
         <w:rPr>
           <w:lang w:val="zh_TW" w:bidi="zh_TW"/>
@@ -21870,36 +20478,24 @@
         </w:rPr>
         <w:t>西邊的支派們已準備開戰，因為他們認為另立祭壇違反了</w:t>
       </w:r>
-      <w:hyperlink r:id="rId223">
-        <w:r>
-          <w:rPr>
-            <w:lang w:val="zh_TW" w:bidi="zh_TW"/>
-          </w:rPr>
-          <w:rPr>
-            <w:color w:val="0000EE"/>
-            <w:u w:val="single"/>
-          </w:rPr>
-          <w:t>利17:8–9</w:t>
-        </w:r>
-      </w:hyperlink>
+      <w:r>
+        <w:rPr>
+          <w:lang w:val="zh_TW" w:bidi="zh_TW"/>
+        </w:rPr>
+        <w:t>利17:8–9</w:t>
+      </w:r>
       <w:r>
         <w:rPr>
           <w:lang w:val="zh_TW" w:bidi="zh_TW"/>
         </w:rPr>
         <w:t>和</w:t>
       </w:r>
-      <w:hyperlink r:id="rId224">
-        <w:r>
-          <w:rPr>
-            <w:lang w:val="zh_TW" w:bidi="zh_TW"/>
-          </w:rPr>
-          <w:rPr>
-            <w:color w:val="0000EE"/>
-            <w:u w:val="single"/>
-          </w:rPr>
-          <w:t>申13:12–15</w:t>
-        </w:r>
-      </w:hyperlink>
+      <w:r>
+        <w:rPr>
+          <w:lang w:val="zh_TW" w:bidi="zh_TW"/>
+        </w:rPr>
+        <w:t>申13:12–15</w:t>
+      </w:r>
       <w:r>
         <w:rPr>
           <w:lang w:val="zh_TW" w:bidi="zh_TW"/>
@@ -21958,18 +20554,12 @@
         </w:rPr>
         <w:t>打發……同去：差派代表，見</w:t>
       </w:r>
-      <w:hyperlink r:id="rId225">
-        <w:r>
-          <w:rPr>
-            <w:lang w:val="zh_TW" w:bidi="zh_TW"/>
-          </w:rPr>
-          <w:rPr>
-            <w:color w:val="0000EE"/>
-            <w:u w:val="single"/>
-          </w:rPr>
-          <w:t>申13:14</w:t>
-        </w:r>
-      </w:hyperlink>
+      <w:r>
+        <w:rPr>
+          <w:lang w:val="zh_TW" w:bidi="zh_TW"/>
+        </w:rPr>
+        <w:t>申13:14</w:t>
+      </w:r>
       <w:r>
         <w:rPr>
           <w:lang w:val="zh_TW" w:bidi="zh_TW"/>
@@ -22090,36 +20680,24 @@
         </w:rPr>
         <w:t>代表團直截了當、一針見血的陳述和質問，為了確保神的憤怒不會因像亞干的叛逆（</w:t>
       </w:r>
-      <w:hyperlink r:id="rId226">
-        <w:r>
-          <w:rPr>
-            <w:lang w:val="zh_TW" w:bidi="zh_TW"/>
-          </w:rPr>
-          <w:rPr>
-            <w:color w:val="0000EE"/>
-            <w:u w:val="single"/>
-          </w:rPr>
-          <w:t>7:1–15</w:t>
-        </w:r>
-      </w:hyperlink>
+      <w:r>
+        <w:rPr>
+          <w:lang w:val="zh_TW" w:bidi="zh_TW"/>
+        </w:rPr>
+        <w:t>7:1–15</w:t>
+      </w:r>
       <w:r>
         <w:rPr>
           <w:lang w:val="zh_TW" w:bidi="zh_TW"/>
         </w:rPr>
         <w:t>）或在巴力‧毗珥所發生的事件（</w:t>
       </w:r>
-      <w:hyperlink r:id="rId227">
-        <w:r>
-          <w:rPr>
-            <w:lang w:val="zh_TW" w:bidi="zh_TW"/>
-          </w:rPr>
-          <w:rPr>
-            <w:color w:val="0000EE"/>
-            <w:u w:val="single"/>
-          </w:rPr>
-          <w:t>民25</w:t>
-        </w:r>
-      </w:hyperlink>
+      <w:r>
+        <w:rPr>
+          <w:lang w:val="zh_TW" w:bidi="zh_TW"/>
+        </w:rPr>
+        <w:t>民25</w:t>
+      </w:r>
       <w:r>
         <w:rPr>
           <w:lang w:val="zh_TW" w:bidi="zh_TW"/>
@@ -22196,36 +20774,24 @@
         </w:rPr>
         <w:t>耶和華全會眾這樣說（字面意思是「耶和華全會眾如此說」而有些譯本譯為：全耶和華會眾要求知道）：使用「如此說」這種格式是傳達使者報告的典型開場方式（例如，</w:t>
       </w:r>
-      <w:hyperlink r:id="rId228">
-        <w:r>
-          <w:rPr>
-            <w:lang w:val="zh_TW" w:bidi="zh_TW"/>
-          </w:rPr>
-          <w:rPr>
-            <w:color w:val="0000EE"/>
-            <w:u w:val="single"/>
-          </w:rPr>
-          <w:t>拉1:2</w:t>
-        </w:r>
-      </w:hyperlink>
+      <w:r>
+        <w:rPr>
+          <w:lang w:val="zh_TW" w:bidi="zh_TW"/>
+        </w:rPr>
+        <w:t>拉1:2</w:t>
+      </w:r>
       <w:r>
         <w:rPr>
           <w:lang w:val="zh_TW" w:bidi="zh_TW"/>
         </w:rPr>
         <w:t>；</w:t>
       </w:r>
-      <w:hyperlink r:id="rId229">
-        <w:r>
-          <w:rPr>
-            <w:lang w:val="zh_TW" w:bidi="zh_TW"/>
-          </w:rPr>
-          <w:rPr>
-            <w:color w:val="0000EE"/>
-            <w:u w:val="single"/>
-          </w:rPr>
-          <w:t>賽28:16</w:t>
-        </w:r>
-      </w:hyperlink>
+      <w:r>
+        <w:rPr>
+          <w:lang w:val="zh_TW" w:bidi="zh_TW"/>
+        </w:rPr>
+        <w:t>賽28:16</w:t>
+      </w:r>
       <w:r>
         <w:rPr>
           <w:lang w:val="zh_TW" w:bidi="zh_TW"/>
@@ -22280,18 +20846,12 @@
         </w:rPr>
         <w:t>拜毗珥的罪孽是以色列人在摩押地犯下的偶像崇拜叛逆，那時正當他們即將進入應許地之際（</w:t>
       </w:r>
-      <w:hyperlink r:id="rId227">
-        <w:r>
-          <w:rPr>
-            <w:lang w:val="zh_TW" w:bidi="zh_TW"/>
-          </w:rPr>
-          <w:rPr>
-            <w:color w:val="0000EE"/>
-            <w:u w:val="single"/>
-          </w:rPr>
-          <w:t>民25</w:t>
-        </w:r>
-      </w:hyperlink>
+      <w:r>
+        <w:rPr>
+          <w:lang w:val="zh_TW" w:bidi="zh_TW"/>
+        </w:rPr>
+        <w:t>民25</w:t>
+      </w:r>
       <w:r>
         <w:rPr>
           <w:lang w:val="zh_TW" w:bidi="zh_TW"/>
@@ -22446,18 +21006,12 @@
         </w:rPr>
         <w:t xml:space="preserve">亞干：見第 </w:t>
       </w:r>
-      <w:hyperlink r:id="rId77">
-        <w:r>
-          <w:rPr>
-            <w:lang w:val="zh_TW" w:bidi="zh_TW"/>
-          </w:rPr>
-          <w:rPr>
-            <w:color w:val="0000EE"/>
-            <w:u w:val="single"/>
-          </w:rPr>
-          <w:t>7</w:t>
-        </w:r>
-      </w:hyperlink>
+      <w:r>
+        <w:rPr>
+          <w:lang w:val="zh_TW" w:bidi="zh_TW"/>
+        </w:rPr>
+        <w:t>7</w:t>
+      </w:r>
       <w:r>
         <w:rPr>
           <w:lang w:val="zh_TW" w:bidi="zh_TW"/>
@@ -22642,18 +21196,12 @@
         </w:rPr>
         <w:t>獻祭的規定包括了燔祭、素祭或平安祭（</w:t>
       </w:r>
-      <w:hyperlink r:id="rId230">
-        <w:r>
-          <w:rPr>
-            <w:lang w:val="zh_TW" w:bidi="zh_TW"/>
-          </w:rPr>
-          <w:rPr>
-            <w:color w:val="0000EE"/>
-            <w:u w:val="single"/>
-          </w:rPr>
-          <w:t>利1–3</w:t>
-        </w:r>
-      </w:hyperlink>
+      <w:r>
+        <w:rPr>
+          <w:lang w:val="zh_TW" w:bidi="zh_TW"/>
+        </w:rPr>
+        <w:t>利1–3</w:t>
+      </w:r>
       <w:r>
         <w:rPr>
           <w:lang w:val="zh_TW" w:bidi="zh_TW"/>
@@ -22877,18 +21425,12 @@
         </w:rPr>
         <w:t xml:space="preserve"> （</w:t>
       </w:r>
-      <w:hyperlink r:id="rId231">
-        <w:r>
-          <w:rPr>
-            <w:lang w:val="zh_TW" w:bidi="zh_TW"/>
-          </w:rPr>
-          <w:rPr>
-            <w:color w:val="0000EE"/>
-            <w:u w:val="single"/>
-          </w:rPr>
-          <w:t>民25:11</w:t>
-        </w:r>
-      </w:hyperlink>
+      <w:r>
+        <w:rPr>
+          <w:lang w:val="zh_TW" w:bidi="zh_TW"/>
+        </w:rPr>
+        <w:t>民25:11</w:t>
+      </w:r>
       <w:r>
         <w:rPr>
           <w:lang w:val="zh_TW" w:bidi="zh_TW"/>
@@ -23087,18 +21629,12 @@
         </w:rPr>
         <w:t>以色列的領袖們經歷了神向他們和他們的敵人所做的一切。在這些比約書亞更長壽的領袖們還在世的時候，以色列人持續對神保持忠心（</w:t>
       </w:r>
-      <w:hyperlink r:id="rId232">
-        <w:r>
-          <w:rPr>
-            <w:lang w:val="zh_TW" w:bidi="zh_TW"/>
-          </w:rPr>
-          <w:rPr>
-            <w:color w:val="0000EE"/>
-            <w:u w:val="single"/>
-          </w:rPr>
-          <w:t>士2:7</w:t>
-        </w:r>
-      </w:hyperlink>
+      <w:r>
+        <w:rPr>
+          <w:lang w:val="zh_TW" w:bidi="zh_TW"/>
+        </w:rPr>
+        <w:t>士2:7</w:t>
+      </w:r>
       <w:r>
         <w:rPr>
           <w:lang w:val="zh_TW" w:bidi="zh_TW"/>
@@ -23153,36 +21689,24 @@
         </w:rPr>
         <w:t>約書亞分配給各支派的一些土地仍未被征服。以色列逐步佔領這些土地有其生態上的原因（見</w:t>
       </w:r>
-      <w:hyperlink r:id="rId233">
-        <w:r>
-          <w:rPr>
-            <w:lang w:val="zh_TW" w:bidi="zh_TW"/>
-          </w:rPr>
-          <w:rPr>
-            <w:color w:val="0000EE"/>
-            <w:u w:val="single"/>
-          </w:rPr>
-          <w:t>出23:29–30</w:t>
-        </w:r>
-      </w:hyperlink>
+      <w:r>
+        <w:rPr>
+          <w:lang w:val="zh_TW" w:bidi="zh_TW"/>
+        </w:rPr>
+        <w:t>出23:29–30</w:t>
+      </w:r>
       <w:r>
         <w:rPr>
           <w:lang w:val="zh_TW" w:bidi="zh_TW"/>
         </w:rPr>
         <w:t>）、軍事上的原因（見</w:t>
       </w:r>
-      <w:hyperlink r:id="rId234">
-        <w:r>
-          <w:rPr>
-            <w:lang w:val="zh_TW" w:bidi="zh_TW"/>
-          </w:rPr>
-          <w:rPr>
-            <w:color w:val="0000EE"/>
-            <w:u w:val="single"/>
-          </w:rPr>
-          <w:t>士1:19</w:t>
-        </w:r>
-      </w:hyperlink>
+      <w:r>
+        <w:rPr>
+          <w:lang w:val="zh_TW" w:bidi="zh_TW"/>
+        </w:rPr>
+        <w:t>士1:19</w:t>
+      </w:r>
       <w:r>
         <w:rPr>
           <w:lang w:val="zh_TW" w:bidi="zh_TW"/>
@@ -23201,18 +21725,12 @@
         </w:rPr>
         <w:t>（見</w:t>
       </w:r>
-      <w:hyperlink r:id="rId235">
-        <w:r>
-          <w:rPr>
-            <w:lang w:val="zh_TW" w:bidi="zh_TW"/>
-          </w:rPr>
-          <w:rPr>
-            <w:color w:val="0000EE"/>
-            <w:u w:val="single"/>
-          </w:rPr>
-          <w:t>士2:20–3:4</w:t>
-        </w:r>
-      </w:hyperlink>
+      <w:r>
+        <w:rPr>
+          <w:lang w:val="zh_TW" w:bidi="zh_TW"/>
+        </w:rPr>
+        <w:t>士2:20–3:4</w:t>
+      </w:r>
       <w:r>
         <w:rPr>
           <w:lang w:val="zh_TW" w:bidi="zh_TW"/>
@@ -23231,18 +21749,12 @@
         </w:rPr>
         <w:t>。約書亞知道這是一個真實的危險（</w:t>
       </w:r>
-      <w:hyperlink r:id="rId236">
-        <w:r>
-          <w:rPr>
-            <w:lang w:val="zh_TW" w:bidi="zh_TW"/>
-          </w:rPr>
-          <w:rPr>
-            <w:color w:val="0000EE"/>
-            <w:u w:val="single"/>
-          </w:rPr>
-          <w:t>書23:15–16</w:t>
-        </w:r>
-      </w:hyperlink>
+      <w:r>
+        <w:rPr>
+          <w:lang w:val="zh_TW" w:bidi="zh_TW"/>
+        </w:rPr>
+        <w:t>書23:15–16</w:t>
+      </w:r>
       <w:r>
         <w:rPr>
           <w:lang w:val="zh_TW" w:bidi="zh_TW"/>
@@ -23417,36 +21929,24 @@
         </w:rPr>
         <w:t>緊緊地依附或熱切地倚靠神（和合本譯為「專靠」耶和華——你們的神），能使人對偏離去隨從別神的誘惑毫無反應。這個動詞也用來描述男人與妻子緊密結合（</w:t>
       </w:r>
-      <w:hyperlink r:id="rId237">
-        <w:r>
-          <w:rPr>
-            <w:lang w:val="zh_TW" w:bidi="zh_TW"/>
-          </w:rPr>
-          <w:rPr>
-            <w:color w:val="0000EE"/>
-            <w:u w:val="single"/>
-          </w:rPr>
-          <w:t>創2:24</w:t>
-        </w:r>
-      </w:hyperlink>
+      <w:r>
+        <w:rPr>
+          <w:lang w:val="zh_TW" w:bidi="zh_TW"/>
+        </w:rPr>
+        <w:t>創2:24</w:t>
+      </w:r>
       <w:r>
         <w:rPr>
           <w:lang w:val="zh_TW" w:bidi="zh_TW"/>
         </w:rPr>
         <w:t>）和路得緊緊的跟隨拿俄米（</w:t>
       </w:r>
-      <w:hyperlink r:id="rId238">
-        <w:r>
-          <w:rPr>
-            <w:lang w:val="zh_TW" w:bidi="zh_TW"/>
-          </w:rPr>
-          <w:rPr>
-            <w:color w:val="0000EE"/>
-            <w:u w:val="single"/>
-          </w:rPr>
-          <w:t>得1:14</w:t>
-        </w:r>
-      </w:hyperlink>
+      <w:r>
+        <w:rPr>
+          <w:lang w:val="zh_TW" w:bidi="zh_TW"/>
+        </w:rPr>
+        <w:t>得1:14</w:t>
+      </w:r>
       <w:r>
         <w:rPr>
           <w:lang w:val="zh_TW" w:bidi="zh_TW"/>
@@ -23501,36 +22001,24 @@
         </w:rPr>
         <w:t>又大又強的國民的例子包括亞衲族人（</w:t>
       </w:r>
-      <w:hyperlink r:id="rId239">
-        <w:r>
-          <w:rPr>
-            <w:lang w:val="zh_TW" w:bidi="zh_TW"/>
-          </w:rPr>
-          <w:rPr>
-            <w:color w:val="0000EE"/>
-            <w:u w:val="single"/>
-          </w:rPr>
-          <w:t>11:21–22</w:t>
-        </w:r>
-      </w:hyperlink>
+      <w:r>
+        <w:rPr>
+          <w:lang w:val="zh_TW" w:bidi="zh_TW"/>
+        </w:rPr>
+        <w:t>11:21–22</w:t>
+      </w:r>
       <w:r>
         <w:rPr>
           <w:lang w:val="zh_TW" w:bidi="zh_TW"/>
         </w:rPr>
         <w:t>）和夏瑣城（</w:t>
       </w:r>
-      <w:hyperlink r:id="rId99">
-        <w:r>
-          <w:rPr>
-            <w:lang w:val="zh_TW" w:bidi="zh_TW"/>
-          </w:rPr>
-          <w:rPr>
-            <w:color w:val="0000EE"/>
-            <w:u w:val="single"/>
-          </w:rPr>
-          <w:t>11:10</w:t>
-        </w:r>
-      </w:hyperlink>
+      <w:r>
+        <w:rPr>
+          <w:lang w:val="zh_TW" w:bidi="zh_TW"/>
+        </w:rPr>
+        <w:t>11:10</w:t>
+      </w:r>
       <w:r>
         <w:rPr>
           <w:lang w:val="zh_TW" w:bidi="zh_TW"/>
@@ -23585,18 +22073,12 @@
         </w:rPr>
         <w:t>神……為你們爭戰：正如神過去為以色列人爭戰（例如，</w:t>
       </w:r>
-      <w:hyperlink r:id="rId240">
-        <w:r>
-          <w:rPr>
-            <w:lang w:val="zh_TW" w:bidi="zh_TW"/>
-          </w:rPr>
-          <w:rPr>
-            <w:color w:val="0000EE"/>
-            <w:u w:val="single"/>
-          </w:rPr>
-          <w:t>10:11–14</w:t>
-        </w:r>
-      </w:hyperlink>
+      <w:r>
+        <w:rPr>
+          <w:lang w:val="zh_TW" w:bidi="zh_TW"/>
+        </w:rPr>
+        <w:t>10:11–14</w:t>
+      </w:r>
       <w:r>
         <w:rPr>
           <w:lang w:val="zh_TW" w:bidi="zh_TW"/>
@@ -23705,72 +22187,48 @@
         </w:rPr>
         <w:t>約書亞警告神的子民不可與多神信仰的鄰族通婚，因為如此親密的關係會使以色列人偏離正道（</w:t>
       </w:r>
-      <w:hyperlink r:id="rId241">
-        <w:r>
-          <w:rPr>
-            <w:lang w:val="zh_TW" w:bidi="zh_TW"/>
-          </w:rPr>
-          <w:rPr>
-            <w:color w:val="0000EE"/>
-            <w:u w:val="single"/>
-          </w:rPr>
-          <w:t>申7:3–4</w:t>
-        </w:r>
-      </w:hyperlink>
+      <w:r>
+        <w:rPr>
+          <w:lang w:val="zh_TW" w:bidi="zh_TW"/>
+        </w:rPr>
+        <w:t>申7:3–4</w:t>
+      </w:r>
       <w:r>
         <w:rPr>
           <w:lang w:val="zh_TW" w:bidi="zh_TW"/>
         </w:rPr>
         <w:t>）。然而，渴望敬拜耶和華並歸附神子民的迦南人是受接納的（</w:t>
       </w:r>
-      <w:hyperlink r:id="rId242">
-        <w:r>
-          <w:rPr>
-            <w:lang w:val="zh_TW" w:bidi="zh_TW"/>
-          </w:rPr>
-          <w:rPr>
-            <w:color w:val="0000EE"/>
-            <w:u w:val="single"/>
-          </w:rPr>
-          <w:t>書6:25</w:t>
-        </w:r>
-      </w:hyperlink>
+      <w:r>
+        <w:rPr>
+          <w:lang w:val="zh_TW" w:bidi="zh_TW"/>
+        </w:rPr>
+        <w:t>書6:25</w:t>
+      </w:r>
       <w:r>
         <w:rPr>
           <w:lang w:val="zh_TW" w:bidi="zh_TW"/>
         </w:rPr>
         <w:t>；</w:t>
       </w:r>
-      <w:hyperlink r:id="rId243">
-        <w:r>
-          <w:rPr>
-            <w:lang w:val="zh_TW" w:bidi="zh_TW"/>
-          </w:rPr>
-          <w:rPr>
-            <w:color w:val="0000EE"/>
-            <w:u w:val="single"/>
-          </w:rPr>
-          <w:t>得4:10</w:t>
-        </w:r>
-      </w:hyperlink>
+      <w:r>
+        <w:rPr>
+          <w:lang w:val="zh_TW" w:bidi="zh_TW"/>
+        </w:rPr>
+        <w:t>得4:10</w:t>
+      </w:r>
       <w:r>
         <w:rPr>
           <w:lang w:val="zh_TW" w:bidi="zh_TW"/>
         </w:rPr>
         <w:t xml:space="preserve">）。神禁止通婚的理由並不在於種族、語言或族裔，而是關乎對耶和華的忠誠（參 </w:t>
       </w:r>
-      <w:hyperlink r:id="rId244">
-        <w:r>
-          <w:rPr>
-            <w:lang w:val="zh_TW" w:bidi="zh_TW"/>
-          </w:rPr>
-          <w:rPr>
-            <w:color w:val="0000EE"/>
-            <w:u w:val="single"/>
-          </w:rPr>
-          <w:t>林後6:14–15</w:t>
-        </w:r>
-      </w:hyperlink>
+      <w:r>
+        <w:rPr>
+          <w:lang w:val="zh_TW" w:bidi="zh_TW"/>
+        </w:rPr>
+        <w:t>林後6:14–15</w:t>
+      </w:r>
       <w:r>
         <w:rPr>
           <w:lang w:val="zh_TW" w:bidi="zh_TW"/>
@@ -23949,18 +22407,12 @@
         </w:rPr>
         <w:t>神已經祝福了以色列人，如果他們背離祂，祂也必定會懲罰他們。約書亞對背道的警告具有預言性；以色列確實背離了神，而神也沒有趕出剩下的迦南人（</w:t>
       </w:r>
-      <w:hyperlink r:id="rId245">
-        <w:r>
-          <w:rPr>
-            <w:lang w:val="zh_TW" w:bidi="zh_TW"/>
-          </w:rPr>
-          <w:rPr>
-            <w:color w:val="0000EE"/>
-            <w:u w:val="single"/>
-          </w:rPr>
-          <w:t>士2:20–23</w:t>
-        </w:r>
-      </w:hyperlink>
+      <w:r>
+        <w:rPr>
+          <w:lang w:val="zh_TW" w:bidi="zh_TW"/>
+        </w:rPr>
+        <w:t>士2:20–23</w:t>
+      </w:r>
       <w:r>
         <w:rPr>
           <w:lang w:val="zh_TW" w:bidi="zh_TW"/>
@@ -24015,18 +22467,12 @@
         </w:rPr>
         <w:t>示劍是以色列進入迦南地後不久首次重申聖約的地點（見</w:t>
       </w:r>
-      <w:hyperlink r:id="rId246">
-        <w:r>
-          <w:rPr>
-            <w:lang w:val="zh_TW" w:bidi="zh_TW"/>
-          </w:rPr>
-          <w:rPr>
-            <w:color w:val="0000EE"/>
-            <w:u w:val="single"/>
-          </w:rPr>
-          <w:t>8:30–35</w:t>
-        </w:r>
-      </w:hyperlink>
+      <w:r>
+        <w:rPr>
+          <w:lang w:val="zh_TW" w:bidi="zh_TW"/>
+        </w:rPr>
+        <w:t>8:30–35</w:t>
+      </w:r>
       <w:r>
         <w:rPr>
           <w:lang w:val="zh_TW" w:bidi="zh_TW"/>
@@ -24141,126 +22587,84 @@
         </w:rPr>
         <w:t>在形式和內容上，這份盟約聲明類似於古代近東的宗主國-附庸條約。它以序言開始（</w:t>
       </w:r>
-      <w:hyperlink r:id="rId247">
-        <w:r>
-          <w:rPr>
-            <w:lang w:val="zh_TW" w:bidi="zh_TW"/>
-          </w:rPr>
-          <w:rPr>
-            <w:color w:val="0000EE"/>
-            <w:u w:val="single"/>
-          </w:rPr>
-          <w:t>24:2</w:t>
-        </w:r>
-      </w:hyperlink>
+      <w:r>
+        <w:rPr>
+          <w:lang w:val="zh_TW" w:bidi="zh_TW"/>
+        </w:rPr>
+        <w:t>24:2</w:t>
+      </w:r>
       <w:r>
         <w:rPr>
           <w:lang w:val="zh_TW" w:bidi="zh_TW"/>
         </w:rPr>
         <w:t>），接著是歷史引言，講述宗主國（神）對百姓所施的恩惠（</w:t>
       </w:r>
-      <w:hyperlink r:id="rId248">
-        <w:r>
-          <w:rPr>
-            <w:lang w:val="zh_TW" w:bidi="zh_TW"/>
-          </w:rPr>
-          <w:rPr>
-            <w:color w:val="0000EE"/>
-            <w:u w:val="single"/>
-          </w:rPr>
-          <w:t>24:3–13</w:t>
-        </w:r>
-      </w:hyperlink>
+      <w:r>
+        <w:rPr>
+          <w:lang w:val="zh_TW" w:bidi="zh_TW"/>
+        </w:rPr>
+        <w:t>24:3–13</w:t>
+      </w:r>
       <w:r>
         <w:rPr>
           <w:lang w:val="zh_TW" w:bidi="zh_TW"/>
         </w:rPr>
         <w:t>），然後是約的規定條款（</w:t>
       </w:r>
-      <w:hyperlink r:id="rId249">
-        <w:r>
-          <w:rPr>
-            <w:lang w:val="zh_TW" w:bidi="zh_TW"/>
-          </w:rPr>
-          <w:rPr>
-            <w:color w:val="0000EE"/>
-            <w:u w:val="single"/>
-          </w:rPr>
-          <w:t>24:14–15</w:t>
-        </w:r>
-      </w:hyperlink>
+      <w:r>
+        <w:rPr>
+          <w:lang w:val="zh_TW" w:bidi="zh_TW"/>
+        </w:rPr>
+        <w:t>24:14–15</w:t>
+      </w:r>
       <w:r>
         <w:rPr>
           <w:lang w:val="zh_TW" w:bidi="zh_TW"/>
         </w:rPr>
         <w:t>）以及違約帶來的詛咒和遵守帶來的祝福（</w:t>
       </w:r>
-      <w:hyperlink r:id="rId250">
-        <w:r>
-          <w:rPr>
-            <w:lang w:val="zh_TW" w:bidi="zh_TW"/>
-          </w:rPr>
-          <w:rPr>
-            <w:color w:val="0000EE"/>
-            <w:u w:val="single"/>
-          </w:rPr>
-          <w:t>24:19–20</w:t>
-        </w:r>
-      </w:hyperlink>
+      <w:r>
+        <w:rPr>
+          <w:lang w:val="zh_TW" w:bidi="zh_TW"/>
+        </w:rPr>
+        <w:t>24:19–20</w:t>
+      </w:r>
       <w:r>
         <w:rPr>
           <w:lang w:val="zh_TW" w:bidi="zh_TW"/>
         </w:rPr>
         <w:t>）。接下來指出文本應存放的位置，以便定期閱讀和更新（隱含於</w:t>
       </w:r>
-      <w:hyperlink r:id="rId251">
-        <w:r>
-          <w:rPr>
-            <w:lang w:val="zh_TW" w:bidi="zh_TW"/>
-          </w:rPr>
-          <w:rPr>
-            <w:color w:val="0000EE"/>
-            <w:u w:val="single"/>
-          </w:rPr>
-          <w:t>24:26</w:t>
-        </w:r>
-      </w:hyperlink>
+      <w:r>
+        <w:rPr>
+          <w:lang w:val="zh_TW" w:bidi="zh_TW"/>
+        </w:rPr>
+        <w:t>24:26</w:t>
+      </w:r>
       <w:r>
         <w:rPr>
           <w:lang w:val="zh_TW" w:bidi="zh_TW"/>
         </w:rPr>
         <w:t>），同時也列出了盟約的見證人（</w:t>
       </w:r>
-      <w:hyperlink r:id="rId252">
-        <w:r>
-          <w:rPr>
-            <w:lang w:val="zh_TW" w:bidi="zh_TW"/>
-          </w:rPr>
-          <w:rPr>
-            <w:color w:val="0000EE"/>
-            <w:u w:val="single"/>
-          </w:rPr>
-          <w:t>24:22</w:t>
-        </w:r>
-      </w:hyperlink>
+      <w:r>
+        <w:rPr>
+          <w:lang w:val="zh_TW" w:bidi="zh_TW"/>
+        </w:rPr>
+        <w:t>24:22</w:t>
+      </w:r>
       <w:r>
         <w:rPr>
           <w:lang w:val="zh_TW" w:bidi="zh_TW"/>
         </w:rPr>
         <w:t>、</w:t>
       </w:r>
-      <w:hyperlink r:id="rId253">
-        <w:r>
-          <w:rPr>
-            <w:lang w:val="zh_TW" w:bidi="zh_TW"/>
-          </w:rPr>
-          <w:rPr>
-            <w:color w:val="0000EE"/>
-            <w:u w:val="single"/>
-          </w:rPr>
-          <w:t>27</w:t>
-        </w:r>
-      </w:hyperlink>
+      <w:r>
+        <w:rPr>
+          <w:lang w:val="zh_TW" w:bidi="zh_TW"/>
+        </w:rPr>
+        <w:t>27</w:t>
+      </w:r>
       <w:r>
         <w:rPr>
           <w:lang w:val="zh_TW" w:bidi="zh_TW"/>
@@ -24327,18 +22731,12 @@
         </w:rPr>
         <w:t>他拉：見</w:t>
       </w:r>
-      <w:hyperlink r:id="rId254">
-        <w:r>
-          <w:rPr>
-            <w:lang w:val="zh_TW" w:bidi="zh_TW"/>
-          </w:rPr>
-          <w:rPr>
-            <w:color w:val="0000EE"/>
-            <w:u w:val="single"/>
-          </w:rPr>
-          <w:t>創11:27–32</w:t>
-        </w:r>
-      </w:hyperlink>
+      <w:r>
+        <w:rPr>
+          <w:lang w:val="zh_TW" w:bidi="zh_TW"/>
+        </w:rPr>
+        <w:t>創11:27–32</w:t>
+      </w:r>
       <w:r>
         <w:rPr>
           <w:lang w:val="zh_TW" w:bidi="zh_TW"/>
@@ -24397,18 +22795,12 @@
         </w:rPr>
         <w:t>亞伯拉罕與他的父親他拉住在美索不達米亞的哈蘭，位於幼發拉底河以外（</w:t>
       </w:r>
-      <w:hyperlink r:id="rId255">
-        <w:r>
-          <w:rPr>
-            <w:lang w:val="zh_TW" w:bidi="zh_TW"/>
-          </w:rPr>
-          <w:rPr>
-            <w:color w:val="0000EE"/>
-            <w:u w:val="single"/>
-          </w:rPr>
-          <w:t>創11:31–32</w:t>
-        </w:r>
-      </w:hyperlink>
+      <w:r>
+        <w:rPr>
+          <w:lang w:val="zh_TW" w:bidi="zh_TW"/>
+        </w:rPr>
+        <w:t>創11:31–32</w:t>
+      </w:r>
       <w:r>
         <w:rPr>
           <w:lang w:val="zh_TW" w:bidi="zh_TW"/>
@@ -24433,18 +22825,12 @@
         </w:rPr>
         <w:t>領他走遍迦南全地：見</w:t>
       </w:r>
-      <w:hyperlink r:id="rId256">
-        <w:r>
-          <w:rPr>
-            <w:lang w:val="zh_TW" w:bidi="zh_TW"/>
-          </w:rPr>
-          <w:rPr>
-            <w:color w:val="0000EE"/>
-            <w:u w:val="single"/>
-          </w:rPr>
-          <w:t>創12:1–9</w:t>
-        </w:r>
-      </w:hyperlink>
+      <w:r>
+        <w:rPr>
+          <w:lang w:val="zh_TW" w:bidi="zh_TW"/>
+        </w:rPr>
+        <w:t>創12:1–9</w:t>
+      </w:r>
       <w:r>
         <w:rPr>
           <w:lang w:val="zh_TW" w:bidi="zh_TW"/>
@@ -24557,18 +22943,12 @@
         </w:rPr>
         <w:t>雅各和以掃：見</w:t>
       </w:r>
-      <w:hyperlink r:id="rId257">
-        <w:r>
-          <w:rPr>
-            <w:lang w:val="zh_TW" w:bidi="zh_TW"/>
-          </w:rPr>
-          <w:rPr>
-            <w:color w:val="0000EE"/>
-            <w:u w:val="single"/>
-          </w:rPr>
-          <w:t>創25:19–26</w:t>
-        </w:r>
-      </w:hyperlink>
+      <w:r>
+        <w:rPr>
+          <w:lang w:val="zh_TW" w:bidi="zh_TW"/>
+        </w:rPr>
+        <w:t>創25:19–26</w:t>
+      </w:r>
       <w:r>
         <w:rPr>
           <w:lang w:val="zh_TW" w:bidi="zh_TW"/>
@@ -24593,18 +22973,12 @@
         </w:rPr>
         <w:t>西珥山位於以東的中心，是以掃後裔的家鄉（</w:t>
       </w:r>
-      <w:hyperlink r:id="rId258">
-        <w:r>
-          <w:rPr>
-            <w:lang w:val="zh_TW" w:bidi="zh_TW"/>
-          </w:rPr>
-          <w:rPr>
-            <w:color w:val="0000EE"/>
-            <w:u w:val="single"/>
-          </w:rPr>
-          <w:t>創36:8–9</w:t>
-        </w:r>
-      </w:hyperlink>
+      <w:r>
+        <w:rPr>
+          <w:lang w:val="zh_TW" w:bidi="zh_TW"/>
+        </w:rPr>
+        <w:t>創36:8–9</w:t>
+      </w:r>
       <w:r>
         <w:rPr>
           <w:lang w:val="zh_TW" w:bidi="zh_TW"/>
@@ -24815,18 +23189,12 @@
         </w:rPr>
         <w:t>亞摩利人所住之地：見</w:t>
       </w:r>
-      <w:hyperlink r:id="rId39">
-        <w:r>
-          <w:rPr>
-            <w:lang w:val="zh_TW" w:bidi="zh_TW"/>
-          </w:rPr>
-          <w:rPr>
-            <w:color w:val="0000EE"/>
-            <w:u w:val="single"/>
-          </w:rPr>
-          <w:t>民21:21–35</w:t>
-        </w:r>
-      </w:hyperlink>
+      <w:r>
+        <w:rPr>
+          <w:lang w:val="zh_TW" w:bidi="zh_TW"/>
+        </w:rPr>
+        <w:t>民21:21–35</w:t>
+      </w:r>
       <w:r>
         <w:rPr>
           <w:lang w:val="zh_TW" w:bidi="zh_TW"/>
@@ -24881,36 +23249,24 @@
         </w:rPr>
         <w:t xml:space="preserve">見 </w:t>
       </w:r>
-      <w:hyperlink r:id="rId162">
-        <w:r>
-          <w:rPr>
-            <w:lang w:val="zh_TW" w:bidi="zh_TW"/>
-          </w:rPr>
-          <w:rPr>
-            <w:color w:val="0000EE"/>
-            <w:u w:val="single"/>
-          </w:rPr>
-          <w:t>民22–25</w:t>
-        </w:r>
-      </w:hyperlink>
+      <w:r>
+        <w:rPr>
+          <w:lang w:val="zh_TW" w:bidi="zh_TW"/>
+        </w:rPr>
+        <w:t>民22–25</w:t>
+      </w:r>
       <w:r>
         <w:rPr>
           <w:lang w:val="zh_TW" w:bidi="zh_TW"/>
         </w:rPr>
         <w:t>，</w:t>
       </w:r>
-      <w:hyperlink r:id="rId259">
-        <w:r>
-          <w:rPr>
-            <w:lang w:val="zh_TW" w:bidi="zh_TW"/>
-          </w:rPr>
-          <w:rPr>
-            <w:color w:val="0000EE"/>
-            <w:u w:val="single"/>
-          </w:rPr>
-          <w:t>31:1–54</w:t>
-        </w:r>
-      </w:hyperlink>
+      <w:r>
+        <w:rPr>
+          <w:lang w:val="zh_TW" w:bidi="zh_TW"/>
+        </w:rPr>
+        <w:t>31:1–54</w:t>
+      </w:r>
       <w:r>
         <w:rPr>
           <w:lang w:val="zh_TW" w:bidi="zh_TW"/>
@@ -25887,18 +24243,12 @@
         </w:rPr>
         <w:t>亭拿‧西拉：見</w:t>
       </w:r>
-      <w:hyperlink r:id="rId166">
-        <w:r>
-          <w:rPr>
-            <w:lang w:val="zh_TW" w:bidi="zh_TW"/>
-          </w:rPr>
-          <w:rPr>
-            <w:color w:val="0000EE"/>
-            <w:u w:val="single"/>
-          </w:rPr>
-          <w:t>19:49–51</w:t>
-        </w:r>
-      </w:hyperlink>
+      <w:r>
+        <w:rPr>
+          <w:lang w:val="zh_TW" w:bidi="zh_TW"/>
+        </w:rPr>
+        <w:t>19:49–51</w:t>
+      </w:r>
       <w:r>
         <w:rPr>
           <w:lang w:val="zh_TW" w:bidi="zh_TW"/>
@@ -26005,36 +24355,24 @@
         </w:rPr>
         <w:t>以色列將約瑟的骸骨從埃及帶出，經過多年旅程，進入迦南，以履行約瑟最後的遺願，將他葬在神應許給以色列的土地上（</w:t>
       </w:r>
-      <w:hyperlink r:id="rId260">
-        <w:r>
-          <w:rPr>
-            <w:lang w:val="zh_TW" w:bidi="zh_TW"/>
-          </w:rPr>
-          <w:rPr>
-            <w:color w:val="0000EE"/>
-            <w:u w:val="single"/>
-          </w:rPr>
-          <w:t>創50:25</w:t>
-        </w:r>
-      </w:hyperlink>
+      <w:r>
+        <w:rPr>
+          <w:lang w:val="zh_TW" w:bidi="zh_TW"/>
+        </w:rPr>
+        <w:t>創50:25</w:t>
+      </w:r>
       <w:r>
         <w:rPr>
           <w:lang w:val="zh_TW" w:bidi="zh_TW"/>
         </w:rPr>
         <w:t>；</w:t>
       </w:r>
-      <w:hyperlink r:id="rId261">
-        <w:r>
-          <w:rPr>
-            <w:lang w:val="zh_TW" w:bidi="zh_TW"/>
-          </w:rPr>
-          <w:rPr>
-            <w:color w:val="0000EE"/>
-            <w:u w:val="single"/>
-          </w:rPr>
-          <w:t>出13:19</w:t>
-        </w:r>
-      </w:hyperlink>
+      <w:r>
+        <w:rPr>
+          <w:lang w:val="zh_TW" w:bidi="zh_TW"/>
+        </w:rPr>
+        <w:t>出13:19</w:t>
+      </w:r>
       <w:r>
         <w:rPr>
           <w:lang w:val="zh_TW" w:bidi="zh_TW"/>
